--- a/doc/docx - format/04_ThietKeHLD.docx
+++ b/doc/docx - format/04_ThietKeHLD.docx
@@ -1,23 +1,58 @@
 
 <file path=word/document.xml><?xml version="1.0" encoding="utf-8"?>
-<w:document xmlns:wpc="http://schemas.microsoft.com/office/word/2010/wordprocessingCanvas" xmlns:mc="http://schemas.openxmlformats.org/markup-compatibility/2006" xmlns:o="urn:schemas-microsoft-com:office:office" xmlns:r="http://schemas.openxmlformats.org/officeDocument/2006/relationships" xmlns:m="http://schemas.openxmlformats.org/officeDocument/2006/math" xmlns:v="urn:schemas-microsoft-com:vml" xmlns:wp14="http://schemas.microsoft.com/office/word/2010/wordprocessingDrawing" xmlns:wp="http://schemas.openxmlformats.org/drawingml/2006/wordprocessingDrawing" xmlns:w10="urn:schemas-microsoft-com:office:word" xmlns:w="http://schemas.openxmlformats.org/wordprocessingml/2006/main" xmlns:w14="http://schemas.microsoft.com/office/word/2010/wordml" xmlns:w15="http://schemas.microsoft.com/office/word/2012/wordml" xmlns:wpg="http://schemas.microsoft.com/office/word/2010/wordprocessingGroup" xmlns:wpi="http://schemas.microsoft.com/office/word/2010/wordprocessingInk" xmlns:wne="http://schemas.microsoft.com/office/word/2006/wordml" xmlns:wps="http://schemas.microsoft.com/office/word/2010/wordprocessingShape" xmlns:cx="http://schemas.microsoft.com/office/drawing/2014/chartex" xmlns:cx1="http://schemas.microsoft.com/office/drawing/2015/9/8/chartex" xmlns:cx2="http://schemas.microsoft.com/office/drawing/2015/10/21/chartex" xmlns:cx3="http://schemas.microsoft.com/office/drawing/2016/5/9/chartex" xmlns:cx4="http://schemas.microsoft.com/office/drawing/2016/5/10/chartex" xmlns:cx5="http://schemas.microsoft.com/office/drawing/2016/5/11/chartex" xmlns:cx6="http://schemas.microsoft.com/office/drawing/2016/5/12/chartex" xmlns:cx7="http://schemas.microsoft.com/office/drawing/2016/5/13/chartex" xmlns:cx8="http://schemas.microsoft.com/office/drawing/2016/5/14/chartex" xmlns:aink="http://schemas.microsoft.com/office/drawing/2016/ink" xmlns:am3d="http://schemas.microsoft.com/office/drawing/2017/model3d" xmlns:w16cex="http://schemas.microsoft.com/office/word/2018/wordml/cex" xmlns:w16cid="http://schemas.microsoft.com/office/word/2016/wordml/cid" xmlns:w16="http://schemas.microsoft.com/office/word/2018/wordml" xmlns:w16sdtdh="http://schemas.microsoft.com/office/word/2020/wordml/sdtdatahash" xmlns:w16se="http://schemas.microsoft.com/office/word/2015/wordml/symex" mc:Ignorable="w14 w15 wp14">
+<w:document xmlns:wpc="http://schemas.microsoft.com/office/word/2010/wordprocessingCanvas" xmlns:cx="http://schemas.microsoft.com/office/drawing/2014/chartex" xmlns:cx1="http://schemas.microsoft.com/office/drawing/2015/9/8/chartex" xmlns:cx2="http://schemas.microsoft.com/office/drawing/2015/10/21/chartex" xmlns:cx3="http://schemas.microsoft.com/office/drawing/2016/5/9/chartex" xmlns:cx4="http://schemas.microsoft.com/office/drawing/2016/5/10/chartex" xmlns:cx5="http://schemas.microsoft.com/office/drawing/2016/5/11/chartex" xmlns:cx6="http://schemas.microsoft.com/office/drawing/2016/5/12/chartex" xmlns:cx7="http://schemas.microsoft.com/office/drawing/2016/5/13/chartex" xmlns:cx8="http://schemas.microsoft.com/office/drawing/2016/5/14/chartex" xmlns:mc="http://schemas.openxmlformats.org/markup-compatibility/2006" xmlns:aink="http://schemas.microsoft.com/office/drawing/2016/ink" xmlns:am3d="http://schemas.microsoft.com/office/drawing/2017/model3d" xmlns:o="urn:schemas-microsoft-com:office:office" xmlns:oel="http://schemas.microsoft.com/office/2019/extlst" xmlns:r="http://schemas.openxmlformats.org/officeDocument/2006/relationships" xmlns:m="http://schemas.openxmlformats.org/officeDocument/2006/math" xmlns:v="urn:schemas-microsoft-com:vml" xmlns:wp14="http://schemas.microsoft.com/office/word/2010/wordprocessingDrawing" xmlns:wp="http://schemas.openxmlformats.org/drawingml/2006/wordprocessingDrawing" xmlns:w10="urn:schemas-microsoft-com:office:word" xmlns:w="http://schemas.openxmlformats.org/wordprocessingml/2006/main" xmlns:w14="http://schemas.microsoft.com/office/word/2010/wordml" xmlns:w15="http://schemas.microsoft.com/office/word/2012/wordml" xmlns:w16cex="http://schemas.microsoft.com/office/word/2018/wordml/cex" xmlns:w16cid="http://schemas.microsoft.com/office/word/2016/wordml/cid" xmlns:w16="http://schemas.microsoft.com/office/word/2018/wordml" xmlns:w16du="http://schemas.microsoft.com/office/word/2023/wordml/word16du" xmlns:w16sdtdh="http://schemas.microsoft.com/office/word/2020/wordml/sdtdatahash" xmlns:w16sdtfl="http://schemas.microsoft.com/office/word/2024/wordml/sdtformatlock" xmlns:w16se="http://schemas.microsoft.com/office/word/2015/wordml/symex" xmlns:wpg="http://schemas.microsoft.com/office/word/2010/wordprocessingGroup" xmlns:wpi="http://schemas.microsoft.com/office/word/2010/wordprocessingInk" xmlns:wne="http://schemas.microsoft.com/office/word/2006/wordml" xmlns:wps="http://schemas.microsoft.com/office/word/2010/wordprocessingShape" mc:Ignorable="w14 w15 w16se w16cid w16 w16cex w16sdtdh w16sdtfl w16du wp14">
   <w:body>
     <w:p>
       <w:pPr>
-        <w:pStyle w:val="Heading1"/>
         <w:pStyle w:val="MdHeading1"/>
       </w:pPr>
       <w:r>
-        <w:t xml:space="preserve">TÀI LIỆU THIẾT KẾ CẤP CAO (HLD - High-Level Design)</w:t>
-      </w:r>
-    </w:p>
-    <w:p>
-      <w:pPr>
-        <w:pStyle w:val="Heading2"/>
+        <w:t>TÀI LIỆU THIẾT KẾ CẤP CAO (HLD - High-Level Design)</w:t>
+      </w:r>
+    </w:p>
+    <w:p>
+      <w:pPr>
+        <w:pStyle w:val="MdParagraph"/>
+      </w:pPr>
+      <w:r>
+        <w:rPr>
+          <w:rStyle w:val="MdStrong"/>
+        </w:rPr>
+        <w:t>Nhóm thực hiện:</w:t>
+      </w:r>
+      <w:r>
+        <w:t xml:space="preserve"> Thủy Lợi N5 </w:t>
+      </w:r>
+      <w:r>
+        <w:rPr>
+          <w:rStyle w:val="MdStrong"/>
+        </w:rPr>
+        <w:t>Môn học:</w:t>
+      </w:r>
+      <w:r>
+        <w:t xml:space="preserve"> Công Nghệ Phần Mềm</w:t>
+      </w:r>
+    </w:p>
+    <w:p>
+      <w:pPr>
+        <w:pStyle w:val="MdParagraph"/>
+      </w:pPr>
+      <w:r>
+        <w:rPr>
+          <w:rStyle w:val="MdStrong"/>
+        </w:rPr>
+        <w:t>Soạn thảo:</w:t>
+      </w:r>
+      <w:r>
+        <w:t xml:space="preserve"> Trần Khánh Trang, 32CNTT21 </w:t>
+      </w:r>
+    </w:p>
+    <w:p>
+      <w:pPr>
         <w:pStyle w:val="MdHeading2"/>
       </w:pPr>
       <w:r>
-        <w:t xml:space="preserve">1. Kiến trúc Hệ thống (Architecture)</w:t>
+        <w:t>1. Kiến trúc Hệ thống (Architecture)</w:t>
       </w:r>
     </w:p>
     <w:p>
@@ -30,10 +65,8 @@
       <w:r>
         <w:rPr>
           <w:rStyle w:val="MdStrong"/>
-          <w:b/>
-          <w:bCs/>
-        </w:rPr>
-        <w:t xml:space="preserve">Client-Server Architecture</w:t>
+        </w:rPr>
+        <w:t>Client-Server Architecture</w:t>
       </w:r>
       <w:r>
         <w:t xml:space="preserve"> (Kiến trúc Khách - Chủ) tiêu chuẩn. Việc giao tiếp giữa UI trên trình duyệt người dùng và Máy chủ đều tuân thủ qua định tuyến </w:t>
@@ -41,10 +74,8 @@
       <w:r>
         <w:rPr>
           <w:rStyle w:val="MdStrong"/>
-          <w:b/>
-          <w:bCs/>
-        </w:rPr>
-        <w:t xml:space="preserve">RESTful APIs</w:t>
+        </w:rPr>
+        <w:t>RESTful APIs</w:t>
       </w:r>
       <w:r>
         <w:t xml:space="preserve"> (Chuẩn giao thức gửi và nhận dữ liệu an toàn trên diện rộng của Internet).</w:t>
@@ -60,7 +91,7 @@
         <w:pStyle w:val="MdCode"/>
       </w:pPr>
       <w:r>
-        <w:t xml:space="preserve">graph TD</w:t>
+        <w:t>graph TD</w:t>
       </w:r>
       <w:r>
         <w:br/>
@@ -82,11 +113,10 @@
     </w:p>
     <w:p>
       <w:pPr>
-        <w:pStyle w:val="Heading3"/>
         <w:pStyle w:val="MdHeading3"/>
       </w:pPr>
       <w:r>
-        <w:t xml:space="preserve">1.1 Tầng Frontend (ReactJS/SPA)</w:t>
+        <w:t>1.1 Tầng Frontend (ReactJS/SPA)</w:t>
       </w:r>
     </w:p>
     <w:p>
@@ -94,7 +124,7 @@
         <w:pStyle w:val="MdParagraph"/>
       </w:pPr>
       <w:r>
-        <w:t xml:space="preserve">Tuân theo mô hình phân lớp Component - Caching - Global State:</w:t>
+        <w:t>Tuân theo mô hình phân lớp Component - Caching - Global State:</w:t>
       </w:r>
     </w:p>
     <w:p>
@@ -104,7 +134,6 @@
     </w:p>
     <w:p>
       <w:pPr>
-        <w:pStyle w:val="ListParagraph"/>
         <w:pStyle w:val="MdListItem"/>
         <w:numPr>
           <w:ilvl w:val="0"/>
@@ -114,10 +143,8 @@
       <w:r>
         <w:rPr>
           <w:rStyle w:val="MdStrong"/>
-          <w:b/>
-          <w:bCs/>
-        </w:rPr>
-        <w:t xml:space="preserve">Components:</w:t>
+        </w:rPr>
+        <w:t>Components:</w:t>
       </w:r>
       <w:r>
         <w:t xml:space="preserve"> Các "Viên gạch" đồ họa chia nhỏ, có tính tái sử dụng cao như Giao diện một nút bấm, Menu phía trên (Header).</w:t>
@@ -125,7 +152,6 @@
     </w:p>
     <w:p>
       <w:pPr>
-        <w:pStyle w:val="ListParagraph"/>
         <w:pStyle w:val="MdListItem"/>
         <w:numPr>
           <w:ilvl w:val="0"/>
@@ -135,10 +161,8 @@
       <w:r>
         <w:rPr>
           <w:rStyle w:val="MdStrong"/>
-          <w:b/>
-          <w:bCs/>
-        </w:rPr>
-        <w:t xml:space="preserve">Pages (Trang):</w:t>
+        </w:rPr>
+        <w:t>Pages (Trang):</w:t>
       </w:r>
       <w:r>
         <w:t xml:space="preserve"> Tập hợp trọn vẹn các thành phần màn hình độc lập như Trang Chủ, Trang Chi Tiết Sản Phẩm.</w:t>
@@ -146,7 +170,6 @@
     </w:p>
     <w:p>
       <w:pPr>
-        <w:pStyle w:val="ListParagraph"/>
         <w:pStyle w:val="MdListItem"/>
         <w:numPr>
           <w:ilvl w:val="0"/>
@@ -156,10 +179,8 @@
       <w:r>
         <w:rPr>
           <w:rStyle w:val="MdStrong"/>
-          <w:b/>
-          <w:bCs/>
-        </w:rPr>
-        <w:t xml:space="preserve">Redux/Toolkit:</w:t>
+        </w:rPr>
+        <w:t>Redux/Toolkit:</w:t>
       </w:r>
       <w:r>
         <w:t xml:space="preserve"> Kho tàng lưu trữ trạng thái toàn cục tránh việc truyền props quá sâu (Prop Drilling).</w:t>
@@ -167,7 +188,6 @@
     </w:p>
     <w:p>
       <w:pPr>
-        <w:pStyle w:val="ListParagraph"/>
         <w:pStyle w:val="MdListItem"/>
         <w:numPr>
           <w:ilvl w:val="0"/>
@@ -177,10 +197,8 @@
       <w:r>
         <w:rPr>
           <w:rStyle w:val="MdStrong"/>
-          <w:b/>
-          <w:bCs/>
-        </w:rPr>
-        <w:t xml:space="preserve">React Query:</w:t>
+        </w:rPr>
+        <w:t>React Query:</w:t>
       </w:r>
       <w:r>
         <w:t xml:space="preserve"> Quản lý state của API, tự động Caching và Refetching dữ liệu giúp web mượt hơn.</w:t>
@@ -198,10 +216,8 @@
       <w:r>
         <w:rPr>
           <w:rStyle w:val="MdStrong"/>
-          <w:b/>
-          <w:bCs/>
-        </w:rPr>
-        <w:t xml:space="preserve">Sơ đồ Khối Frontend (Component Diagram):</w:t>
+        </w:rPr>
+        <w:t>Sơ đồ Khối Frontend (Component Diagram):</w:t>
       </w:r>
     </w:p>
     <w:p>
@@ -214,7 +230,7 @@
         <w:pStyle w:val="MdCode"/>
       </w:pPr>
       <w:r>
-        <w:t xml:space="preserve">graph TD</w:t>
+        <w:t>graph TD</w:t>
       </w:r>
       <w:r>
         <w:br/>
@@ -252,11 +268,10 @@
     </w:p>
     <w:p>
       <w:pPr>
-        <w:pStyle w:val="Heading3"/>
         <w:pStyle w:val="MdHeading3"/>
       </w:pPr>
       <w:r>
-        <w:t xml:space="preserve">1.2 Tầng Backend (Logical Server)</w:t>
+        <w:t>1.2 Tầng Backend (Logical Server)</w:t>
       </w:r>
     </w:p>
     <w:p>
@@ -269,13 +284,11 @@
       <w:r>
         <w:rPr>
           <w:rStyle w:val="MdStrong"/>
-          <w:b/>
-          <w:bCs/>
-        </w:rPr>
-        <w:t xml:space="preserve">Route -&gt; Controller -&gt; Service Model</w:t>
-      </w:r>
-      <w:r>
-        <w:t xml:space="preserve">. Cắt giảm phụ thuộc code logic chồng chéo:</w:t>
+        </w:rPr>
+        <w:t>Route -&gt; Controller -&gt; Service Model</w:t>
+      </w:r>
+      <w:r>
+        <w:t>. Cắt giảm phụ thuộc code logic chồng chéo:</w:t>
       </w:r>
     </w:p>
     <w:p>
@@ -285,7 +298,6 @@
     </w:p>
     <w:p>
       <w:pPr>
-        <w:pStyle w:val="ListParagraph"/>
         <w:pStyle w:val="MdListItem"/>
         <w:numPr>
           <w:ilvl w:val="0"/>
@@ -295,27 +307,22 @@
       <w:r>
         <w:rPr>
           <w:rStyle w:val="MdStrong"/>
+        </w:rPr>
+        <w:t>Routes (</w:t>
+      </w:r>
+      <w:r>
+        <w:rPr>
           <w:b/>
           <w:bCs/>
-        </w:rPr>
-        <w:t xml:space="preserve">Routes (</w:t>
-      </w:r>
-      <w:r>
-        <w:rPr>
-          <w:rStyle w:val="MdCode"/>
-          <w:b/>
-          <w:bCs/>
-          <w:u w:val="single"/>
-        </w:rPr>
-        <w:t xml:space="preserve">src/routes</w:t>
+          <w:u w:val="single"/>
+        </w:rPr>
+        <w:t>src/routes</w:t>
       </w:r>
       <w:r>
         <w:rPr>
           <w:rStyle w:val="MdStrong"/>
-          <w:b/>
-          <w:bCs/>
-        </w:rPr>
-        <w:t xml:space="preserve">):</w:t>
+        </w:rPr>
+        <w:t>):</w:t>
       </w:r>
       <w:r>
         <w:t xml:space="preserve"> Định tuyến URL endpoint từ các HTTP methods (GET, POST, PUT, DELETE). Routing check Auth tại đây.</w:t>
@@ -323,7 +330,6 @@
     </w:p>
     <w:p>
       <w:pPr>
-        <w:pStyle w:val="ListParagraph"/>
         <w:pStyle w:val="MdListItem"/>
         <w:numPr>
           <w:ilvl w:val="0"/>
@@ -333,27 +339,22 @@
       <w:r>
         <w:rPr>
           <w:rStyle w:val="MdStrong"/>
+        </w:rPr>
+        <w:t>Controllers (</w:t>
+      </w:r>
+      <w:r>
+        <w:rPr>
           <w:b/>
           <w:bCs/>
-        </w:rPr>
-        <w:t xml:space="preserve">Controllers (</w:t>
-      </w:r>
-      <w:r>
-        <w:rPr>
-          <w:rStyle w:val="MdCode"/>
-          <w:b/>
-          <w:bCs/>
-          <w:u w:val="single"/>
-        </w:rPr>
-        <w:t xml:space="preserve">src/controllers</w:t>
+          <w:u w:val="single"/>
+        </w:rPr>
+        <w:t>src/controllers</w:t>
       </w:r>
       <w:r>
         <w:rPr>
           <w:rStyle w:val="MdStrong"/>
-          <w:b/>
-          <w:bCs/>
-        </w:rPr>
-        <w:t xml:space="preserve">):</w:t>
+        </w:rPr>
+        <w:t>):</w:t>
       </w:r>
       <w:r>
         <w:t xml:space="preserve"> Xử lý input từ client gửi lên (Req.body, Req.params), điều phối kết quả trả về đúng format Response (JSON).</w:t>
@@ -361,7 +362,6 @@
     </w:p>
     <w:p>
       <w:pPr>
-        <w:pStyle w:val="ListParagraph"/>
         <w:pStyle w:val="MdListItem"/>
         <w:numPr>
           <w:ilvl w:val="0"/>
@@ -371,27 +371,22 @@
       <w:r>
         <w:rPr>
           <w:rStyle w:val="MdStrong"/>
+        </w:rPr>
+        <w:t>Services (</w:t>
+      </w:r>
+      <w:r>
+        <w:rPr>
           <w:b/>
           <w:bCs/>
-        </w:rPr>
-        <w:t xml:space="preserve">Services (</w:t>
-      </w:r>
-      <w:r>
-        <w:rPr>
-          <w:rStyle w:val="MdCode"/>
-          <w:b/>
-          <w:bCs/>
-          <w:u w:val="single"/>
-        </w:rPr>
-        <w:t xml:space="preserve">src/services</w:t>
+          <w:u w:val="single"/>
+        </w:rPr>
+        <w:t>src/services</w:t>
       </w:r>
       <w:r>
         <w:rPr>
           <w:rStyle w:val="MdStrong"/>
-          <w:b/>
-          <w:bCs/>
-        </w:rPr>
-        <w:t xml:space="preserve">):</w:t>
+        </w:rPr>
+        <w:t>):</w:t>
       </w:r>
       <w:r>
         <w:t xml:space="preserve"> Khối lõi logic nghiệp vụ sâu (logic tính toán doanh thu, mã hóa, transaction).</w:t>
@@ -399,7 +394,6 @@
     </w:p>
     <w:p>
       <w:pPr>
-        <w:pStyle w:val="ListParagraph"/>
         <w:pStyle w:val="MdListItem"/>
         <w:numPr>
           <w:ilvl w:val="0"/>
@@ -409,27 +403,22 @@
       <w:r>
         <w:rPr>
           <w:rStyle w:val="MdStrong"/>
+        </w:rPr>
+        <w:t>Models (</w:t>
+      </w:r>
+      <w:r>
+        <w:rPr>
           <w:b/>
           <w:bCs/>
-        </w:rPr>
-        <w:t xml:space="preserve">Models (</w:t>
-      </w:r>
-      <w:r>
-        <w:rPr>
-          <w:rStyle w:val="MdCode"/>
-          <w:b/>
-          <w:bCs/>
-          <w:u w:val="single"/>
-        </w:rPr>
-        <w:t xml:space="preserve">src/models</w:t>
+          <w:u w:val="single"/>
+        </w:rPr>
+        <w:t>src/models</w:t>
       </w:r>
       <w:r>
         <w:rPr>
           <w:rStyle w:val="MdStrong"/>
-          <w:b/>
-          <w:bCs/>
-        </w:rPr>
-        <w:t xml:space="preserve">):</w:t>
+        </w:rPr>
+        <w:t>):</w:t>
       </w:r>
       <w:r>
         <w:t xml:space="preserve"> Khai báo schema chuẩn từ Mongoose ánh xạ vào các Collection riêng tại MongoDB.</w:t>
@@ -442,11 +431,10 @@
     </w:p>
     <w:p>
       <w:pPr>
-        <w:pStyle w:val="Heading3"/>
         <w:pStyle w:val="MdHeading3"/>
       </w:pPr>
       <w:r>
-        <w:t xml:space="preserve">1.3 Môi trường Triển khai (Deployment Architecture)</w:t>
+        <w:t>1.3 Môi trường Triển khai (Deployment Architecture)</w:t>
       </w:r>
     </w:p>
     <w:p>
@@ -454,7 +442,7 @@
         <w:pStyle w:val="MdCode"/>
       </w:pPr>
       <w:r>
-        <w:t xml:space="preserve">graph LR</w:t>
+        <w:t>graph LR</w:t>
       </w:r>
       <w:r>
         <w:br/>
@@ -480,11 +468,10 @@
     </w:p>
     <w:p>
       <w:pPr>
-        <w:pStyle w:val="Heading2"/>
         <w:pStyle w:val="MdHeading2"/>
       </w:pPr>
       <w:r>
-        <w:t xml:space="preserve">2. Thiết kế Cơ sở Dữ liệu (Database Schema / Entities)</w:t>
+        <w:t>2. Thiết kế Cơ sở Dữ liệu (Database Schema / Entities)</w:t>
       </w:r>
     </w:p>
     <w:p>
@@ -492,7 +479,7 @@
         <w:pStyle w:val="MdParagraph"/>
       </w:pPr>
       <w:r>
-        <w:t xml:space="preserve">Hệ thống sử dụng MongoDB là Cơ sở dữ liệu phi quan hệ (NoSQL), do đó các bản ghi được lưu dưới dạng "Tài liệu" (Documents / JSON Object) rất linh hoạt thay vì ép vào khung Dạng bảng (Tables) cứng nhắc như SQL truyền thống. Dưới đây là Sơ đồ quan hệ thực thể (ERD) và cấu trúc cốt lõi:</w:t>
+        <w:t>Hệ thống sử dụng MongoDB là Cơ sở dữ liệu phi quan hệ (NoSQL), do đó các bản ghi được lưu dưới dạng "Tài liệu" (Documents / JSON Object) rất linh hoạt thay vì ép vào khung Dạng bảng (Tables) cứng nhắc như SQL truyền thống. Dưới đây là Sơ đồ quan hệ thực thể (ERD) và cấu trúc cốt lõi:</w:t>
       </w:r>
     </w:p>
     <w:p>
@@ -502,11 +489,10 @@
     </w:p>
     <w:p>
       <w:pPr>
-        <w:pStyle w:val="Heading3"/>
         <w:pStyle w:val="MdHeading3"/>
       </w:pPr>
       <w:r>
-        <w:t xml:space="preserve">2.1 Sơ đồ Quan hệ Thực thể (ERD)</w:t>
+        <w:t>2.1 Sơ đồ Quan hệ Thực thể (ERD)</w:t>
       </w:r>
     </w:p>
     <w:p>
@@ -514,7 +500,7 @@
         <w:pStyle w:val="MdCode"/>
       </w:pPr>
       <w:r>
-        <w:t xml:space="preserve">erDiagram</w:t>
+        <w:t>erDiagram</w:t>
       </w:r>
       <w:r>
         <w:br/>
@@ -562,6 +548,9 @@
       </w:r>
       <w:r>
         <w:br/>
+      </w:r>
+      <w:r>
+        <w:lastRenderedPageBreak/>
         <w:t xml:space="preserve">    }</w:t>
       </w:r>
       <w:r>
@@ -668,7 +657,6 @@
     </w:p>
     <w:p>
       <w:pPr>
-        <w:pStyle w:val="Heading3"/>
         <w:pStyle w:val="MdHeading3"/>
       </w:pPr>
       <w:r>
@@ -676,10 +664,9 @@
       </w:r>
       <w:r>
         <w:rPr>
-          <w:rStyle w:val="MdCode"/>
-          <w:u w:val="single"/>
-        </w:rPr>
-        <w:t xml:space="preserve">User</w:t>
+          <w:u w:val="single"/>
+        </w:rPr>
+        <w:t>User</w:t>
       </w:r>
       <w:r>
         <w:t xml:space="preserve"> (Tài khoản)</w:t>
@@ -687,7 +674,6 @@
     </w:p>
     <w:p>
       <w:pPr>
-        <w:pStyle w:val="ListParagraph"/>
         <w:pStyle w:val="MdListItem"/>
         <w:numPr>
           <w:ilvl w:val="0"/>
@@ -696,18 +682,16 @@
       </w:pPr>
       <w:r>
         <w:rPr>
-          <w:rStyle w:val="MdCode"/>
-          <w:u w:val="single"/>
-        </w:rPr>
-        <w:t xml:space="preserve">_id</w:t>
-      </w:r>
-      <w:r>
-        <w:t xml:space="preserve">: ObjectID</w:t>
-      </w:r>
-    </w:p>
-    <w:p>
-      <w:pPr>
-        <w:pStyle w:val="ListParagraph"/>
+          <w:u w:val="single"/>
+        </w:rPr>
+        <w:t>_id</w:t>
+      </w:r>
+      <w:r>
+        <w:t>: ObjectID</w:t>
+      </w:r>
+    </w:p>
+    <w:p>
+      <w:pPr>
         <w:pStyle w:val="MdListItem"/>
         <w:numPr>
           <w:ilvl w:val="0"/>
@@ -716,18 +700,16 @@
       </w:pPr>
       <w:r>
         <w:rPr>
-          <w:rStyle w:val="MdCode"/>
-          <w:u w:val="single"/>
-        </w:rPr>
-        <w:t xml:space="preserve">name</w:t>
-      </w:r>
-      <w:r>
-        <w:t xml:space="preserve">: String (Required)</w:t>
-      </w:r>
-    </w:p>
-    <w:p>
-      <w:pPr>
-        <w:pStyle w:val="ListParagraph"/>
+          <w:u w:val="single"/>
+        </w:rPr>
+        <w:t>name</w:t>
+      </w:r>
+      <w:r>
+        <w:t>: String (Required)</w:t>
+      </w:r>
+    </w:p>
+    <w:p>
+      <w:pPr>
         <w:pStyle w:val="MdListItem"/>
         <w:numPr>
           <w:ilvl w:val="0"/>
@@ -736,18 +718,16 @@
       </w:pPr>
       <w:r>
         <w:rPr>
-          <w:rStyle w:val="MdCode"/>
-          <w:u w:val="single"/>
-        </w:rPr>
-        <w:t xml:space="preserve">email</w:t>
-      </w:r>
-      <w:r>
-        <w:t xml:space="preserve">: String (Required + Unique)</w:t>
-      </w:r>
-    </w:p>
-    <w:p>
-      <w:pPr>
-        <w:pStyle w:val="ListParagraph"/>
+          <w:u w:val="single"/>
+        </w:rPr>
+        <w:t>email</w:t>
+      </w:r>
+      <w:r>
+        <w:t>: String (Required + Unique)</w:t>
+      </w:r>
+    </w:p>
+    <w:p>
+      <w:pPr>
         <w:pStyle w:val="MdListItem"/>
         <w:numPr>
           <w:ilvl w:val="0"/>
@@ -756,18 +736,16 @@
       </w:pPr>
       <w:r>
         <w:rPr>
-          <w:rStyle w:val="MdCode"/>
-          <w:u w:val="single"/>
-        </w:rPr>
-        <w:t xml:space="preserve">password</w:t>
-      </w:r>
-      <w:r>
-        <w:t xml:space="preserve">: String (Required, được Hash BCrypt)</w:t>
-      </w:r>
-    </w:p>
-    <w:p>
-      <w:pPr>
-        <w:pStyle w:val="ListParagraph"/>
+          <w:u w:val="single"/>
+        </w:rPr>
+        <w:t>password</w:t>
+      </w:r>
+      <w:r>
+        <w:t>: String (Required, được Hash BCrypt)</w:t>
+      </w:r>
+    </w:p>
+    <w:p>
+      <w:pPr>
         <w:pStyle w:val="MdListItem"/>
         <w:numPr>
           <w:ilvl w:val="0"/>
@@ -776,18 +754,16 @@
       </w:pPr>
       <w:r>
         <w:rPr>
-          <w:rStyle w:val="MdCode"/>
-          <w:u w:val="single"/>
-        </w:rPr>
-        <w:t xml:space="preserve">isAdmin</w:t>
-      </w:r>
-      <w:r>
-        <w:t xml:space="preserve">: Boolean (Default false)</w:t>
-      </w:r>
-    </w:p>
-    <w:p>
-      <w:pPr>
-        <w:pStyle w:val="ListParagraph"/>
+          <w:u w:val="single"/>
+        </w:rPr>
+        <w:t>isAdmin</w:t>
+      </w:r>
+      <w:r>
+        <w:t>: Boolean (Default false)</w:t>
+      </w:r>
+    </w:p>
+    <w:p>
+      <w:pPr>
         <w:pStyle w:val="MdListItem"/>
         <w:numPr>
           <w:ilvl w:val="0"/>
@@ -796,18 +772,16 @@
       </w:pPr>
       <w:r>
         <w:rPr>
-          <w:rStyle w:val="MdCode"/>
-          <w:u w:val="single"/>
-        </w:rPr>
-        <w:t xml:space="preserve">phone</w:t>
-      </w:r>
-      <w:r>
-        <w:t xml:space="preserve">: String</w:t>
-      </w:r>
-    </w:p>
-    <w:p>
-      <w:pPr>
-        <w:pStyle w:val="ListParagraph"/>
+          <w:u w:val="single"/>
+        </w:rPr>
+        <w:t>phone</w:t>
+      </w:r>
+      <w:r>
+        <w:t>: String</w:t>
+      </w:r>
+    </w:p>
+    <w:p>
+      <w:pPr>
         <w:pStyle w:val="MdListItem"/>
         <w:numPr>
           <w:ilvl w:val="0"/>
@@ -816,13 +790,12 @@
       </w:pPr>
       <w:r>
         <w:rPr>
-          <w:rStyle w:val="MdCode"/>
-          <w:u w:val="single"/>
-        </w:rPr>
-        <w:t xml:space="preserve">address</w:t>
-      </w:r>
-      <w:r>
-        <w:t xml:space="preserve">: String</w:t>
+          <w:u w:val="single"/>
+        </w:rPr>
+        <w:t>address</w:t>
+      </w:r>
+      <w:r>
+        <w:t>: String</w:t>
       </w:r>
     </w:p>
     <w:p>
@@ -832,7 +805,6 @@
     </w:p>
     <w:p>
       <w:pPr>
-        <w:pStyle w:val="Heading3"/>
         <w:pStyle w:val="MdHeading3"/>
       </w:pPr>
       <w:r>
@@ -840,10 +812,9 @@
       </w:r>
       <w:r>
         <w:rPr>
-          <w:rStyle w:val="MdCode"/>
-          <w:u w:val="single"/>
-        </w:rPr>
-        <w:t xml:space="preserve">Product</w:t>
+          <w:u w:val="single"/>
+        </w:rPr>
+        <w:t>Product</w:t>
       </w:r>
       <w:r>
         <w:t xml:space="preserve"> (Sản phẩm)</w:t>
@@ -851,7 +822,6 @@
     </w:p>
     <w:p>
       <w:pPr>
-        <w:pStyle w:val="ListParagraph"/>
         <w:pStyle w:val="MdListItem"/>
         <w:numPr>
           <w:ilvl w:val="0"/>
@@ -860,18 +830,16 @@
       </w:pPr>
       <w:r>
         <w:rPr>
-          <w:rStyle w:val="MdCode"/>
-          <w:u w:val="single"/>
-        </w:rPr>
-        <w:t xml:space="preserve">_id</w:t>
-      </w:r>
-      <w:r>
-        <w:t xml:space="preserve">: ObjectID</w:t>
-      </w:r>
-    </w:p>
-    <w:p>
-      <w:pPr>
-        <w:pStyle w:val="ListParagraph"/>
+          <w:u w:val="single"/>
+        </w:rPr>
+        <w:t>_id</w:t>
+      </w:r>
+      <w:r>
+        <w:t>: ObjectID</w:t>
+      </w:r>
+    </w:p>
+    <w:p>
+      <w:pPr>
         <w:pStyle w:val="MdListItem"/>
         <w:numPr>
           <w:ilvl w:val="0"/>
@@ -880,18 +848,16 @@
       </w:pPr>
       <w:r>
         <w:rPr>
-          <w:rStyle w:val="MdCode"/>
-          <w:u w:val="single"/>
-        </w:rPr>
-        <w:t xml:space="preserve">name</w:t>
-      </w:r>
-      <w:r>
-        <w:t xml:space="preserve">: String (Unique)</w:t>
-      </w:r>
-    </w:p>
-    <w:p>
-      <w:pPr>
-        <w:pStyle w:val="ListParagraph"/>
+          <w:u w:val="single"/>
+        </w:rPr>
+        <w:t>name</w:t>
+      </w:r>
+      <w:r>
+        <w:t>: String (Unique)</w:t>
+      </w:r>
+    </w:p>
+    <w:p>
+      <w:pPr>
         <w:pStyle w:val="MdListItem"/>
         <w:numPr>
           <w:ilvl w:val="0"/>
@@ -900,18 +866,16 @@
       </w:pPr>
       <w:r>
         <w:rPr>
-          <w:rStyle w:val="MdCode"/>
-          <w:u w:val="single"/>
-        </w:rPr>
-        <w:t xml:space="preserve">image</w:t>
-      </w:r>
-      <w:r>
-        <w:t xml:space="preserve">: String (URL or Base64 encode)</w:t>
-      </w:r>
-    </w:p>
-    <w:p>
-      <w:pPr>
-        <w:pStyle w:val="ListParagraph"/>
+          <w:u w:val="single"/>
+        </w:rPr>
+        <w:t>image</w:t>
+      </w:r>
+      <w:r>
+        <w:t>: String (URL or Base64 encode)</w:t>
+      </w:r>
+    </w:p>
+    <w:p>
+      <w:pPr>
         <w:pStyle w:val="MdListItem"/>
         <w:numPr>
           <w:ilvl w:val="0"/>
@@ -920,18 +884,16 @@
       </w:pPr>
       <w:r>
         <w:rPr>
-          <w:rStyle w:val="MdCode"/>
-          <w:u w:val="single"/>
-        </w:rPr>
-        <w:t xml:space="preserve">type</w:t>
-      </w:r>
-      <w:r>
-        <w:t xml:space="preserve">: String (Category)</w:t>
-      </w:r>
-    </w:p>
-    <w:p>
-      <w:pPr>
-        <w:pStyle w:val="ListParagraph"/>
+          <w:u w:val="single"/>
+        </w:rPr>
+        <w:t>type</w:t>
+      </w:r>
+      <w:r>
+        <w:t>: String (Category)</w:t>
+      </w:r>
+    </w:p>
+    <w:p>
+      <w:pPr>
         <w:pStyle w:val="MdListItem"/>
         <w:numPr>
           <w:ilvl w:val="0"/>
@@ -940,18 +902,16 @@
       </w:pPr>
       <w:r>
         <w:rPr>
-          <w:rStyle w:val="MdCode"/>
-          <w:u w:val="single"/>
-        </w:rPr>
-        <w:t xml:space="preserve">price</w:t>
-      </w:r>
-      <w:r>
-        <w:t xml:space="preserve">: Number</w:t>
-      </w:r>
-    </w:p>
-    <w:p>
-      <w:pPr>
-        <w:pStyle w:val="ListParagraph"/>
+          <w:u w:val="single"/>
+        </w:rPr>
+        <w:t>price</w:t>
+      </w:r>
+      <w:r>
+        <w:t>: Number</w:t>
+      </w:r>
+    </w:p>
+    <w:p>
+      <w:pPr>
         <w:pStyle w:val="MdListItem"/>
         <w:numPr>
           <w:ilvl w:val="0"/>
@@ -960,18 +920,16 @@
       </w:pPr>
       <w:r>
         <w:rPr>
-          <w:rStyle w:val="MdCode"/>
-          <w:u w:val="single"/>
-        </w:rPr>
-        <w:t xml:space="preserve">countInStock</w:t>
-      </w:r>
-      <w:r>
-        <w:t xml:space="preserve">: Number (Phục vụ nghiệp vụ bán hàng)</w:t>
-      </w:r>
-    </w:p>
-    <w:p>
-      <w:pPr>
-        <w:pStyle w:val="ListParagraph"/>
+          <w:u w:val="single"/>
+        </w:rPr>
+        <w:t>countInStock</w:t>
+      </w:r>
+      <w:r>
+        <w:t>: Number (Phục vụ nghiệp vụ bán hàng)</w:t>
+      </w:r>
+    </w:p>
+    <w:p>
+      <w:pPr>
         <w:pStyle w:val="MdListItem"/>
         <w:numPr>
           <w:ilvl w:val="0"/>
@@ -980,18 +938,16 @@
       </w:pPr>
       <w:r>
         <w:rPr>
-          <w:rStyle w:val="MdCode"/>
-          <w:u w:val="single"/>
-        </w:rPr>
-        <w:t xml:space="preserve">rating</w:t>
-      </w:r>
-      <w:r>
-        <w:t xml:space="preserve">: Number (Mức đánh giá)</w:t>
-      </w:r>
-    </w:p>
-    <w:p>
-      <w:pPr>
-        <w:pStyle w:val="ListParagraph"/>
+          <w:u w:val="single"/>
+        </w:rPr>
+        <w:t>rating</w:t>
+      </w:r>
+      <w:r>
+        <w:t>: Number (Mức đánh giá)</w:t>
+      </w:r>
+    </w:p>
+    <w:p>
+      <w:pPr>
         <w:pStyle w:val="MdListItem"/>
         <w:numPr>
           <w:ilvl w:val="0"/>
@@ -1000,18 +956,16 @@
       </w:pPr>
       <w:r>
         <w:rPr>
-          <w:rStyle w:val="MdCode"/>
-          <w:u w:val="single"/>
-        </w:rPr>
-        <w:t xml:space="preserve">description</w:t>
-      </w:r>
-      <w:r>
-        <w:t xml:space="preserve">: String (Mô tả thông tin chi tiết item)</w:t>
-      </w:r>
-    </w:p>
-    <w:p>
-      <w:pPr>
-        <w:pStyle w:val="ListParagraph"/>
+          <w:u w:val="single"/>
+        </w:rPr>
+        <w:t>description</w:t>
+      </w:r>
+      <w:r>
+        <w:t>: String (Mô tả thông tin chi tiết item)</w:t>
+      </w:r>
+    </w:p>
+    <w:p>
+      <w:pPr>
         <w:pStyle w:val="MdListItem"/>
         <w:numPr>
           <w:ilvl w:val="0"/>
@@ -1020,13 +974,12 @@
       </w:pPr>
       <w:r>
         <w:rPr>
-          <w:rStyle w:val="MdCode"/>
-          <w:u w:val="single"/>
-        </w:rPr>
-        <w:t xml:space="preserve">discount</w:t>
-      </w:r>
-      <w:r>
-        <w:t xml:space="preserve">: Number</w:t>
+          <w:u w:val="single"/>
+        </w:rPr>
+        <w:t>discount</w:t>
+      </w:r>
+      <w:r>
+        <w:t>: Number</w:t>
       </w:r>
     </w:p>
     <w:p>
@@ -1036,7 +989,6 @@
     </w:p>
     <w:p>
       <w:pPr>
-        <w:pStyle w:val="Heading3"/>
         <w:pStyle w:val="MdHeading3"/>
       </w:pPr>
       <w:r>
@@ -1044,10 +996,9 @@
       </w:r>
       <w:r>
         <w:rPr>
-          <w:rStyle w:val="MdCode"/>
-          <w:u w:val="single"/>
-        </w:rPr>
-        <w:t xml:space="preserve">Order</w:t>
+          <w:u w:val="single"/>
+        </w:rPr>
+        <w:t>Order</w:t>
       </w:r>
       <w:r>
         <w:t xml:space="preserve"> (Đơn đặt hàng)</w:t>
@@ -1055,7 +1006,6 @@
     </w:p>
     <w:p>
       <w:pPr>
-        <w:pStyle w:val="ListParagraph"/>
         <w:pStyle w:val="MdListItem"/>
         <w:numPr>
           <w:ilvl w:val="0"/>
@@ -1064,18 +1014,16 @@
       </w:pPr>
       <w:r>
         <w:rPr>
-          <w:rStyle w:val="MdCode"/>
-          <w:u w:val="single"/>
-        </w:rPr>
-        <w:t xml:space="preserve">_id</w:t>
-      </w:r>
-      <w:r>
-        <w:t xml:space="preserve">: ObjectID</w:t>
-      </w:r>
-    </w:p>
-    <w:p>
-      <w:pPr>
-        <w:pStyle w:val="ListParagraph"/>
+          <w:u w:val="single"/>
+        </w:rPr>
+        <w:t>_id</w:t>
+      </w:r>
+      <w:r>
+        <w:t>: ObjectID</w:t>
+      </w:r>
+    </w:p>
+    <w:p>
+      <w:pPr>
         <w:pStyle w:val="MdListItem"/>
         <w:numPr>
           <w:ilvl w:val="0"/>
@@ -1084,25 +1032,22 @@
       </w:pPr>
       <w:r>
         <w:rPr>
-          <w:rStyle w:val="MdCode"/>
-          <w:u w:val="single"/>
-        </w:rPr>
-        <w:t xml:space="preserve">orderItems</w:t>
+          <w:u w:val="single"/>
+        </w:rPr>
+        <w:t>orderItems</w:t>
       </w:r>
       <w:r>
         <w:t xml:space="preserve">: Array of Object </w:t>
       </w:r>
       <w:r>
         <w:rPr>
-          <w:rStyle w:val="MdCode"/>
-          <w:u w:val="single"/>
-        </w:rPr>
-        <w:t xml:space="preserve">{ name, amount, image, price, product(Ref: ObjectID) }</w:t>
-      </w:r>
-    </w:p>
-    <w:p>
-      <w:pPr>
-        <w:pStyle w:val="ListParagraph"/>
+          <w:u w:val="single"/>
+        </w:rPr>
+        <w:t>{ name, amount, image, price, product(Ref: ObjectID) }</w:t>
+      </w:r>
+    </w:p>
+    <w:p>
+      <w:pPr>
         <w:pStyle w:val="MdListItem"/>
         <w:numPr>
           <w:ilvl w:val="0"/>
@@ -1111,25 +1056,22 @@
       </w:pPr>
       <w:r>
         <w:rPr>
-          <w:rStyle w:val="MdCode"/>
-          <w:u w:val="single"/>
-        </w:rPr>
-        <w:t xml:space="preserve">shippingAddress</w:t>
+          <w:u w:val="single"/>
+        </w:rPr>
+        <w:t>shippingAddress</w:t>
       </w:r>
       <w:r>
         <w:t xml:space="preserve">: Object </w:t>
       </w:r>
       <w:r>
         <w:rPr>
-          <w:rStyle w:val="MdCode"/>
-          <w:u w:val="single"/>
-        </w:rPr>
-        <w:t xml:space="preserve">{ fullName, address, city, phone }</w:t>
-      </w:r>
-    </w:p>
-    <w:p>
-      <w:pPr>
-        <w:pStyle w:val="ListParagraph"/>
+          <w:u w:val="single"/>
+        </w:rPr>
+        <w:t>{ fullName, address, city, phone }</w:t>
+      </w:r>
+    </w:p>
+    <w:p>
+      <w:pPr>
         <w:pStyle w:val="MdListItem"/>
         <w:numPr>
           <w:ilvl w:val="0"/>
@@ -1138,18 +1080,16 @@
       </w:pPr>
       <w:r>
         <w:rPr>
-          <w:rStyle w:val="MdCode"/>
-          <w:u w:val="single"/>
-        </w:rPr>
-        <w:t xml:space="preserve">paymentMethod</w:t>
-      </w:r>
-      <w:r>
-        <w:t xml:space="preserve">: String (VD: FAST, GOJEK, CASH...)</w:t>
-      </w:r>
-    </w:p>
-    <w:p>
-      <w:pPr>
-        <w:pStyle w:val="ListParagraph"/>
+          <w:u w:val="single"/>
+        </w:rPr>
+        <w:t>paymentMethod</w:t>
+      </w:r>
+      <w:r>
+        <w:t>: String (VD: FAST, GOJEK, CASH...)</w:t>
+      </w:r>
+    </w:p>
+    <w:p>
+      <w:pPr>
         <w:pStyle w:val="MdListItem"/>
         <w:numPr>
           <w:ilvl w:val="0"/>
@@ -1158,18 +1098,16 @@
       </w:pPr>
       <w:r>
         <w:rPr>
-          <w:rStyle w:val="MdCode"/>
-          <w:u w:val="single"/>
-        </w:rPr>
-        <w:t xml:space="preserve">itemsPrice</w:t>
-      </w:r>
-      <w:r>
-        <w:t xml:space="preserve">: Number</w:t>
-      </w:r>
-    </w:p>
-    <w:p>
-      <w:pPr>
-        <w:pStyle w:val="ListParagraph"/>
+          <w:u w:val="single"/>
+        </w:rPr>
+        <w:t>itemsPrice</w:t>
+      </w:r>
+      <w:r>
+        <w:t>: Number</w:t>
+      </w:r>
+    </w:p>
+    <w:p>
+      <w:pPr>
         <w:pStyle w:val="MdListItem"/>
         <w:numPr>
           <w:ilvl w:val="0"/>
@@ -1178,18 +1116,16 @@
       </w:pPr>
       <w:r>
         <w:rPr>
-          <w:rStyle w:val="MdCode"/>
-          <w:u w:val="single"/>
-        </w:rPr>
-        <w:t xml:space="preserve">shippingPrice</w:t>
-      </w:r>
-      <w:r>
-        <w:t xml:space="preserve">: Number (Phí giao hàng)</w:t>
-      </w:r>
-    </w:p>
-    <w:p>
-      <w:pPr>
-        <w:pStyle w:val="ListParagraph"/>
+          <w:u w:val="single"/>
+        </w:rPr>
+        <w:t>shippingPrice</w:t>
+      </w:r>
+      <w:r>
+        <w:t>: Number (Phí giao hàng)</w:t>
+      </w:r>
+    </w:p>
+    <w:p>
+      <w:pPr>
         <w:pStyle w:val="MdListItem"/>
         <w:numPr>
           <w:ilvl w:val="0"/>
@@ -1198,18 +1134,16 @@
       </w:pPr>
       <w:r>
         <w:rPr>
-          <w:rStyle w:val="MdCode"/>
-          <w:u w:val="single"/>
-        </w:rPr>
-        <w:t xml:space="preserve">totalPrice</w:t>
-      </w:r>
-      <w:r>
-        <w:t xml:space="preserve">: Number (Tổng giá bill cuối cùng)</w:t>
-      </w:r>
-    </w:p>
-    <w:p>
-      <w:pPr>
-        <w:pStyle w:val="ListParagraph"/>
+          <w:u w:val="single"/>
+        </w:rPr>
+        <w:t>totalPrice</w:t>
+      </w:r>
+      <w:r>
+        <w:t>: Number (Tổng giá bill cuối cùng)</w:t>
+      </w:r>
+    </w:p>
+    <w:p>
+      <w:pPr>
         <w:pStyle w:val="MdListItem"/>
         <w:numPr>
           <w:ilvl w:val="0"/>
@@ -1218,28 +1152,25 @@
       </w:pPr>
       <w:r>
         <w:rPr>
-          <w:rStyle w:val="MdCode"/>
-          <w:u w:val="single"/>
-        </w:rPr>
-        <w:t xml:space="preserve">user</w:t>
+          <w:u w:val="single"/>
+        </w:rPr>
+        <w:t>user</w:t>
       </w:r>
       <w:r>
         <w:t xml:space="preserve">: ObjectID (Ref to </w:t>
       </w:r>
       <w:r>
         <w:rPr>
-          <w:rStyle w:val="MdCode"/>
-          <w:u w:val="single"/>
-        </w:rPr>
-        <w:t xml:space="preserve">User</w:t>
-      </w:r>
-      <w:r>
-        <w:t xml:space="preserve">)</w:t>
-      </w:r>
-    </w:p>
-    <w:p>
-      <w:pPr>
-        <w:pStyle w:val="ListParagraph"/>
+          <w:u w:val="single"/>
+        </w:rPr>
+        <w:t>User</w:t>
+      </w:r>
+      <w:r>
+        <w:t>)</w:t>
+      </w:r>
+    </w:p>
+    <w:p>
+      <w:pPr>
         <w:pStyle w:val="MdListItem"/>
         <w:numPr>
           <w:ilvl w:val="0"/>
@@ -1248,18 +1179,16 @@
       </w:pPr>
       <w:r>
         <w:rPr>
-          <w:rStyle w:val="MdCode"/>
-          <w:u w:val="single"/>
-        </w:rPr>
-        <w:t xml:space="preserve">isPaid</w:t>
-      </w:r>
-      <w:r>
-        <w:t xml:space="preserve">: Boolean (Xác nhận thu tiền)</w:t>
-      </w:r>
-    </w:p>
-    <w:p>
-      <w:pPr>
-        <w:pStyle w:val="ListParagraph"/>
+          <w:u w:val="single"/>
+        </w:rPr>
+        <w:t>isPaid</w:t>
+      </w:r>
+      <w:r>
+        <w:t>: Boolean (Xác nhận thu tiền)</w:t>
+      </w:r>
+    </w:p>
+    <w:p>
+      <w:pPr>
         <w:pStyle w:val="MdListItem"/>
         <w:numPr>
           <w:ilvl w:val="0"/>
@@ -1268,18 +1197,16 @@
       </w:pPr>
       <w:r>
         <w:rPr>
-          <w:rStyle w:val="MdCode"/>
-          <w:u w:val="single"/>
-        </w:rPr>
-        <w:t xml:space="preserve">paidAt</w:t>
-      </w:r>
-      <w:r>
-        <w:t xml:space="preserve">: Date</w:t>
-      </w:r>
-    </w:p>
-    <w:p>
-      <w:pPr>
-        <w:pStyle w:val="ListParagraph"/>
+          <w:u w:val="single"/>
+        </w:rPr>
+        <w:t>paidAt</w:t>
+      </w:r>
+      <w:r>
+        <w:t>: Date</w:t>
+      </w:r>
+    </w:p>
+    <w:p>
+      <w:pPr>
         <w:pStyle w:val="MdListItem"/>
         <w:numPr>
           <w:ilvl w:val="0"/>
@@ -1288,18 +1215,16 @@
       </w:pPr>
       <w:r>
         <w:rPr>
-          <w:rStyle w:val="MdCode"/>
-          <w:u w:val="single"/>
-        </w:rPr>
-        <w:t xml:space="preserve">isDelivered</w:t>
-      </w:r>
-      <w:r>
-        <w:t xml:space="preserve">: Boolean</w:t>
-      </w:r>
-    </w:p>
-    <w:p>
-      <w:pPr>
-        <w:pStyle w:val="ListParagraph"/>
+          <w:u w:val="single"/>
+        </w:rPr>
+        <w:t>isDelivered</w:t>
+      </w:r>
+      <w:r>
+        <w:t>: Boolean</w:t>
+      </w:r>
+    </w:p>
+    <w:p>
+      <w:pPr>
         <w:pStyle w:val="MdListItem"/>
         <w:numPr>
           <w:ilvl w:val="0"/>
@@ -1308,18 +1233,16 @@
       </w:pPr>
       <w:r>
         <w:rPr>
-          <w:rStyle w:val="MdCode"/>
-          <w:u w:val="single"/>
-        </w:rPr>
-        <w:t xml:space="preserve">deliveredAt</w:t>
-      </w:r>
-      <w:r>
-        <w:t xml:space="preserve">: Date</w:t>
-      </w:r>
-    </w:p>
-    <w:p>
-      <w:pPr>
-        <w:pStyle w:val="ListParagraph"/>
+          <w:u w:val="single"/>
+        </w:rPr>
+        <w:t>deliveredAt</w:t>
+      </w:r>
+      <w:r>
+        <w:t>: Date</w:t>
+      </w:r>
+    </w:p>
+    <w:p>
+      <w:pPr>
         <w:pStyle w:val="MdListItem"/>
         <w:numPr>
           <w:ilvl w:val="0"/>
@@ -1328,20 +1251,18 @@
       </w:pPr>
       <w:r>
         <w:rPr>
-          <w:rStyle w:val="MdCode"/>
-          <w:u w:val="single"/>
-        </w:rPr>
-        <w:t xml:space="preserve">createdAt</w:t>
+          <w:u w:val="single"/>
+        </w:rPr>
+        <w:t>createdAt</w:t>
       </w:r>
       <w:r>
         <w:t xml:space="preserve"> / </w:t>
       </w:r>
       <w:r>
         <w:rPr>
-          <w:rStyle w:val="MdCode"/>
-          <w:u w:val="single"/>
-        </w:rPr>
-        <w:t xml:space="preserve">updatedAt</w:t>
+          <w:u w:val="single"/>
+        </w:rPr>
+        <w:t>updatedAt</w:t>
       </w:r>
       <w:r>
         <w:t xml:space="preserve">: Timestamps tự sinh </w:t>
@@ -1349,13 +1270,11 @@
       <w:r>
         <w:rPr>
           <w:rStyle w:val="MdStrong"/>
-          <w:b/>
-          <w:bCs/>
-        </w:rPr>
-        <w:t xml:space="preserve">(Cực kỳ quan trọng để vẽ biểu đồ và xuất báo cáo KPI Revenue)</w:t>
-      </w:r>
-      <w:r>
-        <w:t xml:space="preserve">.</w:t>
+        </w:rPr>
+        <w:t>(Cực kỳ quan trọng để vẽ biểu đồ và xuất báo cáo KPI Revenue)</w:t>
+      </w:r>
+      <w:r>
+        <w:t>.</w:t>
       </w:r>
     </w:p>
     <w:p>
@@ -1365,11 +1284,10 @@
     </w:p>
     <w:p>
       <w:pPr>
-        <w:pStyle w:val="Heading2"/>
         <w:pStyle w:val="MdHeading2"/>
       </w:pPr>
       <w:r>
-        <w:t xml:space="preserve">3. Sequence Diagrams (Lưu đồ Tuần tự)</w:t>
+        <w:t>3. Sequence Diagrams (Lưu đồ Tuần tự)</w:t>
       </w:r>
     </w:p>
     <w:p>
@@ -1377,7 +1295,7 @@
         <w:pStyle w:val="MdParagraph"/>
       </w:pPr>
       <w:r>
-        <w:t xml:space="preserve">Dưới đây là chi tiết các luồng hoạt động chính của hệ thống.</w:t>
+        <w:t>Dưới đây là chi tiết các luồng hoạt động chính của hệ thống.</w:t>
       </w:r>
     </w:p>
     <w:p>
@@ -1387,11 +1305,10 @@
     </w:p>
     <w:p>
       <w:pPr>
-        <w:pStyle w:val="Heading3"/>
         <w:pStyle w:val="MdHeading3"/>
       </w:pPr>
       <w:r>
-        <w:t xml:space="preserve">3.1 Luồng Xác thực (JWT Authentication Flow)</w:t>
+        <w:t>3.1 Luồng Xác thực (JWT Authentication Flow)</w:t>
       </w:r>
     </w:p>
     <w:p>
@@ -1399,7 +1316,7 @@
         <w:pStyle w:val="MdParagraph"/>
       </w:pPr>
       <w:r>
-        <w:t xml:space="preserve">Đảm bảo an toàn thông tin và cơ chế duy trì đăng nhập (Session) mà không sử dụng Cookies truyền thống:</w:t>
+        <w:t>Đảm bảo an toàn thông tin và cơ chế duy trì đăng nhập (Session) mà không sử dụng Cookies truyền thống:</w:t>
       </w:r>
     </w:p>
     <w:p>
@@ -1412,7 +1329,7 @@
         <w:pStyle w:val="MdCode"/>
       </w:pPr>
       <w:r>
-        <w:t xml:space="preserve">sequenceDiagram</w:t>
+        <w:t>sequenceDiagram</w:t>
       </w:r>
       <w:r>
         <w:br/>
@@ -1488,6 +1405,9 @@
       </w:r>
       <w:r>
         <w:br/>
+      </w:r>
+      <w:r>
+        <w:lastRenderedPageBreak/>
         <w:t xml:space="preserve">    U-&gt;&gt;A: GET `/order/get-all` + Header: Bearer Token</w:t>
       </w:r>
       <w:r>
@@ -1522,11 +1442,10 @@
     </w:p>
     <w:p>
       <w:pPr>
-        <w:pStyle w:val="Heading3"/>
         <w:pStyle w:val="MdHeading3"/>
       </w:pPr>
       <w:r>
-        <w:t xml:space="preserve">3.2 Luồng Đặt hàng cốt yếu (Checkout Flow logic)</w:t>
+        <w:t>3.2 Luồng Đặt hàng cốt yếu (Checkout Flow logic)</w:t>
       </w:r>
     </w:p>
     <w:p>
@@ -1534,7 +1453,7 @@
         <w:pStyle w:val="MdParagraph"/>
       </w:pPr>
       <w:r>
-        <w:t xml:space="preserve">Dưới đây là lưu đồ hoạt động ở nghiệp vụ nhạy cảm và quan trọng nhất: Đặt hàng xử lý giao dịch.</w:t>
+        <w:t>Dưới đây là lưu đồ hoạt động ở nghiệp vụ nhạy cảm và quan trọng nhất: Đặt hàng xử lý giao dịch.</w:t>
       </w:r>
     </w:p>
     <w:p>
@@ -1547,7 +1466,7 @@
         <w:pStyle w:val="MdCode"/>
       </w:pPr>
       <w:r>
-        <w:t xml:space="preserve">sequenceDiagram</w:t>
+        <w:t>sequenceDiagram</w:t>
       </w:r>
       <w:r>
         <w:br/>
@@ -1653,11 +1572,10 @@
     </w:p>
     <w:p>
       <w:pPr>
-        <w:pStyle w:val="Heading2"/>
         <w:pStyle w:val="MdHeading2"/>
       </w:pPr>
       <w:r>
-        <w:t xml:space="preserve">4. Đặc tả Giao thức Cổng giao tiếp (API Specification)</w:t>
+        <w:t>4. Đặc tả Giao thức Cổng giao tiếp (API Specification)</w:t>
       </w:r>
     </w:p>
     <w:p>
@@ -1665,7 +1583,7 @@
         <w:pStyle w:val="MdParagraph"/>
       </w:pPr>
       <w:r>
-        <w:t xml:space="preserve">Khi trình duyệt của người dùng (ReactJS) muốn báo yêu cầu gì cho máy chủ (Node.js) xử lý (như Lấy hàng ra xem, hay Thêm mới hàng), hai bên sẽ tuân thủ dùng đúng 4 loại "Khẩu lệnh" (HTTP Methods) theo chuẩn RESTful.</w:t>
+        <w:t>Khi trình duyệt của người dùng (ReactJS) muốn báo yêu cầu gì cho máy chủ (Node.js) xử lý (như Lấy hàng ra xem, hay Thêm mới hàng), hai bên sẽ tuân thủ dùng đúng 4 loại "Khẩu lệnh" (HTTP Methods) theo chuẩn RESTful.</w:t>
       </w:r>
     </w:p>
     <w:p>
@@ -1678,7 +1596,7 @@
         <w:pStyle w:val="MdParagraph"/>
       </w:pPr>
       <w:r>
-        <w:t xml:space="preserve">Dưới đây là thiết kế cổng giao tiếp mạng cơ bản cho luồng Phase 1:</w:t>
+        <w:t>Dưới đây là thiết kế cổng giao tiếp mạng cơ bản cho luồng Phase 1:</w:t>
       </w:r>
     </w:p>
     <w:p>
@@ -1688,16 +1606,15 @@
     </w:p>
     <w:p>
       <w:pPr>
-        <w:pStyle w:val="Heading3"/>
         <w:pStyle w:val="MdHeading3"/>
       </w:pPr>
       <w:r>
-        <w:t xml:space="preserve">4.1. Quy ước (Conventions)</w:t>
-      </w:r>
-    </w:p>
-    <w:p>
-      <w:pPr>
-        <w:pStyle w:val="ListParagraph"/>
+        <w:lastRenderedPageBreak/>
+        <w:t>4.1. Quy ước (Conventions)</w:t>
+      </w:r>
+    </w:p>
+    <w:p>
+      <w:pPr>
         <w:pStyle w:val="MdListItem"/>
         <w:numPr>
           <w:ilvl w:val="0"/>
@@ -1707,20 +1624,17 @@
       <w:r>
         <w:rPr>
           <w:rStyle w:val="MdStrong"/>
-          <w:b/>
-          <w:bCs/>
-        </w:rPr>
-        <w:t xml:space="preserve">Base URL (Cổng gốc):</w:t>
+        </w:rPr>
+        <w:t>Base URL (Cổng gốc):</w:t>
       </w:r>
       <w:r>
         <w:t xml:space="preserve"> </w:t>
       </w:r>
       <w:r>
         <w:rPr>
-          <w:rStyle w:val="MdCode"/>
-          <w:u w:val="single"/>
-        </w:rPr>
-        <w:t xml:space="preserve">http://khanhtrang:3001/api</w:t>
+          <w:u w:val="single"/>
+        </w:rPr>
+        <w:t>http://khanhtrang:3001/api</w:t>
       </w:r>
       <w:r>
         <w:t xml:space="preserve"> </w:t>
@@ -1728,15 +1642,12 @@
       <w:r>
         <w:rPr>
           <w:rStyle w:val="MdEm"/>
-          <w:i/>
-          <w:iCs/>
-        </w:rPr>
-        <w:t xml:space="preserve">(hoặc domain mây)</w:t>
-      </w:r>
-    </w:p>
-    <w:p>
-      <w:pPr>
-        <w:pStyle w:val="ListParagraph"/>
+        </w:rPr>
+        <w:t>(hoặc domain mây)</w:t>
+      </w:r>
+    </w:p>
+    <w:p>
+      <w:pPr>
         <w:pStyle w:val="MdListItem"/>
         <w:numPr>
           <w:ilvl w:val="0"/>
@@ -1746,28 +1657,24 @@
       <w:r>
         <w:rPr>
           <w:rStyle w:val="MdStrong"/>
-          <w:b/>
-          <w:bCs/>
-        </w:rPr>
-        <w:t xml:space="preserve">Định dạng dữ liệu gửi-nhận:</w:t>
+        </w:rPr>
+        <w:t>Định dạng dữ liệu gửi-nhận:</w:t>
       </w:r>
       <w:r>
         <w:t xml:space="preserve"> Hoàn toàn bằng chuỗi siêu nhẹ </w:t>
       </w:r>
       <w:r>
         <w:rPr>
-          <w:rStyle w:val="MdCode"/>
-          <w:u w:val="single"/>
-        </w:rPr>
-        <w:t xml:space="preserve">application/json</w:t>
-      </w:r>
-      <w:r>
-        <w:t xml:space="preserve">.</w:t>
-      </w:r>
-    </w:p>
-    <w:p>
-      <w:pPr>
-        <w:pStyle w:val="ListParagraph"/>
+          <w:u w:val="single"/>
+        </w:rPr>
+        <w:t>application/json</w:t>
+      </w:r>
+      <w:r>
+        <w:t>.</w:t>
+      </w:r>
+    </w:p>
+    <w:p>
+      <w:pPr>
         <w:pStyle w:val="MdListItem"/>
         <w:numPr>
           <w:ilvl w:val="0"/>
@@ -1777,20 +1684,17 @@
       <w:r>
         <w:rPr>
           <w:rStyle w:val="MdStrong"/>
-          <w:b/>
-          <w:bCs/>
-        </w:rPr>
-        <w:t xml:space="preserve">Bảo mật:</w:t>
+        </w:rPr>
+        <w:t>Bảo mật:</w:t>
       </w:r>
       <w:r>
         <w:t xml:space="preserve"> Với API của phần cá nhân (Giỏ hàng, Hồ sơ) và API của mục Quản lý đều cần đính kèm "Thẻ nhớ" </w:t>
       </w:r>
       <w:r>
         <w:rPr>
-          <w:rStyle w:val="MdCode"/>
-          <w:u w:val="single"/>
-        </w:rPr>
-        <w:t xml:space="preserve">Authorization: Bearer &lt;AccessToken&gt;</w:t>
+          <w:u w:val="single"/>
+        </w:rPr>
+        <w:t>Authorization: Bearer &lt;AccessToken&gt;</w:t>
       </w:r>
       <w:r>
         <w:t xml:space="preserve"> vào tiêu đề gói tin gửi đi.</w:t>
@@ -1803,40 +1707,50 @@
     </w:p>
     <w:p>
       <w:pPr>
-        <w:pStyle w:val="Heading3"/>
         <w:pStyle w:val="MdHeading3"/>
       </w:pPr>
       <w:r>
-        <w:t xml:space="preserve">4.2. Khối API Xác thực &amp; Người dùng (User Endpoint)</w:t>
+        <w:t>4.2. Khối API Xác thực &amp; Người dùng (User Endpoint)</w:t>
       </w:r>
     </w:p>
     <w:tbl>
       <w:tblPr>
-        <w:tblStyle w:val="MdTable"/>
-        <w:tblW w:type="pct" w:w="100%"/>
+        <w:tblW w:w="5000" w:type="pct"/>
         <w:tblBorders>
-          <w:top w:val="single" w:color="auto" w:sz="4"/>
-          <w:left w:val="single" w:color="auto" w:sz="4"/>
-          <w:bottom w:val="single" w:color="auto" w:sz="4"/>
-          <w:right w:val="single" w:color="auto" w:sz="4"/>
-          <w:insideH w:val="single" w:color="auto" w:sz="4"/>
-          <w:insideV w:val="single" w:color="auto" w:sz="4"/>
+          <w:top w:val="single" w:sz="4" w:space="0" w:color="auto"/>
+          <w:left w:val="single" w:sz="4" w:space="0" w:color="auto"/>
+          <w:bottom w:val="single" w:sz="4" w:space="0" w:color="auto"/>
+          <w:right w:val="single" w:sz="4" w:space="0" w:color="auto"/>
+          <w:insideH w:val="single" w:sz="4" w:space="0" w:color="auto"/>
+          <w:insideV w:val="single" w:sz="4" w:space="0" w:color="auto"/>
         </w:tblBorders>
+        <w:tblCellMar>
+          <w:left w:w="10" w:type="dxa"/>
+          <w:right w:w="10" w:type="dxa"/>
+        </w:tblCellMar>
+        <w:tblLook w:val="0000" w:firstRow="0" w:lastRow="0" w:firstColumn="0" w:lastColumn="0" w:noHBand="0" w:noVBand="0"/>
       </w:tblPr>
       <w:tblGrid>
-        <w:gridCol w:w="2500"/>
-        <w:gridCol w:w="2500"/>
-        <w:gridCol w:w="2500"/>
-        <w:gridCol w:w="2500"/>
+        <w:gridCol w:w="1267"/>
+        <w:gridCol w:w="1600"/>
+        <w:gridCol w:w="2700"/>
+        <w:gridCol w:w="3449"/>
       </w:tblGrid>
       <w:tr>
+        <w:tblPrEx>
+          <w:tblCellMar>
+            <w:top w:w="0" w:type="dxa"/>
+            <w:bottom w:w="0" w:type="dxa"/>
+          </w:tblCellMar>
+        </w:tblPrEx>
         <w:trPr>
           <w:cantSplit/>
           <w:tblHeader/>
         </w:trPr>
         <w:tc>
           <w:tcPr>
-            <w:shd w:fill="F2F2F2"/>
+            <w:tcW w:w="0" w:type="auto"/>
+            <w:shd w:val="clear" w:color="auto" w:fill="F2F2F2"/>
             <w:vAlign w:val="center"/>
           </w:tcPr>
           <w:p>
@@ -1844,13 +1758,14 @@
               <w:pStyle w:val="MdTableHeader"/>
             </w:pPr>
             <w:r>
-              <w:t xml:space="preserve">Mã Khẩu Lệnh</w:t>
-            </w:r>
-          </w:p>
-        </w:tc>
-        <w:tc>
-          <w:tcPr>
-            <w:shd w:fill="F2F2F2"/>
+              <w:t>Mã Khẩu Lệnh</w:t>
+            </w:r>
+          </w:p>
+        </w:tc>
+        <w:tc>
+          <w:tcPr>
+            <w:tcW w:w="0" w:type="auto"/>
+            <w:shd w:val="clear" w:color="auto" w:fill="F2F2F2"/>
             <w:vAlign w:val="center"/>
           </w:tcPr>
           <w:p>
@@ -1858,13 +1773,14 @@
               <w:pStyle w:val="MdTableHeader"/>
             </w:pPr>
             <w:r>
-              <w:t xml:space="preserve">Đường dẫn (URL)</w:t>
-            </w:r>
-          </w:p>
-        </w:tc>
-        <w:tc>
-          <w:tcPr>
-            <w:shd w:fill="F2F2F2"/>
+              <w:t>Đường dẫn (URL)</w:t>
+            </w:r>
+          </w:p>
+        </w:tc>
+        <w:tc>
+          <w:tcPr>
+            <w:tcW w:w="0" w:type="auto"/>
+            <w:shd w:val="clear" w:color="auto" w:fill="F2F2F2"/>
             <w:vAlign w:val="center"/>
           </w:tcPr>
           <w:p>
@@ -1872,13 +1788,14 @@
               <w:pStyle w:val="MdTableHeader"/>
             </w:pPr>
             <w:r>
-              <w:t xml:space="preserve">Mục đích</w:t>
-            </w:r>
-          </w:p>
-        </w:tc>
-        <w:tc>
-          <w:tcPr>
-            <w:shd w:fill="F2F2F2"/>
+              <w:t>Mục đích</w:t>
+            </w:r>
+          </w:p>
+        </w:tc>
+        <w:tc>
+          <w:tcPr>
+            <w:tcW w:w="0" w:type="auto"/>
+            <w:shd w:val="clear" w:color="auto" w:fill="F2F2F2"/>
             <w:vAlign w:val="center"/>
           </w:tcPr>
           <w:p>
@@ -1886,17 +1803,24 @@
               <w:pStyle w:val="MdTableHeader"/>
             </w:pPr>
             <w:r>
-              <w:t xml:space="preserve">Dữ liệu gửi (Request)</w:t>
+              <w:t>Dữ liệu gửi (Request)</w:t>
             </w:r>
           </w:p>
         </w:tc>
       </w:tr>
       <w:tr>
+        <w:tblPrEx>
+          <w:tblCellMar>
+            <w:top w:w="0" w:type="dxa"/>
+            <w:bottom w:w="0" w:type="dxa"/>
+          </w:tblCellMar>
+        </w:tblPrEx>
         <w:trPr>
           <w:cantSplit/>
         </w:trPr>
         <w:tc>
           <w:tcPr>
+            <w:tcW w:w="0" w:type="auto"/>
             <w:vAlign w:val="center"/>
           </w:tcPr>
           <w:p>
@@ -1906,15 +1830,14 @@
             <w:r>
               <w:rPr>
                 <w:rStyle w:val="MdStrong"/>
-                <w:b/>
-                <w:bCs/>
               </w:rPr>
-              <w:t xml:space="preserve">POST</w:t>
-            </w:r>
-          </w:p>
-        </w:tc>
-        <w:tc>
-          <w:tcPr>
+              <w:t>POST</w:t>
+            </w:r>
+          </w:p>
+        </w:tc>
+        <w:tc>
+          <w:tcPr>
+            <w:tcW w:w="0" w:type="auto"/>
             <w:vAlign w:val="center"/>
           </w:tcPr>
           <w:p>
@@ -1923,28 +1846,29 @@
             </w:pPr>
             <w:r>
               <w:rPr>
-                <w:rStyle w:val="MdCode"/>
                 <w:u w:val="single"/>
               </w:rPr>
-              <w:t xml:space="preserve">/user/sign-up</w:t>
-            </w:r>
-          </w:p>
-        </w:tc>
-        <w:tc>
-          <w:tcPr>
-            <w:vAlign w:val="center"/>
-          </w:tcPr>
-          <w:p>
-            <w:pPr>
-              <w:pStyle w:val="MdTableCell"/>
-            </w:pPr>
-            <w:r>
-              <w:t xml:space="preserve">Đăng ký tài khoản mới</w:t>
-            </w:r>
-          </w:p>
-        </w:tc>
-        <w:tc>
-          <w:tcPr>
+              <w:t>/user/sign-up</w:t>
+            </w:r>
+          </w:p>
+        </w:tc>
+        <w:tc>
+          <w:tcPr>
+            <w:tcW w:w="0" w:type="auto"/>
+            <w:vAlign w:val="center"/>
+          </w:tcPr>
+          <w:p>
+            <w:pPr>
+              <w:pStyle w:val="MdTableCell"/>
+            </w:pPr>
+            <w:r>
+              <w:t>Đăng ký tài khoản mới</w:t>
+            </w:r>
+          </w:p>
+        </w:tc>
+        <w:tc>
+          <w:tcPr>
+            <w:tcW w:w="0" w:type="auto"/>
             <w:vAlign w:val="center"/>
           </w:tcPr>
           <w:p>
@@ -1953,20 +1877,26 @@
             </w:pPr>
             <w:r>
               <w:rPr>
-                <w:rStyle w:val="MdCode"/>
                 <w:u w:val="single"/>
               </w:rPr>
-              <w:t xml:space="preserve">{ name, email, password, confirmPassword }</w:t>
+              <w:t>{ name, email, password, confirmPassword }</w:t>
             </w:r>
           </w:p>
         </w:tc>
       </w:tr>
       <w:tr>
+        <w:tblPrEx>
+          <w:tblCellMar>
+            <w:top w:w="0" w:type="dxa"/>
+            <w:bottom w:w="0" w:type="dxa"/>
+          </w:tblCellMar>
+        </w:tblPrEx>
         <w:trPr>
           <w:cantSplit/>
         </w:trPr>
         <w:tc>
           <w:tcPr>
+            <w:tcW w:w="0" w:type="auto"/>
             <w:vAlign w:val="center"/>
           </w:tcPr>
           <w:p>
@@ -1976,15 +1906,14 @@
             <w:r>
               <w:rPr>
                 <w:rStyle w:val="MdStrong"/>
-                <w:b/>
-                <w:bCs/>
               </w:rPr>
-              <w:t xml:space="preserve">POST</w:t>
-            </w:r>
-          </w:p>
-        </w:tc>
-        <w:tc>
-          <w:tcPr>
+              <w:t>POST</w:t>
+            </w:r>
+          </w:p>
+        </w:tc>
+        <w:tc>
+          <w:tcPr>
+            <w:tcW w:w="0" w:type="auto"/>
             <w:vAlign w:val="center"/>
           </w:tcPr>
           <w:p>
@@ -1993,28 +1922,29 @@
             </w:pPr>
             <w:r>
               <w:rPr>
-                <w:rStyle w:val="MdCode"/>
                 <w:u w:val="single"/>
               </w:rPr>
-              <w:t xml:space="preserve">/user/sign-in</w:t>
-            </w:r>
-          </w:p>
-        </w:tc>
-        <w:tc>
-          <w:tcPr>
-            <w:vAlign w:val="center"/>
-          </w:tcPr>
-          <w:p>
-            <w:pPr>
-              <w:pStyle w:val="MdTableCell"/>
-            </w:pPr>
-            <w:r>
-              <w:t xml:space="preserve">Đăng nhập hệ thống</w:t>
-            </w:r>
-          </w:p>
-        </w:tc>
-        <w:tc>
-          <w:tcPr>
+              <w:t>/user/sign-in</w:t>
+            </w:r>
+          </w:p>
+        </w:tc>
+        <w:tc>
+          <w:tcPr>
+            <w:tcW w:w="0" w:type="auto"/>
+            <w:vAlign w:val="center"/>
+          </w:tcPr>
+          <w:p>
+            <w:pPr>
+              <w:pStyle w:val="MdTableCell"/>
+            </w:pPr>
+            <w:r>
+              <w:t>Đăng nhập hệ thống</w:t>
+            </w:r>
+          </w:p>
+        </w:tc>
+        <w:tc>
+          <w:tcPr>
+            <w:tcW w:w="0" w:type="auto"/>
             <w:vAlign w:val="center"/>
           </w:tcPr>
           <w:p>
@@ -2023,20 +1953,26 @@
             </w:pPr>
             <w:r>
               <w:rPr>
-                <w:rStyle w:val="MdCode"/>
                 <w:u w:val="single"/>
               </w:rPr>
-              <w:t xml:space="preserve">{ email, password }</w:t>
+              <w:t>{ email, password }</w:t>
             </w:r>
           </w:p>
         </w:tc>
       </w:tr>
       <w:tr>
+        <w:tblPrEx>
+          <w:tblCellMar>
+            <w:top w:w="0" w:type="dxa"/>
+            <w:bottom w:w="0" w:type="dxa"/>
+          </w:tblCellMar>
+        </w:tblPrEx>
         <w:trPr>
           <w:cantSplit/>
         </w:trPr>
         <w:tc>
           <w:tcPr>
+            <w:tcW w:w="0" w:type="auto"/>
             <w:vAlign w:val="center"/>
           </w:tcPr>
           <w:p>
@@ -2046,15 +1982,14 @@
             <w:r>
               <w:rPr>
                 <w:rStyle w:val="MdStrong"/>
-                <w:b/>
-                <w:bCs/>
               </w:rPr>
-              <w:t xml:space="preserve">GET</w:t>
-            </w:r>
-          </w:p>
-        </w:tc>
-        <w:tc>
-          <w:tcPr>
+              <w:t>GET</w:t>
+            </w:r>
+          </w:p>
+        </w:tc>
+        <w:tc>
+          <w:tcPr>
+            <w:tcW w:w="0" w:type="auto"/>
             <w:vAlign w:val="center"/>
           </w:tcPr>
           <w:p>
@@ -2063,46 +1998,54 @@
             </w:pPr>
             <w:r>
               <w:rPr>
-                <w:rStyle w:val="MdCode"/>
                 <w:u w:val="single"/>
               </w:rPr>
-              <w:t xml:space="preserve">/user/get-details/:id</w:t>
-            </w:r>
-          </w:p>
-        </w:tc>
-        <w:tc>
-          <w:tcPr>
-            <w:vAlign w:val="center"/>
-          </w:tcPr>
-          <w:p>
-            <w:pPr>
-              <w:pStyle w:val="MdTableCell"/>
-            </w:pPr>
-            <w:r>
-              <w:t xml:space="preserve">Xem hồ sơ cá nhân</w:t>
-            </w:r>
-          </w:p>
-        </w:tc>
-        <w:tc>
-          <w:tcPr>
-            <w:vAlign w:val="center"/>
-          </w:tcPr>
-          <w:p>
-            <w:pPr>
-              <w:pStyle w:val="MdTableCell"/>
-            </w:pPr>
-            <w:r>
-              <w:t xml:space="preserve">Header Authorization</w:t>
+              <w:t>/user/get-details/:id</w:t>
+            </w:r>
+          </w:p>
+        </w:tc>
+        <w:tc>
+          <w:tcPr>
+            <w:tcW w:w="0" w:type="auto"/>
+            <w:vAlign w:val="center"/>
+          </w:tcPr>
+          <w:p>
+            <w:pPr>
+              <w:pStyle w:val="MdTableCell"/>
+            </w:pPr>
+            <w:r>
+              <w:t>Xem hồ sơ cá nhân</w:t>
+            </w:r>
+          </w:p>
+        </w:tc>
+        <w:tc>
+          <w:tcPr>
+            <w:tcW w:w="0" w:type="auto"/>
+            <w:vAlign w:val="center"/>
+          </w:tcPr>
+          <w:p>
+            <w:pPr>
+              <w:pStyle w:val="MdTableCell"/>
+            </w:pPr>
+            <w:r>
+              <w:t>Header Authorization</w:t>
             </w:r>
           </w:p>
         </w:tc>
       </w:tr>
       <w:tr>
+        <w:tblPrEx>
+          <w:tblCellMar>
+            <w:top w:w="0" w:type="dxa"/>
+            <w:bottom w:w="0" w:type="dxa"/>
+          </w:tblCellMar>
+        </w:tblPrEx>
         <w:trPr>
           <w:cantSplit/>
         </w:trPr>
         <w:tc>
           <w:tcPr>
+            <w:tcW w:w="0" w:type="auto"/>
             <w:vAlign w:val="center"/>
           </w:tcPr>
           <w:p>
@@ -2112,15 +2055,14 @@
             <w:r>
               <w:rPr>
                 <w:rStyle w:val="MdStrong"/>
-                <w:b/>
-                <w:bCs/>
               </w:rPr>
-              <w:t xml:space="preserve">GET</w:t>
-            </w:r>
-          </w:p>
-        </w:tc>
-        <w:tc>
-          <w:tcPr>
+              <w:t>GET</w:t>
+            </w:r>
+          </w:p>
+        </w:tc>
+        <w:tc>
+          <w:tcPr>
+            <w:tcW w:w="0" w:type="auto"/>
             <w:vAlign w:val="center"/>
           </w:tcPr>
           <w:p>
@@ -2129,28 +2071,29 @@
             </w:pPr>
             <w:r>
               <w:rPr>
-                <w:rStyle w:val="MdCode"/>
                 <w:u w:val="single"/>
               </w:rPr>
-              <w:t xml:space="preserve">/user/get-all</w:t>
-            </w:r>
-          </w:p>
-        </w:tc>
-        <w:tc>
-          <w:tcPr>
-            <w:vAlign w:val="center"/>
-          </w:tcPr>
-          <w:p>
-            <w:pPr>
-              <w:pStyle w:val="MdTableCell"/>
-            </w:pPr>
-            <w:r>
-              <w:t xml:space="preserve">Xem toàn bộ DS người dùng (Admin)</w:t>
-            </w:r>
-          </w:p>
-        </w:tc>
-        <w:tc>
-          <w:tcPr>
+              <w:t>/user/get-all</w:t>
+            </w:r>
+          </w:p>
+        </w:tc>
+        <w:tc>
+          <w:tcPr>
+            <w:tcW w:w="0" w:type="auto"/>
+            <w:vAlign w:val="center"/>
+          </w:tcPr>
+          <w:p>
+            <w:pPr>
+              <w:pStyle w:val="MdTableCell"/>
+            </w:pPr>
+            <w:r>
+              <w:t>Xem toàn bộ DS người dùng (Admin)</w:t>
+            </w:r>
+          </w:p>
+        </w:tc>
+        <w:tc>
+          <w:tcPr>
+            <w:tcW w:w="0" w:type="auto"/>
             <w:vAlign w:val="center"/>
           </w:tcPr>
           <w:p>
@@ -2162,10 +2105,9 @@
             </w:r>
             <w:r>
               <w:rPr>
-                <w:rStyle w:val="MdCode"/>
                 <w:u w:val="single"/>
               </w:rPr>
-              <w:t xml:space="preserve">isAdmin</w:t>
+              <w:t>isAdmin</w:t>
             </w:r>
           </w:p>
         </w:tc>
@@ -2173,41 +2115,51 @@
     </w:tbl>
     <w:p>
       <w:pPr>
-        <w:pStyle w:val="Heading3"/>
         <w:pStyle w:val="MdHeading3"/>
       </w:pPr>
       <w:r>
-        <w:t xml:space="preserve">4.3. Khối API Sản phẩm (Product Endpoint)</w:t>
+        <w:t>4.3. Khối API Sản phẩm (Product Endpoint)</w:t>
       </w:r>
     </w:p>
     <w:tbl>
       <w:tblPr>
-        <w:tblStyle w:val="MdTable"/>
-        <w:tblW w:type="pct" w:w="100%"/>
+        <w:tblW w:w="5000" w:type="pct"/>
         <w:tblBorders>
-          <w:top w:val="single" w:color="auto" w:sz="4"/>
-          <w:left w:val="single" w:color="auto" w:sz="4"/>
-          <w:bottom w:val="single" w:color="auto" w:sz="4"/>
-          <w:right w:val="single" w:color="auto" w:sz="4"/>
-          <w:insideH w:val="single" w:color="auto" w:sz="4"/>
-          <w:insideV w:val="single" w:color="auto" w:sz="4"/>
+          <w:top w:val="single" w:sz="4" w:space="0" w:color="auto"/>
+          <w:left w:val="single" w:sz="4" w:space="0" w:color="auto"/>
+          <w:bottom w:val="single" w:sz="4" w:space="0" w:color="auto"/>
+          <w:right w:val="single" w:sz="4" w:space="0" w:color="auto"/>
+          <w:insideH w:val="single" w:sz="4" w:space="0" w:color="auto"/>
+          <w:insideV w:val="single" w:sz="4" w:space="0" w:color="auto"/>
         </w:tblBorders>
+        <w:tblCellMar>
+          <w:left w:w="10" w:type="dxa"/>
+          <w:right w:w="10" w:type="dxa"/>
+        </w:tblCellMar>
+        <w:tblLook w:val="0000" w:firstRow="0" w:lastRow="0" w:firstColumn="0" w:lastColumn="0" w:noHBand="0" w:noVBand="0"/>
       </w:tblPr>
       <w:tblGrid>
-        <w:gridCol w:w="2000"/>
-        <w:gridCol w:w="2000"/>
-        <w:gridCol w:w="2000"/>
-        <w:gridCol w:w="2000"/>
-        <w:gridCol w:w="2000"/>
+        <w:gridCol w:w="1521"/>
+        <w:gridCol w:w="1892"/>
+        <w:gridCol w:w="2836"/>
+        <w:gridCol w:w="1251"/>
+        <w:gridCol w:w="1516"/>
       </w:tblGrid>
       <w:tr>
+        <w:tblPrEx>
+          <w:tblCellMar>
+            <w:top w:w="0" w:type="dxa"/>
+            <w:bottom w:w="0" w:type="dxa"/>
+          </w:tblCellMar>
+        </w:tblPrEx>
         <w:trPr>
           <w:cantSplit/>
           <w:tblHeader/>
         </w:trPr>
         <w:tc>
           <w:tcPr>
-            <w:shd w:fill="F2F2F2"/>
+            <w:tcW w:w="0" w:type="auto"/>
+            <w:shd w:val="clear" w:color="auto" w:fill="F2F2F2"/>
             <w:vAlign w:val="center"/>
           </w:tcPr>
           <w:p>
@@ -2215,13 +2167,14 @@
               <w:pStyle w:val="MdTableHeader"/>
             </w:pPr>
             <w:r>
-              <w:t xml:space="preserve">Mã Khẩu Lệnh</w:t>
-            </w:r>
-          </w:p>
-        </w:tc>
-        <w:tc>
-          <w:tcPr>
-            <w:shd w:fill="F2F2F2"/>
+              <w:t>Mã Khẩu Lệnh</w:t>
+            </w:r>
+          </w:p>
+        </w:tc>
+        <w:tc>
+          <w:tcPr>
+            <w:tcW w:w="0" w:type="auto"/>
+            <w:shd w:val="clear" w:color="auto" w:fill="F2F2F2"/>
             <w:vAlign w:val="center"/>
           </w:tcPr>
           <w:p>
@@ -2229,13 +2182,14 @@
               <w:pStyle w:val="MdTableHeader"/>
             </w:pPr>
             <w:r>
-              <w:t xml:space="preserve">Đường dẫn (URL)</w:t>
-            </w:r>
-          </w:p>
-        </w:tc>
-        <w:tc>
-          <w:tcPr>
-            <w:shd w:fill="F2F2F2"/>
+              <w:t>Đường dẫn (URL)</w:t>
+            </w:r>
+          </w:p>
+        </w:tc>
+        <w:tc>
+          <w:tcPr>
+            <w:tcW w:w="0" w:type="auto"/>
+            <w:shd w:val="clear" w:color="auto" w:fill="F2F2F2"/>
             <w:vAlign w:val="center"/>
           </w:tcPr>
           <w:p>
@@ -2243,13 +2197,14 @@
               <w:pStyle w:val="MdTableHeader"/>
             </w:pPr>
             <w:r>
-              <w:t xml:space="preserve">Mục đích</w:t>
-            </w:r>
-          </w:p>
-        </w:tc>
-        <w:tc>
-          <w:tcPr>
-            <w:shd w:fill="F2F2F2"/>
+              <w:t>Mục đích</w:t>
+            </w:r>
+          </w:p>
+        </w:tc>
+        <w:tc>
+          <w:tcPr>
+            <w:tcW w:w="0" w:type="auto"/>
+            <w:shd w:val="clear" w:color="auto" w:fill="F2F2F2"/>
             <w:vAlign w:val="center"/>
           </w:tcPr>
           <w:p>
@@ -2257,13 +2212,14 @@
               <w:pStyle w:val="MdTableHeader"/>
             </w:pPr>
             <w:r>
-              <w:t xml:space="preserve">Ai được gọi?</w:t>
-            </w:r>
-          </w:p>
-        </w:tc>
-        <w:tc>
-          <w:tcPr>
-            <w:shd w:fill="F2F2F2"/>
+              <w:t>Ai được gọi?</w:t>
+            </w:r>
+          </w:p>
+        </w:tc>
+        <w:tc>
+          <w:tcPr>
+            <w:tcW w:w="0" w:type="auto"/>
+            <w:shd w:val="clear" w:color="auto" w:fill="F2F2F2"/>
             <w:vAlign w:val="center"/>
           </w:tcPr>
           <w:p>
@@ -2271,17 +2227,24 @@
               <w:pStyle w:val="MdTableHeader"/>
             </w:pPr>
             <w:r>
-              <w:t xml:space="preserve">Data trả về</w:t>
+              <w:t>Data trả về</w:t>
             </w:r>
           </w:p>
         </w:tc>
       </w:tr>
       <w:tr>
+        <w:tblPrEx>
+          <w:tblCellMar>
+            <w:top w:w="0" w:type="dxa"/>
+            <w:bottom w:w="0" w:type="dxa"/>
+          </w:tblCellMar>
+        </w:tblPrEx>
         <w:trPr>
           <w:cantSplit/>
         </w:trPr>
         <w:tc>
           <w:tcPr>
+            <w:tcW w:w="0" w:type="auto"/>
             <w:vAlign w:val="center"/>
           </w:tcPr>
           <w:p>
@@ -2291,15 +2254,14 @@
             <w:r>
               <w:rPr>
                 <w:rStyle w:val="MdStrong"/>
-                <w:b/>
-                <w:bCs/>
               </w:rPr>
-              <w:t xml:space="preserve">GET</w:t>
-            </w:r>
-          </w:p>
-        </w:tc>
-        <w:tc>
-          <w:tcPr>
+              <w:t>GET</w:t>
+            </w:r>
+          </w:p>
+        </w:tc>
+        <w:tc>
+          <w:tcPr>
+            <w:tcW w:w="0" w:type="auto"/>
             <w:vAlign w:val="center"/>
           </w:tcPr>
           <w:p>
@@ -2308,15 +2270,15 @@
             </w:pPr>
             <w:r>
               <w:rPr>
-                <w:rStyle w:val="MdCode"/>
                 <w:u w:val="single"/>
               </w:rPr>
-              <w:t xml:space="preserve">/product/get-all</w:t>
-            </w:r>
-          </w:p>
-        </w:tc>
-        <w:tc>
-          <w:tcPr>
+              <w:t>/product/get-all</w:t>
+            </w:r>
+          </w:p>
+        </w:tc>
+        <w:tc>
+          <w:tcPr>
+            <w:tcW w:w="0" w:type="auto"/>
             <w:vAlign w:val="center"/>
           </w:tcPr>
           <w:p>
@@ -2328,46 +2290,54 @@
             </w:r>
             <w:r>
               <w:rPr>
-                <w:rStyle w:val="MdCode"/>
                 <w:u w:val="single"/>
               </w:rPr>
-              <w:t xml:space="preserve">?search=</w:t>
-            </w:r>
-          </w:p>
-        </w:tc>
-        <w:tc>
-          <w:tcPr>
-            <w:vAlign w:val="center"/>
-          </w:tcPr>
-          <w:p>
-            <w:pPr>
-              <w:pStyle w:val="MdTableCell"/>
-            </w:pPr>
-            <w:r>
-              <w:t xml:space="preserve">Khách hàng</w:t>
-            </w:r>
-          </w:p>
-        </w:tc>
-        <w:tc>
-          <w:tcPr>
-            <w:vAlign w:val="center"/>
-          </w:tcPr>
-          <w:p>
-            <w:pPr>
-              <w:pStyle w:val="MdTableCell"/>
-            </w:pPr>
-            <w:r>
-              <w:t xml:space="preserve">Mảng Object SP</w:t>
+              <w:t>?search=</w:t>
+            </w:r>
+          </w:p>
+        </w:tc>
+        <w:tc>
+          <w:tcPr>
+            <w:tcW w:w="0" w:type="auto"/>
+            <w:vAlign w:val="center"/>
+          </w:tcPr>
+          <w:p>
+            <w:pPr>
+              <w:pStyle w:val="MdTableCell"/>
+            </w:pPr>
+            <w:r>
+              <w:t>Khách hàng</w:t>
+            </w:r>
+          </w:p>
+        </w:tc>
+        <w:tc>
+          <w:tcPr>
+            <w:tcW w:w="0" w:type="auto"/>
+            <w:vAlign w:val="center"/>
+          </w:tcPr>
+          <w:p>
+            <w:pPr>
+              <w:pStyle w:val="MdTableCell"/>
+            </w:pPr>
+            <w:r>
+              <w:t>Mảng Object SP</w:t>
             </w:r>
           </w:p>
         </w:tc>
       </w:tr>
       <w:tr>
+        <w:tblPrEx>
+          <w:tblCellMar>
+            <w:top w:w="0" w:type="dxa"/>
+            <w:bottom w:w="0" w:type="dxa"/>
+          </w:tblCellMar>
+        </w:tblPrEx>
         <w:trPr>
           <w:cantSplit/>
         </w:trPr>
         <w:tc>
           <w:tcPr>
+            <w:tcW w:w="0" w:type="auto"/>
             <w:vAlign w:val="center"/>
           </w:tcPr>
           <w:p>
@@ -2377,15 +2347,14 @@
             <w:r>
               <w:rPr>
                 <w:rStyle w:val="MdStrong"/>
-                <w:b/>
-                <w:bCs/>
               </w:rPr>
-              <w:t xml:space="preserve">GET</w:t>
-            </w:r>
-          </w:p>
-        </w:tc>
-        <w:tc>
-          <w:tcPr>
+              <w:t>GET</w:t>
+            </w:r>
+          </w:p>
+        </w:tc>
+        <w:tc>
+          <w:tcPr>
+            <w:tcW w:w="0" w:type="auto"/>
             <w:vAlign w:val="center"/>
           </w:tcPr>
           <w:p>
@@ -2394,59 +2363,68 @@
             </w:pPr>
             <w:r>
               <w:rPr>
-                <w:rStyle w:val="MdCode"/>
                 <w:u w:val="single"/>
               </w:rPr>
-              <w:t xml:space="preserve">/product/details/:id</w:t>
-            </w:r>
-          </w:p>
-        </w:tc>
-        <w:tc>
-          <w:tcPr>
-            <w:vAlign w:val="center"/>
-          </w:tcPr>
-          <w:p>
-            <w:pPr>
-              <w:pStyle w:val="MdTableCell"/>
-            </w:pPr>
-            <w:r>
-              <w:t xml:space="preserve">Xem chi tiết 1 sản phẩm</w:t>
-            </w:r>
-          </w:p>
-        </w:tc>
-        <w:tc>
-          <w:tcPr>
-            <w:vAlign w:val="center"/>
-          </w:tcPr>
-          <w:p>
-            <w:pPr>
-              <w:pStyle w:val="MdTableCell"/>
-            </w:pPr>
-            <w:r>
-              <w:t xml:space="preserve">Khách hàng</w:t>
-            </w:r>
-          </w:p>
-        </w:tc>
-        <w:tc>
-          <w:tcPr>
-            <w:vAlign w:val="center"/>
-          </w:tcPr>
-          <w:p>
-            <w:pPr>
-              <w:pStyle w:val="MdTableCell"/>
-            </w:pPr>
-            <w:r>
-              <w:t xml:space="preserve">1 Object SP</w:t>
+              <w:t>/product/details/:id</w:t>
+            </w:r>
+          </w:p>
+        </w:tc>
+        <w:tc>
+          <w:tcPr>
+            <w:tcW w:w="0" w:type="auto"/>
+            <w:vAlign w:val="center"/>
+          </w:tcPr>
+          <w:p>
+            <w:pPr>
+              <w:pStyle w:val="MdTableCell"/>
+            </w:pPr>
+            <w:r>
+              <w:t>Xem chi tiết 1 sản phẩm</w:t>
+            </w:r>
+          </w:p>
+        </w:tc>
+        <w:tc>
+          <w:tcPr>
+            <w:tcW w:w="0" w:type="auto"/>
+            <w:vAlign w:val="center"/>
+          </w:tcPr>
+          <w:p>
+            <w:pPr>
+              <w:pStyle w:val="MdTableCell"/>
+            </w:pPr>
+            <w:r>
+              <w:t>Khách hàng</w:t>
+            </w:r>
+          </w:p>
+        </w:tc>
+        <w:tc>
+          <w:tcPr>
+            <w:tcW w:w="0" w:type="auto"/>
+            <w:vAlign w:val="center"/>
+          </w:tcPr>
+          <w:p>
+            <w:pPr>
+              <w:pStyle w:val="MdTableCell"/>
+            </w:pPr>
+            <w:r>
+              <w:t>1 Object SP</w:t>
             </w:r>
           </w:p>
         </w:tc>
       </w:tr>
       <w:tr>
+        <w:tblPrEx>
+          <w:tblCellMar>
+            <w:top w:w="0" w:type="dxa"/>
+            <w:bottom w:w="0" w:type="dxa"/>
+          </w:tblCellMar>
+        </w:tblPrEx>
         <w:trPr>
           <w:cantSplit/>
         </w:trPr>
         <w:tc>
           <w:tcPr>
+            <w:tcW w:w="0" w:type="auto"/>
             <w:vAlign w:val="center"/>
           </w:tcPr>
           <w:p>
@@ -2456,15 +2434,14 @@
             <w:r>
               <w:rPr>
                 <w:rStyle w:val="MdStrong"/>
-                <w:b/>
-                <w:bCs/>
               </w:rPr>
-              <w:t xml:space="preserve">POST</w:t>
-            </w:r>
-          </w:p>
-        </w:tc>
-        <w:tc>
-          <w:tcPr>
+              <w:t>POST</w:t>
+            </w:r>
+          </w:p>
+        </w:tc>
+        <w:tc>
+          <w:tcPr>
+            <w:tcW w:w="0" w:type="auto"/>
             <w:vAlign w:val="center"/>
           </w:tcPr>
           <w:p>
@@ -2473,28 +2450,29 @@
             </w:pPr>
             <w:r>
               <w:rPr>
-                <w:rStyle w:val="MdCode"/>
                 <w:u w:val="single"/>
               </w:rPr>
-              <w:t xml:space="preserve">/product/create</w:t>
-            </w:r>
-          </w:p>
-        </w:tc>
-        <w:tc>
-          <w:tcPr>
-            <w:vAlign w:val="center"/>
-          </w:tcPr>
-          <w:p>
-            <w:pPr>
-              <w:pStyle w:val="MdTableCell"/>
-            </w:pPr>
-            <w:r>
-              <w:t xml:space="preserve">Tạo mới sản phẩm</w:t>
-            </w:r>
-          </w:p>
-        </w:tc>
-        <w:tc>
-          <w:tcPr>
+              <w:t>/product/create</w:t>
+            </w:r>
+          </w:p>
+        </w:tc>
+        <w:tc>
+          <w:tcPr>
+            <w:tcW w:w="0" w:type="auto"/>
+            <w:vAlign w:val="center"/>
+          </w:tcPr>
+          <w:p>
+            <w:pPr>
+              <w:pStyle w:val="MdTableCell"/>
+            </w:pPr>
+            <w:r>
+              <w:t>Tạo mới sản phẩm</w:t>
+            </w:r>
+          </w:p>
+        </w:tc>
+        <w:tc>
+          <w:tcPr>
+            <w:tcW w:w="0" w:type="auto"/>
             <w:vAlign w:val="center"/>
           </w:tcPr>
           <w:p>
@@ -2504,33 +2482,39 @@
             <w:r>
               <w:rPr>
                 <w:rStyle w:val="MdStrong"/>
-                <w:b/>
-                <w:bCs/>
               </w:rPr>
-              <w:t xml:space="preserve">Admin</w:t>
-            </w:r>
-          </w:p>
-        </w:tc>
-        <w:tc>
-          <w:tcPr>
-            <w:vAlign w:val="center"/>
-          </w:tcPr>
-          <w:p>
-            <w:pPr>
-              <w:pStyle w:val="MdTableCell"/>
-            </w:pPr>
-            <w:r>
-              <w:t xml:space="preserve">Message Status</w:t>
+              <w:t>Admin</w:t>
+            </w:r>
+          </w:p>
+        </w:tc>
+        <w:tc>
+          <w:tcPr>
+            <w:tcW w:w="0" w:type="auto"/>
+            <w:vAlign w:val="center"/>
+          </w:tcPr>
+          <w:p>
+            <w:pPr>
+              <w:pStyle w:val="MdTableCell"/>
+            </w:pPr>
+            <w:r>
+              <w:t>Message Status</w:t>
             </w:r>
           </w:p>
         </w:tc>
       </w:tr>
       <w:tr>
+        <w:tblPrEx>
+          <w:tblCellMar>
+            <w:top w:w="0" w:type="dxa"/>
+            <w:bottom w:w="0" w:type="dxa"/>
+          </w:tblCellMar>
+        </w:tblPrEx>
         <w:trPr>
           <w:cantSplit/>
         </w:trPr>
         <w:tc>
           <w:tcPr>
+            <w:tcW w:w="0" w:type="auto"/>
             <w:vAlign w:val="center"/>
           </w:tcPr>
           <w:p>
@@ -2540,15 +2524,14 @@
             <w:r>
               <w:rPr>
                 <w:rStyle w:val="MdStrong"/>
-                <w:b/>
-                <w:bCs/>
               </w:rPr>
-              <w:t xml:space="preserve">PUT</w:t>
-            </w:r>
-          </w:p>
-        </w:tc>
-        <w:tc>
-          <w:tcPr>
+              <w:t>PUT</w:t>
+            </w:r>
+          </w:p>
+        </w:tc>
+        <w:tc>
+          <w:tcPr>
+            <w:tcW w:w="0" w:type="auto"/>
             <w:vAlign w:val="center"/>
           </w:tcPr>
           <w:p>
@@ -2557,28 +2540,29 @@
             </w:pPr>
             <w:r>
               <w:rPr>
-                <w:rStyle w:val="MdCode"/>
                 <w:u w:val="single"/>
               </w:rPr>
-              <w:t xml:space="preserve">/product/update/:id</w:t>
-            </w:r>
-          </w:p>
-        </w:tc>
-        <w:tc>
-          <w:tcPr>
-            <w:vAlign w:val="center"/>
-          </w:tcPr>
-          <w:p>
-            <w:pPr>
-              <w:pStyle w:val="MdTableCell"/>
-            </w:pPr>
-            <w:r>
-              <w:t xml:space="preserve">Cập nhật giá, thông tin hình ảnh</w:t>
-            </w:r>
-          </w:p>
-        </w:tc>
-        <w:tc>
-          <w:tcPr>
+              <w:t>/product/update/:id</w:t>
+            </w:r>
+          </w:p>
+        </w:tc>
+        <w:tc>
+          <w:tcPr>
+            <w:tcW w:w="0" w:type="auto"/>
+            <w:vAlign w:val="center"/>
+          </w:tcPr>
+          <w:p>
+            <w:pPr>
+              <w:pStyle w:val="MdTableCell"/>
+            </w:pPr>
+            <w:r>
+              <w:t>Cập nhật giá, thông tin hình ảnh</w:t>
+            </w:r>
+          </w:p>
+        </w:tc>
+        <w:tc>
+          <w:tcPr>
+            <w:tcW w:w="0" w:type="auto"/>
             <w:vAlign w:val="center"/>
           </w:tcPr>
           <w:p>
@@ -2588,33 +2572,39 @@
             <w:r>
               <w:rPr>
                 <w:rStyle w:val="MdStrong"/>
-                <w:b/>
-                <w:bCs/>
               </w:rPr>
-              <w:t xml:space="preserve">Admin</w:t>
-            </w:r>
-          </w:p>
-        </w:tc>
-        <w:tc>
-          <w:tcPr>
-            <w:vAlign w:val="center"/>
-          </w:tcPr>
-          <w:p>
-            <w:pPr>
-              <w:pStyle w:val="MdTableCell"/>
-            </w:pPr>
-            <w:r>
-              <w:t xml:space="preserve">Data SP mới</w:t>
+              <w:t>Admin</w:t>
+            </w:r>
+          </w:p>
+        </w:tc>
+        <w:tc>
+          <w:tcPr>
+            <w:tcW w:w="0" w:type="auto"/>
+            <w:vAlign w:val="center"/>
+          </w:tcPr>
+          <w:p>
+            <w:pPr>
+              <w:pStyle w:val="MdTableCell"/>
+            </w:pPr>
+            <w:r>
+              <w:t>Data SP mới</w:t>
             </w:r>
           </w:p>
         </w:tc>
       </w:tr>
       <w:tr>
+        <w:tblPrEx>
+          <w:tblCellMar>
+            <w:top w:w="0" w:type="dxa"/>
+            <w:bottom w:w="0" w:type="dxa"/>
+          </w:tblCellMar>
+        </w:tblPrEx>
         <w:trPr>
           <w:cantSplit/>
         </w:trPr>
         <w:tc>
           <w:tcPr>
+            <w:tcW w:w="0" w:type="auto"/>
             <w:vAlign w:val="center"/>
           </w:tcPr>
           <w:p>
@@ -2624,15 +2614,14 @@
             <w:r>
               <w:rPr>
                 <w:rStyle w:val="MdStrong"/>
-                <w:b/>
-                <w:bCs/>
               </w:rPr>
-              <w:t xml:space="preserve">DELETE</w:t>
-            </w:r>
-          </w:p>
-        </w:tc>
-        <w:tc>
-          <w:tcPr>
+              <w:t>DELETE</w:t>
+            </w:r>
+          </w:p>
+        </w:tc>
+        <w:tc>
+          <w:tcPr>
+            <w:tcW w:w="0" w:type="auto"/>
             <w:vAlign w:val="center"/>
           </w:tcPr>
           <w:p>
@@ -2641,28 +2630,29 @@
             </w:pPr>
             <w:r>
               <w:rPr>
-                <w:rStyle w:val="MdCode"/>
                 <w:u w:val="single"/>
               </w:rPr>
-              <w:t xml:space="preserve">/product/delete/:id</w:t>
-            </w:r>
-          </w:p>
-        </w:tc>
-        <w:tc>
-          <w:tcPr>
-            <w:vAlign w:val="center"/>
-          </w:tcPr>
-          <w:p>
-            <w:pPr>
-              <w:pStyle w:val="MdTableCell"/>
-            </w:pPr>
-            <w:r>
-              <w:t xml:space="preserve">Xóa sản phẩm khỏi kho</w:t>
-            </w:r>
-          </w:p>
-        </w:tc>
-        <w:tc>
-          <w:tcPr>
+              <w:t>/product/delete/:id</w:t>
+            </w:r>
+          </w:p>
+        </w:tc>
+        <w:tc>
+          <w:tcPr>
+            <w:tcW w:w="0" w:type="auto"/>
+            <w:vAlign w:val="center"/>
+          </w:tcPr>
+          <w:p>
+            <w:pPr>
+              <w:pStyle w:val="MdTableCell"/>
+            </w:pPr>
+            <w:r>
+              <w:t>Xóa sản phẩm khỏi kho</w:t>
+            </w:r>
+          </w:p>
+        </w:tc>
+        <w:tc>
+          <w:tcPr>
+            <w:tcW w:w="0" w:type="auto"/>
             <w:vAlign w:val="center"/>
           </w:tcPr>
           <w:p>
@@ -2672,23 +2662,22 @@
             <w:r>
               <w:rPr>
                 <w:rStyle w:val="MdStrong"/>
-                <w:b/>
-                <w:bCs/>
               </w:rPr>
-              <w:t xml:space="preserve">Admin</w:t>
-            </w:r>
-          </w:p>
-        </w:tc>
-        <w:tc>
-          <w:tcPr>
-            <w:vAlign w:val="center"/>
-          </w:tcPr>
-          <w:p>
-            <w:pPr>
-              <w:pStyle w:val="MdTableCell"/>
-            </w:pPr>
-            <w:r>
-              <w:t xml:space="preserve">Status OK</w:t>
+              <w:t>Admin</w:t>
+            </w:r>
+          </w:p>
+        </w:tc>
+        <w:tc>
+          <w:tcPr>
+            <w:tcW w:w="0" w:type="auto"/>
+            <w:vAlign w:val="center"/>
+          </w:tcPr>
+          <w:p>
+            <w:pPr>
+              <w:pStyle w:val="MdTableCell"/>
+            </w:pPr>
+            <w:r>
+              <w:t>Status OK</w:t>
             </w:r>
           </w:p>
         </w:tc>
@@ -2696,41 +2685,51 @@
     </w:tbl>
     <w:p>
       <w:pPr>
-        <w:pStyle w:val="Heading3"/>
         <w:pStyle w:val="MdHeading3"/>
       </w:pPr>
       <w:r>
-        <w:t xml:space="preserve">4.3. Khối API Đơn hàng &amp; Thanh Toán (Order Endpoint)</w:t>
+        <w:t>4.3. Khối API Đơn hàng &amp; Thanh Toán (Order Endpoint)</w:t>
       </w:r>
     </w:p>
     <w:tbl>
       <w:tblPr>
-        <w:tblStyle w:val="MdTable"/>
-        <w:tblW w:type="pct" w:w="100%"/>
+        <w:tblW w:w="5000" w:type="pct"/>
         <w:tblBorders>
-          <w:top w:val="single" w:color="auto" w:sz="4"/>
-          <w:left w:val="single" w:color="auto" w:sz="4"/>
-          <w:bottom w:val="single" w:color="auto" w:sz="4"/>
-          <w:right w:val="single" w:color="auto" w:sz="4"/>
-          <w:insideH w:val="single" w:color="auto" w:sz="4"/>
-          <w:insideV w:val="single" w:color="auto" w:sz="4"/>
+          <w:top w:val="single" w:sz="4" w:space="0" w:color="auto"/>
+          <w:left w:val="single" w:sz="4" w:space="0" w:color="auto"/>
+          <w:bottom w:val="single" w:sz="4" w:space="0" w:color="auto"/>
+          <w:right w:val="single" w:sz="4" w:space="0" w:color="auto"/>
+          <w:insideH w:val="single" w:sz="4" w:space="0" w:color="auto"/>
+          <w:insideV w:val="single" w:sz="4" w:space="0" w:color="auto"/>
         </w:tblBorders>
+        <w:tblCellMar>
+          <w:left w:w="10" w:type="dxa"/>
+          <w:right w:w="10" w:type="dxa"/>
+        </w:tblCellMar>
+        <w:tblLook w:val="0000" w:firstRow="0" w:lastRow="0" w:firstColumn="0" w:lastColumn="0" w:noHBand="0" w:noVBand="0"/>
       </w:tblPr>
       <w:tblGrid>
-        <w:gridCol w:w="2000"/>
-        <w:gridCol w:w="2000"/>
-        <w:gridCol w:w="2000"/>
-        <w:gridCol w:w="2000"/>
-        <w:gridCol w:w="2000"/>
+        <w:gridCol w:w="1294"/>
+        <w:gridCol w:w="1557"/>
+        <w:gridCol w:w="2612"/>
+        <w:gridCol w:w="1055"/>
+        <w:gridCol w:w="2498"/>
       </w:tblGrid>
       <w:tr>
+        <w:tblPrEx>
+          <w:tblCellMar>
+            <w:top w:w="0" w:type="dxa"/>
+            <w:bottom w:w="0" w:type="dxa"/>
+          </w:tblCellMar>
+        </w:tblPrEx>
         <w:trPr>
           <w:cantSplit/>
           <w:tblHeader/>
         </w:trPr>
         <w:tc>
           <w:tcPr>
-            <w:shd w:fill="F2F2F2"/>
+            <w:tcW w:w="0" w:type="auto"/>
+            <w:shd w:val="clear" w:color="auto" w:fill="F2F2F2"/>
             <w:vAlign w:val="center"/>
           </w:tcPr>
           <w:p>
@@ -2738,13 +2737,14 @@
               <w:pStyle w:val="MdTableHeader"/>
             </w:pPr>
             <w:r>
-              <w:t xml:space="preserve">Mã Khẩu Lệnh (Method)</w:t>
-            </w:r>
-          </w:p>
-        </w:tc>
-        <w:tc>
-          <w:tcPr>
-            <w:shd w:fill="F2F2F2"/>
+              <w:t>Mã Khẩu Lệnh (Method)</w:t>
+            </w:r>
+          </w:p>
+        </w:tc>
+        <w:tc>
+          <w:tcPr>
+            <w:tcW w:w="0" w:type="auto"/>
+            <w:shd w:val="clear" w:color="auto" w:fill="F2F2F2"/>
             <w:vAlign w:val="center"/>
           </w:tcPr>
           <w:p>
@@ -2752,13 +2752,14 @@
               <w:pStyle w:val="MdTableHeader"/>
             </w:pPr>
             <w:r>
-              <w:t xml:space="preserve">Đường dẫn (URL Endpoint)</w:t>
-            </w:r>
-          </w:p>
-        </w:tc>
-        <w:tc>
-          <w:tcPr>
-            <w:shd w:fill="F2F2F2"/>
+              <w:t>Đường dẫn (URL Endpoint)</w:t>
+            </w:r>
+          </w:p>
+        </w:tc>
+        <w:tc>
+          <w:tcPr>
+            <w:tcW w:w="0" w:type="auto"/>
+            <w:shd w:val="clear" w:color="auto" w:fill="F2F2F2"/>
             <w:vAlign w:val="center"/>
           </w:tcPr>
           <w:p>
@@ -2766,13 +2767,14 @@
               <w:pStyle w:val="MdTableHeader"/>
             </w:pPr>
             <w:r>
-              <w:t xml:space="preserve">Mục đích (Description)</w:t>
-            </w:r>
-          </w:p>
-        </w:tc>
-        <w:tc>
-          <w:tcPr>
-            <w:shd w:fill="F2F2F2"/>
+              <w:t>Mục đích (Description)</w:t>
+            </w:r>
+          </w:p>
+        </w:tc>
+        <w:tc>
+          <w:tcPr>
+            <w:tcW w:w="0" w:type="auto"/>
+            <w:shd w:val="clear" w:color="auto" w:fill="F2F2F2"/>
             <w:vAlign w:val="center"/>
           </w:tcPr>
           <w:p>
@@ -2780,13 +2782,14 @@
               <w:pStyle w:val="MdTableHeader"/>
             </w:pPr>
             <w:r>
-              <w:t xml:space="preserve">Ai được gọi?</w:t>
-            </w:r>
-          </w:p>
-        </w:tc>
-        <w:tc>
-          <w:tcPr>
-            <w:shd w:fill="F2F2F2"/>
+              <w:t>Ai được gọi?</w:t>
+            </w:r>
+          </w:p>
+        </w:tc>
+        <w:tc>
+          <w:tcPr>
+            <w:tcW w:w="0" w:type="auto"/>
+            <w:shd w:val="clear" w:color="auto" w:fill="F2F2F2"/>
             <w:vAlign w:val="center"/>
           </w:tcPr>
           <w:p>
@@ -2794,17 +2797,24 @@
               <w:pStyle w:val="MdTableHeader"/>
             </w:pPr>
             <w:r>
-              <w:t xml:space="preserve">Dữ liệu đầu vào bắt buộc (Request Body)</w:t>
+              <w:t>Dữ liệu đầu vào bắt buộc (Request Body)</w:t>
             </w:r>
           </w:p>
         </w:tc>
       </w:tr>
       <w:tr>
+        <w:tblPrEx>
+          <w:tblCellMar>
+            <w:top w:w="0" w:type="dxa"/>
+            <w:bottom w:w="0" w:type="dxa"/>
+          </w:tblCellMar>
+        </w:tblPrEx>
         <w:trPr>
           <w:cantSplit/>
         </w:trPr>
         <w:tc>
           <w:tcPr>
+            <w:tcW w:w="0" w:type="auto"/>
             <w:vAlign w:val="center"/>
           </w:tcPr>
           <w:p>
@@ -2814,15 +2824,14 @@
             <w:r>
               <w:rPr>
                 <w:rStyle w:val="MdStrong"/>
-                <w:b/>
-                <w:bCs/>
               </w:rPr>
-              <w:t xml:space="preserve">POST</w:t>
-            </w:r>
-          </w:p>
-        </w:tc>
-        <w:tc>
-          <w:tcPr>
+              <w:t>POST</w:t>
+            </w:r>
+          </w:p>
+        </w:tc>
+        <w:tc>
+          <w:tcPr>
+            <w:tcW w:w="0" w:type="auto"/>
             <w:vAlign w:val="center"/>
           </w:tcPr>
           <w:p>
@@ -2831,41 +2840,43 @@
             </w:pPr>
             <w:r>
               <w:rPr>
-                <w:rStyle w:val="MdCode"/>
                 <w:u w:val="single"/>
               </w:rPr>
-              <w:t xml:space="preserve">/order/create</w:t>
-            </w:r>
-          </w:p>
-        </w:tc>
-        <w:tc>
-          <w:tcPr>
-            <w:vAlign w:val="center"/>
-          </w:tcPr>
-          <w:p>
-            <w:pPr>
-              <w:pStyle w:val="MdTableCell"/>
-            </w:pPr>
-            <w:r>
-              <w:t xml:space="preserve">Giao dịch Thanh toán. Bơm List Giỏ hàng (Cart) thành Đơn hàng thực tế</w:t>
-            </w:r>
-          </w:p>
-        </w:tc>
-        <w:tc>
-          <w:tcPr>
-            <w:vAlign w:val="center"/>
-          </w:tcPr>
-          <w:p>
-            <w:pPr>
-              <w:pStyle w:val="MdTableCell"/>
-            </w:pPr>
-            <w:r>
-              <w:t xml:space="preserve">Tài khoản đã Đăng Nhập</w:t>
-            </w:r>
-          </w:p>
-        </w:tc>
-        <w:tc>
-          <w:tcPr>
+              <w:t>/order/create</w:t>
+            </w:r>
+          </w:p>
+        </w:tc>
+        <w:tc>
+          <w:tcPr>
+            <w:tcW w:w="0" w:type="auto"/>
+            <w:vAlign w:val="center"/>
+          </w:tcPr>
+          <w:p>
+            <w:pPr>
+              <w:pStyle w:val="MdTableCell"/>
+            </w:pPr>
+            <w:r>
+              <w:t>Giao dịch Thanh toán. Bơm List Giỏ hàng (Cart) thành Đơn hàng thực tế</w:t>
+            </w:r>
+          </w:p>
+        </w:tc>
+        <w:tc>
+          <w:tcPr>
+            <w:tcW w:w="0" w:type="auto"/>
+            <w:vAlign w:val="center"/>
+          </w:tcPr>
+          <w:p>
+            <w:pPr>
+              <w:pStyle w:val="MdTableCell"/>
+            </w:pPr>
+            <w:r>
+              <w:t>Tài khoản đã Đăng Nhập</w:t>
+            </w:r>
+          </w:p>
+        </w:tc>
+        <w:tc>
+          <w:tcPr>
+            <w:tcW w:w="0" w:type="auto"/>
             <w:vAlign w:val="center"/>
           </w:tcPr>
           <w:p>
@@ -2874,20 +2885,26 @@
             </w:pPr>
             <w:r>
               <w:rPr>
-                <w:rStyle w:val="MdCode"/>
                 <w:u w:val="single"/>
               </w:rPr>
-              <w:t xml:space="preserve">{ orderItems, shippingAddress, paymentMethod, totalPrice }</w:t>
+              <w:t>{ orderItems, shippingAddress, paymentMethod, totalPrice }</w:t>
             </w:r>
           </w:p>
         </w:tc>
       </w:tr>
       <w:tr>
+        <w:tblPrEx>
+          <w:tblCellMar>
+            <w:top w:w="0" w:type="dxa"/>
+            <w:bottom w:w="0" w:type="dxa"/>
+          </w:tblCellMar>
+        </w:tblPrEx>
         <w:trPr>
           <w:cantSplit/>
         </w:trPr>
         <w:tc>
           <w:tcPr>
+            <w:tcW w:w="0" w:type="auto"/>
             <w:vAlign w:val="center"/>
           </w:tcPr>
           <w:p>
@@ -2897,15 +2914,14 @@
             <w:r>
               <w:rPr>
                 <w:rStyle w:val="MdStrong"/>
-                <w:b/>
-                <w:bCs/>
               </w:rPr>
-              <w:t xml:space="preserve">GET</w:t>
-            </w:r>
-          </w:p>
-        </w:tc>
-        <w:tc>
-          <w:tcPr>
+              <w:t>GET</w:t>
+            </w:r>
+          </w:p>
+        </w:tc>
+        <w:tc>
+          <w:tcPr>
+            <w:tcW w:w="0" w:type="auto"/>
             <w:vAlign w:val="center"/>
           </w:tcPr>
           <w:p>
@@ -2914,28 +2930,29 @@
             </w:pPr>
             <w:r>
               <w:rPr>
-                <w:rStyle w:val="MdCode"/>
                 <w:u w:val="single"/>
               </w:rPr>
-              <w:t xml:space="preserve">/order/get-all-order</w:t>
-            </w:r>
-          </w:p>
-        </w:tc>
-        <w:tc>
-          <w:tcPr>
-            <w:vAlign w:val="center"/>
-          </w:tcPr>
-          <w:p>
-            <w:pPr>
-              <w:pStyle w:val="MdTableCell"/>
-            </w:pPr>
-            <w:r>
-              <w:t xml:space="preserve">Mở danh sách toàn bộ các Đơn Hàng trong tuần/tháng để làm Báo cáo Doanh thu</w:t>
-            </w:r>
-          </w:p>
-        </w:tc>
-        <w:tc>
-          <w:tcPr>
+              <w:t>/order/get-all-order</w:t>
+            </w:r>
+          </w:p>
+        </w:tc>
+        <w:tc>
+          <w:tcPr>
+            <w:tcW w:w="0" w:type="auto"/>
+            <w:vAlign w:val="center"/>
+          </w:tcPr>
+          <w:p>
+            <w:pPr>
+              <w:pStyle w:val="MdTableCell"/>
+            </w:pPr>
+            <w:r>
+              <w:t>Mở danh sách toàn bộ các Đơn Hàng trong tuần/tháng để làm Báo cáo Doanh thu</w:t>
+            </w:r>
+          </w:p>
+        </w:tc>
+        <w:tc>
+          <w:tcPr>
+            <w:tcW w:w="0" w:type="auto"/>
             <w:vAlign w:val="center"/>
           </w:tcPr>
           <w:p>
@@ -2945,33 +2962,39 @@
             <w:r>
               <w:rPr>
                 <w:rStyle w:val="MdStrong"/>
-                <w:b/>
-                <w:bCs/>
               </w:rPr>
-              <w:t xml:space="preserve">Admin</w:t>
-            </w:r>
-          </w:p>
-        </w:tc>
-        <w:tc>
-          <w:tcPr>
-            <w:vAlign w:val="center"/>
-          </w:tcPr>
-          <w:p>
-            <w:pPr>
-              <w:pStyle w:val="MdTableCell"/>
-            </w:pPr>
-            <w:r>
-              <w:t xml:space="preserve">(Không cần Data đầu vào)</w:t>
+              <w:t>Admin</w:t>
+            </w:r>
+          </w:p>
+        </w:tc>
+        <w:tc>
+          <w:tcPr>
+            <w:tcW w:w="0" w:type="auto"/>
+            <w:vAlign w:val="center"/>
+          </w:tcPr>
+          <w:p>
+            <w:pPr>
+              <w:pStyle w:val="MdTableCell"/>
+            </w:pPr>
+            <w:r>
+              <w:t>(Không cần Data đầu vào)</w:t>
             </w:r>
           </w:p>
         </w:tc>
       </w:tr>
       <w:tr>
+        <w:tblPrEx>
+          <w:tblCellMar>
+            <w:top w:w="0" w:type="dxa"/>
+            <w:bottom w:w="0" w:type="dxa"/>
+          </w:tblCellMar>
+        </w:tblPrEx>
         <w:trPr>
           <w:cantSplit/>
         </w:trPr>
         <w:tc>
           <w:tcPr>
+            <w:tcW w:w="0" w:type="auto"/>
             <w:vAlign w:val="center"/>
           </w:tcPr>
           <w:p>
@@ -2981,15 +3004,14 @@
             <w:r>
               <w:rPr>
                 <w:rStyle w:val="MdStrong"/>
-                <w:b/>
-                <w:bCs/>
               </w:rPr>
-              <w:t xml:space="preserve">GET</w:t>
-            </w:r>
-          </w:p>
-        </w:tc>
-        <w:tc>
-          <w:tcPr>
+              <w:t>GET</w:t>
+            </w:r>
+          </w:p>
+        </w:tc>
+        <w:tc>
+          <w:tcPr>
+            <w:tcW w:w="0" w:type="auto"/>
             <w:vAlign w:val="center"/>
           </w:tcPr>
           <w:p>
@@ -2998,49 +3020,51 @@
             </w:pPr>
             <w:r>
               <w:rPr>
-                <w:rStyle w:val="MdCode"/>
                 <w:u w:val="single"/>
               </w:rPr>
-              <w:t xml:space="preserve">/order/get-order-details/:id</w:t>
-            </w:r>
-          </w:p>
-        </w:tc>
-        <w:tc>
-          <w:tcPr>
-            <w:vAlign w:val="center"/>
-          </w:tcPr>
-          <w:p>
-            <w:pPr>
-              <w:pStyle w:val="MdTableCell"/>
-            </w:pPr>
-            <w:r>
-              <w:t xml:space="preserve">Soi kỹ trong Đơn hàng số XYZ có những dòng Item nào, khách tên gì</w:t>
-            </w:r>
-          </w:p>
-        </w:tc>
-        <w:tc>
-          <w:tcPr>
-            <w:vAlign w:val="center"/>
-          </w:tcPr>
-          <w:p>
-            <w:pPr>
-              <w:pStyle w:val="MdTableCell"/>
-            </w:pPr>
-            <w:r>
-              <w:t xml:space="preserve">User của đơn đó, Admin</w:t>
-            </w:r>
-          </w:p>
-        </w:tc>
-        <w:tc>
-          <w:tcPr>
-            <w:vAlign w:val="center"/>
-          </w:tcPr>
-          <w:p>
-            <w:pPr>
-              <w:pStyle w:val="MdTableCell"/>
-            </w:pPr>
-            <w:r>
-              <w:t xml:space="preserve">(Tự động bóc tách từ Token)</w:t>
+              <w:t>/order/get-order-details/:id</w:t>
+            </w:r>
+          </w:p>
+        </w:tc>
+        <w:tc>
+          <w:tcPr>
+            <w:tcW w:w="0" w:type="auto"/>
+            <w:vAlign w:val="center"/>
+          </w:tcPr>
+          <w:p>
+            <w:pPr>
+              <w:pStyle w:val="MdTableCell"/>
+            </w:pPr>
+            <w:r>
+              <w:t>Soi kỹ trong Đơn hàng số XYZ có những dòng Item nào, khách tên gì</w:t>
+            </w:r>
+          </w:p>
+        </w:tc>
+        <w:tc>
+          <w:tcPr>
+            <w:tcW w:w="0" w:type="auto"/>
+            <w:vAlign w:val="center"/>
+          </w:tcPr>
+          <w:p>
+            <w:pPr>
+              <w:pStyle w:val="MdTableCell"/>
+            </w:pPr>
+            <w:r>
+              <w:t>User của đơn đó, Admin</w:t>
+            </w:r>
+          </w:p>
+        </w:tc>
+        <w:tc>
+          <w:tcPr>
+            <w:tcW w:w="0" w:type="auto"/>
+            <w:vAlign w:val="center"/>
+          </w:tcPr>
+          <w:p>
+            <w:pPr>
+              <w:pStyle w:val="MdTableCell"/>
+            </w:pPr>
+            <w:r>
+              <w:t>(Tự động bóc tách từ Token)</w:t>
             </w:r>
           </w:p>
         </w:tc>
@@ -3053,10 +3077,9 @@
       <w:r>
         <w:rPr>
           <w:rStyle w:val="MdStrong"/>
-          <w:b/>
-          <w:bCs/>
-        </w:rPr>
-        <w:t xml:space="preserve">Ghi chú kiến thức:</w:t>
+        </w:rPr>
+        <w:lastRenderedPageBreak/>
+        <w:t>Ghi chú kiến thức:</w:t>
       </w:r>
     </w:p>
     <w:p>
@@ -3070,10 +3093,9 @@
       </w:pPr>
       <w:r>
         <w:rPr>
-          <w:rStyle w:val="MdCode"/>
-          <w:u w:val="single"/>
-        </w:rPr>
-        <w:t xml:space="preserve">[GET]</w:t>
+          <w:u w:val="single"/>
+        </w:rPr>
+        <w:t>[GET]</w:t>
       </w:r>
       <w:r>
         <w:t xml:space="preserve"> nghĩa là đi "Lấy" hoặc "Đòi" thông tin về để hiển thị lên màn hình.</w:t>
@@ -3085,10 +3107,9 @@
       </w:pPr>
       <w:r>
         <w:rPr>
-          <w:rStyle w:val="MdCode"/>
-          <w:u w:val="single"/>
-        </w:rPr>
-        <w:t xml:space="preserve">[POST]</w:t>
+          <w:u w:val="single"/>
+        </w:rPr>
+        <w:t>[POST]</w:t>
       </w:r>
       <w:r>
         <w:t xml:space="preserve"> là "Gửi đi" form thông tin đăng ký lên hệ thống.</w:t>
@@ -3100,10 +3121,9 @@
       </w:pPr>
       <w:r>
         <w:rPr>
-          <w:rStyle w:val="MdCode"/>
-          <w:u w:val="single"/>
-        </w:rPr>
-        <w:t xml:space="preserve">[PUT]</w:t>
+          <w:u w:val="single"/>
+        </w:rPr>
+        <w:t>[PUT]</w:t>
       </w:r>
       <w:r>
         <w:t xml:space="preserve"> là "Sửa" hay "Thay thế" những hàng hóa đã mọc rễ.</w:t>
@@ -3115,108 +3135,31 @@
       </w:pPr>
       <w:r>
         <w:rPr>
-          <w:rStyle w:val="MdCode"/>
-          <w:u w:val="single"/>
-        </w:rPr>
-        <w:t xml:space="preserve">[DELETE]</w:t>
+          <w:u w:val="single"/>
+        </w:rPr>
+        <w:t>[DELETE]</w:t>
       </w:r>
       <w:r>
         <w:t xml:space="preserve"> là tiêu diệt triệt để.</w:t>
       </w:r>
     </w:p>
     <w:sectPr>
-      <w:pgSz w:w="11906" w:h="16838" w:orient="portrait"/>
+      <w:pgSz w:w="11906" w:h="16838"/>
       <w:pgMar w:top="1440" w:right="1440" w:bottom="1440" w:left="1440" w:header="708" w:footer="708" w:gutter="0"/>
-      <w:pgNumType/>
+      <w:cols w:space="720"/>
       <w:docGrid w:linePitch="360"/>
     </w:sectPr>
   </w:body>
 </w:document>
 </file>
 
-<file path=word/comments.xml><?xml version="1.0" encoding="utf-8"?>
-<w:comments xmlns:cx="http://schemas.microsoft.com/office/drawing/2014/chartex" xmlns:cx1="http://schemas.microsoft.com/office/drawing/2015/9/8/chartex" xmlns:cx2="http://schemas.microsoft.com/office/drawing/2015/10/21/chartex" xmlns:cx3="http://schemas.microsoft.com/office/drawing/2016/5/9/chartex" xmlns:cx4="http://schemas.microsoft.com/office/drawing/2016/5/10/chartex" xmlns:cx5="http://schemas.microsoft.com/office/drawing/2016/5/11/chartex" xmlns:cx6="http://schemas.microsoft.com/office/drawing/2016/5/12/chartex" xmlns:cx7="http://schemas.microsoft.com/office/drawing/2016/5/13/chartex" xmlns:cx8="http://schemas.microsoft.com/office/drawing/2016/5/14/chartex" xmlns:mc="http://schemas.openxmlformats.org/markup-compatibility/2006" xmlns:aink="http://schemas.microsoft.com/office/drawing/2016/ink" xmlns:am3d="http://schemas.microsoft.com/office/drawing/2017/model3d" xmlns:o="urn:schemas-microsoft-com:office:office" xmlns:r="http://schemas.openxmlformats.org/officeDocument/2006/relationships" xmlns:m="http://schemas.openxmlformats.org/officeDocument/2006/math" xmlns:v="urn:schemas-microsoft-com:vml" xmlns:wp14="http://schemas.microsoft.com/office/word/2010/wordprocessingDrawing" xmlns:wp="http://schemas.openxmlformats.org/drawingml/2006/wordprocessingDrawing" xmlns:w10="urn:schemas-microsoft-com:office:word" xmlns:w="http://schemas.openxmlformats.org/wordprocessingml/2006/main" xmlns:w14="http://schemas.microsoft.com/office/word/2010/wordml" xmlns:w15="http://schemas.microsoft.com/office/word/2012/wordml" xmlns:w16cex="http://schemas.microsoft.com/office/word/2018/wordml/cex" xmlns:w16cid="http://schemas.microsoft.com/office/word/2016/wordml/cid" xmlns:w16="http://schemas.microsoft.com/office/word/2018/wordml" xmlns:w16sdtdh="http://schemas.microsoft.com/office/word/2020/wordml/sdtdatahash" xmlns:w16se="http://schemas.microsoft.com/office/word/2015/wordml/symex" xmlns:wpg="http://schemas.microsoft.com/office/word/2010/wordprocessingGroup" xmlns:wpi="http://schemas.microsoft.com/office/word/2010/wordprocessingInk" xmlns:wne="http://schemas.microsoft.com/office/word/2006/wordml" xmlns:wps="http://schemas.microsoft.com/office/word/2010/wordprocessingShape"/>
-</file>
-
-<file path=word/endnotes.xml><?xml version="1.0" encoding="utf-8"?>
-<w:endnotes xmlns:wpc="http://schemas.microsoft.com/office/word/2010/wordprocessingCanvas" xmlns:mc="http://schemas.openxmlformats.org/markup-compatibility/2006" xmlns:o="urn:schemas-microsoft-com:office:office" xmlns:r="http://schemas.openxmlformats.org/officeDocument/2006/relationships" xmlns:m="http://schemas.openxmlformats.org/officeDocument/2006/math" xmlns:v="urn:schemas-microsoft-com:vml" xmlns:wp14="http://schemas.microsoft.com/office/word/2010/wordprocessingDrawing" xmlns:wp="http://schemas.openxmlformats.org/drawingml/2006/wordprocessingDrawing" xmlns:w10="urn:schemas-microsoft-com:office:word" xmlns:w="http://schemas.openxmlformats.org/wordprocessingml/2006/main" xmlns:w14="http://schemas.microsoft.com/office/word/2010/wordml" xmlns:w15="http://schemas.microsoft.com/office/word/2012/wordml" xmlns:wpg="http://schemas.microsoft.com/office/word/2010/wordprocessingGroup" xmlns:wpi="http://schemas.microsoft.com/office/word/2010/wordprocessingInk" xmlns:wne="http://schemas.microsoft.com/office/word/2006/wordml" xmlns:wps="http://schemas.microsoft.com/office/word/2010/wordprocessingShape" mc:Ignorable="w14 w15 wp14">
-  <w:endnote w:type="separator" w:id="-1">
-    <w:p>
-      <w:pPr>
-        <w:spacing w:after="0" w:line="240" w:lineRule="auto"/>
-      </w:pPr>
-      <w:r>
-        <w:rPr>
-          <w:rStyle w:val="EndnoteReference"/>
-        </w:rPr>
-        <w:endnoteRef/>
-      </w:r>
-      <w:r>
-        <w:separator/>
-      </w:r>
-    </w:p>
-  </w:endnote>
-  <w:endnote w:type="continuationSeparator" w:id="0">
-    <w:p>
-      <w:pPr>
-        <w:spacing w:after="0" w:line="240" w:lineRule="auto"/>
-      </w:pPr>
-      <w:r>
-        <w:rPr>
-          <w:rStyle w:val="EndnoteReference"/>
-        </w:rPr>
-        <w:endnoteRef/>
-      </w:r>
-      <w:r>
-        <w:continuationSeparator/>
-      </w:r>
-    </w:p>
-  </w:endnote>
-</w:endnotes>
-</file>
-
-<file path=word/footnotes.xml><?xml version="1.0" encoding="utf-8"?>
-<w:footnotes xmlns:wpc="http://schemas.microsoft.com/office/word/2010/wordprocessingCanvas" xmlns:mc="http://schemas.openxmlformats.org/markup-compatibility/2006" xmlns:o="urn:schemas-microsoft-com:office:office" xmlns:r="http://schemas.openxmlformats.org/officeDocument/2006/relationships" xmlns:m="http://schemas.openxmlformats.org/officeDocument/2006/math" xmlns:v="urn:schemas-microsoft-com:vml" xmlns:wp14="http://schemas.microsoft.com/office/word/2010/wordprocessingDrawing" xmlns:wp="http://schemas.openxmlformats.org/drawingml/2006/wordprocessingDrawing" xmlns:w10="urn:schemas-microsoft-com:office:word" xmlns:w="http://schemas.openxmlformats.org/wordprocessingml/2006/main" xmlns:w14="http://schemas.microsoft.com/office/word/2010/wordml" xmlns:w15="http://schemas.microsoft.com/office/word/2012/wordml" xmlns:wpg="http://schemas.microsoft.com/office/word/2010/wordprocessingGroup" xmlns:wpi="http://schemas.microsoft.com/office/word/2010/wordprocessingInk" xmlns:wne="http://schemas.microsoft.com/office/word/2006/wordml" xmlns:wps="http://schemas.microsoft.com/office/word/2010/wordprocessingShape" mc:Ignorable="w14 w15 wp14">
-  <w:footnote w:type="separator" w:id="-1">
-    <w:p>
-      <w:pPr>
-        <w:spacing w:after="0" w:line="240" w:lineRule="auto"/>
-      </w:pPr>
-      <w:r>
-        <w:rPr>
-          <w:rStyle w:val="FootnoteReference"/>
-        </w:rPr>
-        <w:footnoteRef/>
-      </w:r>
-      <w:r>
-        <w:separator/>
-      </w:r>
-    </w:p>
-  </w:footnote>
-  <w:footnote w:type="continuationSeparator" w:id="0">
-    <w:p>
-      <w:pPr>
-        <w:spacing w:after="0" w:line="240" w:lineRule="auto"/>
-      </w:pPr>
-      <w:r>
-        <w:rPr>
-          <w:rStyle w:val="FootnoteReference"/>
-        </w:rPr>
-        <w:footnoteRef/>
-      </w:r>
-      <w:r>
-        <w:continuationSeparator/>
-      </w:r>
-    </w:p>
-  </w:footnote>
-</w:footnotes>
-</file>
-
 <file path=word/numbering.xml><?xml version="1.0" encoding="utf-8"?>
-<w:numbering xmlns:wpc="http://schemas.microsoft.com/office/word/2010/wordprocessingCanvas" xmlns:mc="http://schemas.openxmlformats.org/markup-compatibility/2006" xmlns:o="urn:schemas-microsoft-com:office:office" xmlns:r="http://schemas.openxmlformats.org/officeDocument/2006/relationships" xmlns:m="http://schemas.openxmlformats.org/officeDocument/2006/math" xmlns:v="urn:schemas-microsoft-com:vml" xmlns:wp14="http://schemas.microsoft.com/office/word/2010/wordprocessingDrawing" xmlns:wp="http://schemas.openxmlformats.org/drawingml/2006/wordprocessingDrawing" xmlns:w10="urn:schemas-microsoft-com:office:word" xmlns:w="http://schemas.openxmlformats.org/wordprocessingml/2006/main" xmlns:w14="http://schemas.microsoft.com/office/word/2010/wordml" xmlns:w15="http://schemas.microsoft.com/office/word/2012/wordml" xmlns:wpg="http://schemas.microsoft.com/office/word/2010/wordprocessingGroup" xmlns:wpi="http://schemas.microsoft.com/office/word/2010/wordprocessingInk" xmlns:wne="http://schemas.microsoft.com/office/word/2006/wordml" xmlns:wps="http://schemas.microsoft.com/office/word/2010/wordprocessingShape" mc:Ignorable="w14 w15 wp14">
-  <w:abstractNum w:abstractNumId="1" w15:restartNumberingAfterBreak="0">
+<w:numbering xmlns:wpc="http://schemas.microsoft.com/office/word/2010/wordprocessingCanvas" xmlns:cx="http://schemas.microsoft.com/office/drawing/2014/chartex" xmlns:cx1="http://schemas.microsoft.com/office/drawing/2015/9/8/chartex" xmlns:cx2="http://schemas.microsoft.com/office/drawing/2015/10/21/chartex" xmlns:cx3="http://schemas.microsoft.com/office/drawing/2016/5/9/chartex" xmlns:cx4="http://schemas.microsoft.com/office/drawing/2016/5/10/chartex" xmlns:cx5="http://schemas.microsoft.com/office/drawing/2016/5/11/chartex" xmlns:cx6="http://schemas.microsoft.com/office/drawing/2016/5/12/chartex" xmlns:cx7="http://schemas.microsoft.com/office/drawing/2016/5/13/chartex" xmlns:cx8="http://schemas.microsoft.com/office/drawing/2016/5/14/chartex" xmlns:mc="http://schemas.openxmlformats.org/markup-compatibility/2006" xmlns:aink="http://schemas.microsoft.com/office/drawing/2016/ink" xmlns:am3d="http://schemas.microsoft.com/office/drawing/2017/model3d" xmlns:o="urn:schemas-microsoft-com:office:office" xmlns:oel="http://schemas.microsoft.com/office/2019/extlst" xmlns:r="http://schemas.openxmlformats.org/officeDocument/2006/relationships" xmlns:m="http://schemas.openxmlformats.org/officeDocument/2006/math" xmlns:v="urn:schemas-microsoft-com:vml" xmlns:wp14="http://schemas.microsoft.com/office/word/2010/wordprocessingDrawing" xmlns:wp="http://schemas.openxmlformats.org/drawingml/2006/wordprocessingDrawing" xmlns:w10="urn:schemas-microsoft-com:office:word" xmlns:w="http://schemas.openxmlformats.org/wordprocessingml/2006/main" xmlns:w14="http://schemas.microsoft.com/office/word/2010/wordml" xmlns:w15="http://schemas.microsoft.com/office/word/2012/wordml" xmlns:w16cex="http://schemas.microsoft.com/office/word/2018/wordml/cex" xmlns:w16cid="http://schemas.microsoft.com/office/word/2016/wordml/cid" xmlns:w16="http://schemas.microsoft.com/office/word/2018/wordml" xmlns:w16du="http://schemas.microsoft.com/office/word/2023/wordml/word16du" xmlns:w16sdtdh="http://schemas.microsoft.com/office/word/2020/wordml/sdtdatahash" xmlns:w16sdtfl="http://schemas.microsoft.com/office/word/2024/wordml/sdtformatlock" xmlns:w16se="http://schemas.microsoft.com/office/word/2015/wordml/symex" xmlns:wpg="http://schemas.microsoft.com/office/word/2010/wordprocessingGroup" xmlns:wpi="http://schemas.microsoft.com/office/word/2010/wordprocessingInk" xmlns:wne="http://schemas.microsoft.com/office/word/2006/wordml" xmlns:wps="http://schemas.microsoft.com/office/word/2010/wordprocessingShape" mc:Ignorable="w14 w15 w16se w16cid w16 w16cex w16sdtdh w16sdtfl w16du wp14">
+  <w:abstractNum w:abstractNumId="0" w15:restartNumberingAfterBreak="0">
+    <w:nsid w:val="011E7CA1"/>
     <w:multiLevelType w:val="hybridMultilevel"/>
-    <w:lvl w:ilvl="0" w15:tentative="1">
+    <w:tmpl w:val="F178229A"/>
+    <w:lvl w:ilvl="0" w:tplc="BEEE31C4">
       <w:start w:val="1"/>
       <w:numFmt w:val="bullet"/>
       <w:lvlText w:val="●"/>
@@ -3225,7 +3168,7 @@
         <w:ind w:left="720" w:hanging="360"/>
       </w:pPr>
     </w:lvl>
-    <w:lvl w:ilvl="1" w15:tentative="1">
+    <w:lvl w:ilvl="1" w:tplc="771CE3A0">
       <w:start w:val="1"/>
       <w:numFmt w:val="bullet"/>
       <w:lvlText w:val="○"/>
@@ -3234,7 +3177,7 @@
         <w:ind w:left="1440" w:hanging="360"/>
       </w:pPr>
     </w:lvl>
-    <w:lvl w:ilvl="2" w15:tentative="1">
+    <w:lvl w:ilvl="2" w:tplc="FAD0AD2E">
       <w:start w:val="1"/>
       <w:numFmt w:val="bullet"/>
       <w:lvlText w:val="■"/>
@@ -3243,7 +3186,7 @@
         <w:ind w:left="2160" w:hanging="360"/>
       </w:pPr>
     </w:lvl>
-    <w:lvl w:ilvl="3" w15:tentative="1">
+    <w:lvl w:ilvl="3" w:tplc="637CE630">
       <w:start w:val="1"/>
       <w:numFmt w:val="bullet"/>
       <w:lvlText w:val="●"/>
@@ -3252,7 +3195,7 @@
         <w:ind w:left="2880" w:hanging="360"/>
       </w:pPr>
     </w:lvl>
-    <w:lvl w:ilvl="4" w15:tentative="1">
+    <w:lvl w:ilvl="4" w:tplc="62DC0280">
       <w:start w:val="1"/>
       <w:numFmt w:val="bullet"/>
       <w:lvlText w:val="○"/>
@@ -3261,7 +3204,7 @@
         <w:ind w:left="3600" w:hanging="360"/>
       </w:pPr>
     </w:lvl>
-    <w:lvl w:ilvl="5" w15:tentative="1">
+    <w:lvl w:ilvl="5" w:tplc="2D94DF76">
       <w:start w:val="1"/>
       <w:numFmt w:val="bullet"/>
       <w:lvlText w:val="■"/>
@@ -3270,7 +3213,7 @@
         <w:ind w:left="4320" w:hanging="360"/>
       </w:pPr>
     </w:lvl>
-    <w:lvl w:ilvl="6" w15:tentative="1">
+    <w:lvl w:ilvl="6" w:tplc="32E49F44">
       <w:start w:val="1"/>
       <w:numFmt w:val="bullet"/>
       <w:lvlText w:val="●"/>
@@ -3279,7 +3222,7 @@
         <w:ind w:left="5040" w:hanging="360"/>
       </w:pPr>
     </w:lvl>
-    <w:lvl w:ilvl="7" w15:tentative="1">
+    <w:lvl w:ilvl="7" w:tplc="670471CA">
       <w:start w:val="1"/>
       <w:numFmt w:val="bullet"/>
       <w:lvlText w:val="●"/>
@@ -3288,7 +3231,7 @@
         <w:ind w:left="5760" w:hanging="360"/>
       </w:pPr>
     </w:lvl>
-    <w:lvl w:ilvl="8" w15:tentative="1">
+    <w:lvl w:ilvl="8" w:tplc="DAB845D2">
       <w:start w:val="1"/>
       <w:numFmt w:val="bullet"/>
       <w:lvlText w:val="●"/>
@@ -3298,110 +3241,124 @@
       </w:pPr>
     </w:lvl>
   </w:abstractNum>
-  <w:abstractNum w:abstractNumId="2" w15:restartNumberingAfterBreak="0">
-    <w:multiLevelType w:val="hybridMultilevel"/>
-    <w:lvl w:ilvl="0" w15:tentative="1">
+  <w:abstractNum w:abstractNumId="1" w15:restartNumberingAfterBreak="0">
+    <w:nsid w:val="3F334950"/>
+    <w:multiLevelType w:val="multilevel"/>
+    <w:tmpl w:val="375E616C"/>
+    <w:lvl w:ilvl="0">
       <w:start w:val="1"/>
       <w:numFmt w:val="decimal"/>
       <w:lvlText w:val="%1"/>
-      <w:lvlJc w:val="start"/>
+      <w:lvlJc w:val="left"/>
     </w:lvl>
-    <w:lvl w:ilvl="1" w15:tentative="1">
+    <w:lvl w:ilvl="1">
       <w:start w:val="1"/>
       <w:numFmt w:val="decimal"/>
       <w:lvlText w:val="%1.%2"/>
-      <w:lvlJc w:val="start"/>
+      <w:lvlJc w:val="left"/>
     </w:lvl>
-    <w:lvl w:ilvl="2" w15:tentative="1">
+    <w:lvl w:ilvl="2">
       <w:start w:val="1"/>
       <w:numFmt w:val="decimal"/>
       <w:lvlText w:val="%1.%2.%3"/>
-      <w:lvlJc w:val="start"/>
+      <w:lvlJc w:val="left"/>
     </w:lvl>
-    <w:lvl w:ilvl="3" w15:tentative="1">
+    <w:lvl w:ilvl="3">
       <w:start w:val="1"/>
       <w:numFmt w:val="decimal"/>
       <w:lvlText w:val="%4)"/>
-      <w:lvlJc w:val="start"/>
+      <w:lvlJc w:val="left"/>
     </w:lvl>
-    <w:lvl w:ilvl="4" w15:tentative="1">
+    <w:lvl w:ilvl="4">
       <w:start w:val="1"/>
       <w:numFmt w:val="decimal"/>
       <w:lvlText w:val="%5)"/>
-      <w:lvlJc w:val="start"/>
+      <w:lvlJc w:val="left"/>
     </w:lvl>
-    <w:lvl w:ilvl="5" w15:tentative="1">
+    <w:lvl w:ilvl="5">
       <w:start w:val="1"/>
       <w:numFmt w:val="decimal"/>
       <w:lvlText w:val="%6)"/>
-      <w:lvlJc w:val="start"/>
+      <w:lvlJc w:val="left"/>
     </w:lvl>
-    <w:lvl w:ilvl="6" w15:tentative="1">
+    <w:lvl w:ilvl="6">
       <w:start w:val="1"/>
       <w:numFmt w:val="decimal"/>
       <w:lvlText w:val="%7)"/>
-      <w:lvlJc w:val="start"/>
+      <w:lvlJc w:val="left"/>
     </w:lvl>
-    <w:lvl w:ilvl="7" w15:tentative="1">
+    <w:lvl w:ilvl="7">
       <w:start w:val="1"/>
       <w:numFmt w:val="decimal"/>
       <w:lvlText w:val="%8)"/>
-      <w:lvlJc w:val="start"/>
+      <w:lvlJc w:val="left"/>
     </w:lvl>
-    <w:lvl w:ilvl="8" w15:tentative="1">
+    <w:lvl w:ilvl="8">
       <w:start w:val="1"/>
       <w:numFmt w:val="decimal"/>
       <w:lvlText w:val="%9)"/>
-      <w:lvlJc w:val="start"/>
+      <w:lvlJc w:val="left"/>
     </w:lvl>
   </w:abstractNum>
-  <w:abstractNum w:abstractNumId="3" w15:restartNumberingAfterBreak="0">
+  <w:abstractNum w:abstractNumId="2" w15:restartNumberingAfterBreak="0">
+    <w:nsid w:val="7B08328D"/>
     <w:multiLevelType w:val="hybridMultilevel"/>
-    <w:lvl w:ilvl="0" w15:tentative="1">
+    <w:tmpl w:val="2A58CC54"/>
+    <w:lvl w:ilvl="0" w:tplc="3522C306">
       <w:start w:val="1"/>
       <w:numFmt w:val="bullet"/>
       <w:lvlText w:val="•"/>
-      <w:lvlJc w:val="start"/>
+      <w:lvlJc w:val="left"/>
     </w:lvl>
-    <w:lvl w:ilvl="1" w15:tentative="1">
+    <w:lvl w:ilvl="1" w:tplc="575CE2BE">
       <w:start w:val="1"/>
       <w:numFmt w:val="bullet"/>
       <w:lvlText w:val="■"/>
-      <w:lvlJc w:val="start"/>
+      <w:lvlJc w:val="left"/>
     </w:lvl>
-    <w:lvl w:ilvl="2" w15:tentative="1">
+    <w:lvl w:ilvl="2" w:tplc="14F09266">
       <w:start w:val="1"/>
       <w:numFmt w:val="bullet"/>
       <w:lvlText w:val="▶"/>
-      <w:lvlJc w:val="start"/>
+      <w:lvlJc w:val="left"/>
     </w:lvl>
-    <w:lvl w:ilvl="3" w15:tentative="1">
+    <w:lvl w:ilvl="3" w:tplc="00D08092">
       <w:start w:val="1"/>
       <w:numFmt w:val="bullet"/>
       <w:lvlText w:val="▲"/>
-      <w:lvlJc w:val="start"/>
+      <w:lvlJc w:val="left"/>
     </w:lvl>
-    <w:lvl w:ilvl="4" w15:tentative="1">
+    <w:lvl w:ilvl="4" w:tplc="0640012E">
       <w:start w:val="1"/>
       <w:numFmt w:val="bullet"/>
       <w:lvlText w:val="◆"/>
-      <w:lvlJc w:val="start"/>
+      <w:lvlJc w:val="left"/>
     </w:lvl>
-    <w:lvl w:ilvl="5" w15:tentative="1">
+    <w:lvl w:ilvl="5" w:tplc="7C3A26A6">
       <w:start w:val="1"/>
       <w:numFmt w:val="bullet"/>
       <w:lvlText w:val="●"/>
-      <w:lvlJc w:val="start"/>
+      <w:lvlJc w:val="left"/>
     </w:lvl>
-    <w:lvl w:ilvl="6" w15:tentative="1">
+    <w:lvl w:ilvl="6" w:tplc="1C960FB6">
       <w:start w:val="1"/>
       <w:numFmt w:val="bullet"/>
       <w:lvlText w:val="□"/>
-      <w:lvlJc w:val="start"/>
+      <w:lvlJc w:val="left"/>
+    </w:lvl>
+    <w:lvl w:ilvl="7" w:tplc="3886F184">
+      <w:numFmt w:val="decimal"/>
+      <w:lvlText w:val=""/>
+      <w:lvlJc w:val="left"/>
+    </w:lvl>
+    <w:lvl w:ilvl="8" w:tplc="0DACBCC6">
+      <w:numFmt w:val="decimal"/>
+      <w:lvlText w:val=""/>
+      <w:lvlJc w:val="left"/>
     </w:lvl>
   </w:abstractNum>
-  <w:num w:numId="1">
-    <w:abstractNumId w:val="1"/>
+  <w:num w:numId="1" w16cid:durableId="1181506254">
+    <w:abstractNumId w:val="0"/>
     <w:lvlOverride w:ilvl="0">
       <w:startOverride w:val="1"/>
     </w:lvlOverride>
@@ -3410,38 +3367,407 @@
 </file>
 
 <file path=word/styles.xml><?xml version="1.0" encoding="utf-8"?>
-<w:styles xmlns:mc="http://schemas.openxmlformats.org/markup-compatibility/2006" xmlns:r="http://schemas.openxmlformats.org/officeDocument/2006/relationships" xmlns:w="http://schemas.openxmlformats.org/wordprocessingml/2006/main" xmlns:w14="http://schemas.microsoft.com/office/word/2010/wordml" xmlns:w15="http://schemas.microsoft.com/office/word/2012/wordml" mc:Ignorable="w14 w15">
+<w:styles xmlns:mc="http://schemas.openxmlformats.org/markup-compatibility/2006" xmlns:r="http://schemas.openxmlformats.org/officeDocument/2006/relationships" xmlns:w="http://schemas.openxmlformats.org/wordprocessingml/2006/main" xmlns:w14="http://schemas.microsoft.com/office/word/2010/wordml" xmlns:w15="http://schemas.microsoft.com/office/word/2012/wordml" xmlns:w16cex="http://schemas.microsoft.com/office/word/2018/wordml/cex" xmlns:w16cid="http://schemas.microsoft.com/office/word/2016/wordml/cid" xmlns:w16="http://schemas.microsoft.com/office/word/2018/wordml" xmlns:w16du="http://schemas.microsoft.com/office/word/2023/wordml/word16du" xmlns:w16sdtdh="http://schemas.microsoft.com/office/word/2020/wordml/sdtdatahash" xmlns:w16sdtfl="http://schemas.microsoft.com/office/word/2024/wordml/sdtformatlock" xmlns:w16se="http://schemas.microsoft.com/office/word/2015/wordml/symex" mc:Ignorable="w14 w15 w16se w16cid w16 w16cex w16sdtdh w16sdtfl w16du">
   <w:docDefaults>
     <w:rPrDefault>
       <w:rPr>
+        <w:rFonts w:ascii="Times New Roman" w:eastAsia="Times New Roman" w:hAnsi="Times New Roman" w:cs="Times New Roman"/>
         <w:sz w:val="24"/>
         <w:szCs w:val="24"/>
+        <w:lang w:val="en-US" w:eastAsia="en-US" w:bidi="ar-SA"/>
       </w:rPr>
     </w:rPrDefault>
-    <w:pPrDefault>
-      <w:pPr>
-        <w:spacing w:lineRule="auto"/>
-      </w:pPr>
-    </w:pPrDefault>
+    <w:pPrDefault/>
   </w:docDefaults>
-  <w:style w:type="paragraph" w:styleId="Title">
-    <w:name w:val="Title"/>
-    <w:basedOn w:val="Normal"/>
-    <w:next w:val="Normal"/>
+  <w:latentStyles w:defLockedState="0" w:defUIPriority="99" w:defSemiHidden="0" w:defUnhideWhenUsed="0" w:defQFormat="0" w:count="376">
+    <w:lsdException w:name="Normal" w:uiPriority="0" w:qFormat="1"/>
+    <w:lsdException w:name="heading 1" w:uiPriority="9" w:qFormat="1"/>
+    <w:lsdException w:name="heading 2" w:semiHidden="1" w:uiPriority="9" w:unhideWhenUsed="1" w:qFormat="1"/>
+    <w:lsdException w:name="heading 3" w:semiHidden="1" w:uiPriority="9" w:unhideWhenUsed="1" w:qFormat="1"/>
+    <w:lsdException w:name="heading 4" w:semiHidden="1" w:uiPriority="9" w:unhideWhenUsed="1" w:qFormat="1"/>
+    <w:lsdException w:name="heading 5" w:semiHidden="1" w:uiPriority="9" w:unhideWhenUsed="1" w:qFormat="1"/>
+    <w:lsdException w:name="heading 6" w:semiHidden="1" w:uiPriority="9" w:unhideWhenUsed="1" w:qFormat="1"/>
+    <w:lsdException w:name="heading 7" w:semiHidden="1" w:uiPriority="9" w:unhideWhenUsed="1" w:qFormat="1"/>
+    <w:lsdException w:name="heading 8" w:semiHidden="1" w:uiPriority="9" w:unhideWhenUsed="1" w:qFormat="1"/>
+    <w:lsdException w:name="heading 9" w:semiHidden="1" w:uiPriority="9" w:unhideWhenUsed="1" w:qFormat="1"/>
+    <w:lsdException w:name="index 1" w:semiHidden="1" w:unhideWhenUsed="1"/>
+    <w:lsdException w:name="index 2" w:semiHidden="1" w:unhideWhenUsed="1"/>
+    <w:lsdException w:name="index 3" w:semiHidden="1" w:unhideWhenUsed="1"/>
+    <w:lsdException w:name="index 4" w:semiHidden="1" w:unhideWhenUsed="1"/>
+    <w:lsdException w:name="index 5" w:semiHidden="1" w:unhideWhenUsed="1"/>
+    <w:lsdException w:name="index 6" w:semiHidden="1" w:unhideWhenUsed="1"/>
+    <w:lsdException w:name="index 7" w:semiHidden="1" w:unhideWhenUsed="1"/>
+    <w:lsdException w:name="index 8" w:semiHidden="1" w:unhideWhenUsed="1"/>
+    <w:lsdException w:name="index 9" w:semiHidden="1" w:unhideWhenUsed="1"/>
+    <w:lsdException w:name="toc 1" w:semiHidden="1" w:uiPriority="39" w:unhideWhenUsed="1"/>
+    <w:lsdException w:name="toc 2" w:semiHidden="1" w:uiPriority="39" w:unhideWhenUsed="1"/>
+    <w:lsdException w:name="toc 3" w:semiHidden="1" w:uiPriority="39" w:unhideWhenUsed="1"/>
+    <w:lsdException w:name="toc 4" w:semiHidden="1" w:uiPriority="39" w:unhideWhenUsed="1"/>
+    <w:lsdException w:name="toc 5" w:semiHidden="1" w:uiPriority="39" w:unhideWhenUsed="1"/>
+    <w:lsdException w:name="toc 6" w:semiHidden="1" w:uiPriority="39" w:unhideWhenUsed="1"/>
+    <w:lsdException w:name="toc 7" w:semiHidden="1" w:uiPriority="39" w:unhideWhenUsed="1"/>
+    <w:lsdException w:name="toc 8" w:semiHidden="1" w:uiPriority="39" w:unhideWhenUsed="1"/>
+    <w:lsdException w:name="toc 9" w:semiHidden="1" w:uiPriority="39" w:unhideWhenUsed="1"/>
+    <w:lsdException w:name="Normal Indent" w:semiHidden="1" w:unhideWhenUsed="1"/>
+    <w:lsdException w:name="footnote text" w:semiHidden="1" w:unhideWhenUsed="1"/>
+    <w:lsdException w:name="annotation text" w:semiHidden="1" w:unhideWhenUsed="1"/>
+    <w:lsdException w:name="header" w:semiHidden="1" w:unhideWhenUsed="1"/>
+    <w:lsdException w:name="footer" w:semiHidden="1" w:unhideWhenUsed="1"/>
+    <w:lsdException w:name="index heading" w:semiHidden="1" w:unhideWhenUsed="1"/>
+    <w:lsdException w:name="caption" w:semiHidden="1" w:uiPriority="35" w:unhideWhenUsed="1" w:qFormat="1"/>
+    <w:lsdException w:name="table of figures" w:semiHidden="1" w:unhideWhenUsed="1"/>
+    <w:lsdException w:name="envelope address" w:semiHidden="1" w:unhideWhenUsed="1"/>
+    <w:lsdException w:name="envelope return" w:semiHidden="1" w:unhideWhenUsed="1"/>
+    <w:lsdException w:name="footnote reference" w:semiHidden="1" w:unhideWhenUsed="1"/>
+    <w:lsdException w:name="annotation reference" w:semiHidden="1" w:unhideWhenUsed="1"/>
+    <w:lsdException w:name="line number" w:semiHidden="1" w:unhideWhenUsed="1"/>
+    <w:lsdException w:name="page number" w:semiHidden="1" w:unhideWhenUsed="1"/>
+    <w:lsdException w:name="endnote reference" w:semiHidden="1" w:unhideWhenUsed="1"/>
+    <w:lsdException w:name="endnote text" w:semiHidden="1" w:unhideWhenUsed="1"/>
+    <w:lsdException w:name="table of authorities" w:semiHidden="1" w:unhideWhenUsed="1"/>
+    <w:lsdException w:name="macro" w:semiHidden="1" w:unhideWhenUsed="1"/>
+    <w:lsdException w:name="toa heading" w:semiHidden="1" w:unhideWhenUsed="1"/>
+    <w:lsdException w:name="List" w:semiHidden="1" w:unhideWhenUsed="1"/>
+    <w:lsdException w:name="List Bullet" w:semiHidden="1" w:unhideWhenUsed="1"/>
+    <w:lsdException w:name="List Number" w:semiHidden="1" w:unhideWhenUsed="1"/>
+    <w:lsdException w:name="List 2" w:semiHidden="1" w:unhideWhenUsed="1"/>
+    <w:lsdException w:name="List 3" w:semiHidden="1" w:unhideWhenUsed="1"/>
+    <w:lsdException w:name="List 4" w:semiHidden="1" w:unhideWhenUsed="1"/>
+    <w:lsdException w:name="List 5" w:semiHidden="1" w:unhideWhenUsed="1"/>
+    <w:lsdException w:name="List Bullet 2" w:semiHidden="1" w:unhideWhenUsed="1"/>
+    <w:lsdException w:name="List Bullet 3" w:semiHidden="1" w:unhideWhenUsed="1"/>
+    <w:lsdException w:name="List Bullet 4" w:semiHidden="1" w:unhideWhenUsed="1"/>
+    <w:lsdException w:name="List Bullet 5" w:semiHidden="1" w:unhideWhenUsed="1"/>
+    <w:lsdException w:name="List Number 2" w:semiHidden="1" w:unhideWhenUsed="1"/>
+    <w:lsdException w:name="List Number 3" w:semiHidden="1" w:unhideWhenUsed="1"/>
+    <w:lsdException w:name="List Number 4" w:semiHidden="1" w:unhideWhenUsed="1"/>
+    <w:lsdException w:name="List Number 5" w:semiHidden="1" w:unhideWhenUsed="1"/>
+    <w:lsdException w:name="Title" w:uiPriority="10" w:qFormat="1"/>
+    <w:lsdException w:name="Closing" w:semiHidden="1" w:unhideWhenUsed="1"/>
+    <w:lsdException w:name="Signature" w:semiHidden="1" w:unhideWhenUsed="1"/>
+    <w:lsdException w:name="Default Paragraph Font" w:semiHidden="1" w:uiPriority="1" w:unhideWhenUsed="1"/>
+    <w:lsdException w:name="Body Text" w:semiHidden="1" w:unhideWhenUsed="1"/>
+    <w:lsdException w:name="Body Text Indent" w:semiHidden="1" w:unhideWhenUsed="1"/>
+    <w:lsdException w:name="List Continue" w:semiHidden="1" w:unhideWhenUsed="1"/>
+    <w:lsdException w:name="List Continue 2" w:semiHidden="1" w:unhideWhenUsed="1"/>
+    <w:lsdException w:name="List Continue 3" w:semiHidden="1" w:unhideWhenUsed="1"/>
+    <w:lsdException w:name="List Continue 4" w:semiHidden="1" w:unhideWhenUsed="1"/>
+    <w:lsdException w:name="List Continue 5" w:semiHidden="1" w:unhideWhenUsed="1"/>
+    <w:lsdException w:name="Message Header" w:semiHidden="1" w:unhideWhenUsed="1"/>
+    <w:lsdException w:name="Subtitle" w:uiPriority="11" w:qFormat="1"/>
+    <w:lsdException w:name="Salutation" w:semiHidden="1" w:unhideWhenUsed="1"/>
+    <w:lsdException w:name="Date" w:semiHidden="1" w:unhideWhenUsed="1"/>
+    <w:lsdException w:name="Body Text First Indent" w:semiHidden="1" w:unhideWhenUsed="1"/>
+    <w:lsdException w:name="Body Text First Indent 2" w:semiHidden="1" w:unhideWhenUsed="1"/>
+    <w:lsdException w:name="Note Heading" w:semiHidden="1" w:unhideWhenUsed="1"/>
+    <w:lsdException w:name="Body Text 2" w:semiHidden="1" w:unhideWhenUsed="1"/>
+    <w:lsdException w:name="Body Text 3" w:semiHidden="1" w:unhideWhenUsed="1"/>
+    <w:lsdException w:name="Body Text Indent 2" w:semiHidden="1" w:unhideWhenUsed="1"/>
+    <w:lsdException w:name="Body Text Indent 3" w:semiHidden="1" w:unhideWhenUsed="1"/>
+    <w:lsdException w:name="Block Text" w:semiHidden="1" w:unhideWhenUsed="1"/>
+    <w:lsdException w:name="Hyperlink" w:semiHidden="1" w:unhideWhenUsed="1"/>
+    <w:lsdException w:name="FollowedHyperlink" w:semiHidden="1" w:unhideWhenUsed="1"/>
+    <w:lsdException w:name="Strong" w:uiPriority="22" w:qFormat="1"/>
+    <w:lsdException w:name="Emphasis" w:uiPriority="20" w:qFormat="1"/>
+    <w:lsdException w:name="Document Map" w:semiHidden="1" w:unhideWhenUsed="1"/>
+    <w:lsdException w:name="Plain Text" w:semiHidden="1" w:unhideWhenUsed="1"/>
+    <w:lsdException w:name="E-mail Signature" w:semiHidden="1" w:unhideWhenUsed="1"/>
+    <w:lsdException w:name="HTML Top of Form" w:semiHidden="1" w:unhideWhenUsed="1"/>
+    <w:lsdException w:name="HTML Bottom of Form" w:semiHidden="1" w:unhideWhenUsed="1"/>
+    <w:lsdException w:name="Normal (Web)" w:semiHidden="1" w:unhideWhenUsed="1"/>
+    <w:lsdException w:name="HTML Acronym" w:semiHidden="1" w:unhideWhenUsed="1"/>
+    <w:lsdException w:name="HTML Address" w:semiHidden="1" w:unhideWhenUsed="1"/>
+    <w:lsdException w:name="HTML Cite" w:semiHidden="1" w:unhideWhenUsed="1"/>
+    <w:lsdException w:name="HTML Code" w:semiHidden="1" w:unhideWhenUsed="1"/>
+    <w:lsdException w:name="HTML Definition" w:semiHidden="1" w:unhideWhenUsed="1"/>
+    <w:lsdException w:name="HTML Keyboard" w:semiHidden="1" w:unhideWhenUsed="1"/>
+    <w:lsdException w:name="HTML Preformatted" w:semiHidden="1" w:unhideWhenUsed="1"/>
+    <w:lsdException w:name="HTML Sample" w:semiHidden="1" w:unhideWhenUsed="1"/>
+    <w:lsdException w:name="HTML Typewriter" w:semiHidden="1" w:unhideWhenUsed="1"/>
+    <w:lsdException w:name="HTML Variable" w:semiHidden="1" w:unhideWhenUsed="1"/>
+    <w:lsdException w:name="Normal Table" w:semiHidden="1" w:unhideWhenUsed="1"/>
+    <w:lsdException w:name="annotation subject" w:semiHidden="1" w:unhideWhenUsed="1"/>
+    <w:lsdException w:name="No List" w:semiHidden="1" w:unhideWhenUsed="1"/>
+    <w:lsdException w:name="Outline List 1" w:semiHidden="1" w:unhideWhenUsed="1"/>
+    <w:lsdException w:name="Outline List 2" w:semiHidden="1" w:unhideWhenUsed="1"/>
+    <w:lsdException w:name="Outline List 3" w:semiHidden="1" w:unhideWhenUsed="1"/>
+    <w:lsdException w:name="Table Simple 1" w:semiHidden="1" w:unhideWhenUsed="1"/>
+    <w:lsdException w:name="Table Simple 2" w:semiHidden="1" w:unhideWhenUsed="1"/>
+    <w:lsdException w:name="Table Simple 3" w:semiHidden="1" w:unhideWhenUsed="1"/>
+    <w:lsdException w:name="Table Classic 1" w:semiHidden="1" w:unhideWhenUsed="1"/>
+    <w:lsdException w:name="Table Classic 2" w:semiHidden="1" w:unhideWhenUsed="1"/>
+    <w:lsdException w:name="Table Classic 3" w:semiHidden="1" w:unhideWhenUsed="1"/>
+    <w:lsdException w:name="Table Classic 4" w:semiHidden="1" w:unhideWhenUsed="1"/>
+    <w:lsdException w:name="Table Colorful 1" w:semiHidden="1" w:unhideWhenUsed="1"/>
+    <w:lsdException w:name="Table Colorful 2" w:semiHidden="1" w:unhideWhenUsed="1"/>
+    <w:lsdException w:name="Table Colorful 3" w:semiHidden="1" w:unhideWhenUsed="1"/>
+    <w:lsdException w:name="Table Columns 1" w:semiHidden="1" w:unhideWhenUsed="1"/>
+    <w:lsdException w:name="Table Columns 2" w:semiHidden="1" w:unhideWhenUsed="1"/>
+    <w:lsdException w:name="Table Columns 3" w:semiHidden="1" w:unhideWhenUsed="1"/>
+    <w:lsdException w:name="Table Columns 4" w:semiHidden="1" w:unhideWhenUsed="1"/>
+    <w:lsdException w:name="Table Columns 5" w:semiHidden="1" w:unhideWhenUsed="1"/>
+    <w:lsdException w:name="Table Grid 1" w:semiHidden="1" w:unhideWhenUsed="1"/>
+    <w:lsdException w:name="Table Grid 2" w:semiHidden="1" w:unhideWhenUsed="1"/>
+    <w:lsdException w:name="Table Grid 3" w:semiHidden="1" w:unhideWhenUsed="1"/>
+    <w:lsdException w:name="Table Grid 4" w:semiHidden="1" w:unhideWhenUsed="1"/>
+    <w:lsdException w:name="Table Grid 5" w:semiHidden="1" w:unhideWhenUsed="1"/>
+    <w:lsdException w:name="Table Grid 6" w:semiHidden="1" w:unhideWhenUsed="1"/>
+    <w:lsdException w:name="Table Grid 7" w:semiHidden="1" w:unhideWhenUsed="1"/>
+    <w:lsdException w:name="Table Grid 8" w:semiHidden="1" w:unhideWhenUsed="1"/>
+    <w:lsdException w:name="Table List 1" w:semiHidden="1" w:unhideWhenUsed="1"/>
+    <w:lsdException w:name="Table List 2" w:semiHidden="1" w:unhideWhenUsed="1"/>
+    <w:lsdException w:name="Table List 3" w:semiHidden="1" w:unhideWhenUsed="1"/>
+    <w:lsdException w:name="Table List 4" w:semiHidden="1" w:unhideWhenUsed="1"/>
+    <w:lsdException w:name="Table List 5" w:semiHidden="1" w:unhideWhenUsed="1"/>
+    <w:lsdException w:name="Table List 6" w:semiHidden="1" w:unhideWhenUsed="1"/>
+    <w:lsdException w:name="Table List 7" w:semiHidden="1" w:unhideWhenUsed="1"/>
+    <w:lsdException w:name="Table List 8" w:semiHidden="1" w:unhideWhenUsed="1"/>
+    <w:lsdException w:name="Table 3D effects 1" w:semiHidden="1" w:unhideWhenUsed="1"/>
+    <w:lsdException w:name="Table 3D effects 2" w:semiHidden="1" w:unhideWhenUsed="1"/>
+    <w:lsdException w:name="Table 3D effects 3" w:semiHidden="1" w:unhideWhenUsed="1"/>
+    <w:lsdException w:name="Table Contemporary" w:semiHidden="1" w:unhideWhenUsed="1"/>
+    <w:lsdException w:name="Table Elegant" w:semiHidden="1" w:unhideWhenUsed="1"/>
+    <w:lsdException w:name="Table Professional" w:semiHidden="1" w:unhideWhenUsed="1"/>
+    <w:lsdException w:name="Table Subtle 1" w:semiHidden="1" w:unhideWhenUsed="1"/>
+    <w:lsdException w:name="Table Subtle 2" w:semiHidden="1" w:unhideWhenUsed="1"/>
+    <w:lsdException w:name="Table Web 1" w:semiHidden="1" w:unhideWhenUsed="1"/>
+    <w:lsdException w:name="Table Web 2" w:semiHidden="1" w:unhideWhenUsed="1"/>
+    <w:lsdException w:name="Table Web 3" w:semiHidden="1" w:unhideWhenUsed="1"/>
+    <w:lsdException w:name="Balloon Text" w:semiHidden="1" w:unhideWhenUsed="1"/>
+    <w:lsdException w:name="Table Grid" w:uiPriority="39"/>
+    <w:lsdException w:name="Table Theme" w:semiHidden="1" w:unhideWhenUsed="1"/>
+    <w:lsdException w:name="Placeholder Text" w:semiHidden="1"/>
+    <w:lsdException w:name="No Spacing" w:uiPriority="1" w:qFormat="1"/>
+    <w:lsdException w:name="Light Shading" w:uiPriority="60"/>
+    <w:lsdException w:name="Light List" w:uiPriority="61"/>
+    <w:lsdException w:name="Light Grid" w:uiPriority="62"/>
+    <w:lsdException w:name="Medium Shading 1" w:uiPriority="63"/>
+    <w:lsdException w:name="Medium Shading 2" w:uiPriority="64"/>
+    <w:lsdException w:name="Medium List 1" w:uiPriority="65"/>
+    <w:lsdException w:name="Medium List 2" w:uiPriority="66"/>
+    <w:lsdException w:name="Medium Grid 1" w:uiPriority="67"/>
+    <w:lsdException w:name="Medium Grid 2" w:uiPriority="68"/>
+    <w:lsdException w:name="Medium Grid 3" w:uiPriority="69"/>
+    <w:lsdException w:name="Dark List" w:uiPriority="70"/>
+    <w:lsdException w:name="Colorful Shading" w:uiPriority="71"/>
+    <w:lsdException w:name="Colorful List" w:uiPriority="72"/>
+    <w:lsdException w:name="Colorful Grid" w:uiPriority="73"/>
+    <w:lsdException w:name="Light Shading Accent 1" w:uiPriority="60"/>
+    <w:lsdException w:name="Light List Accent 1" w:uiPriority="61"/>
+    <w:lsdException w:name="Light Grid Accent 1" w:uiPriority="62"/>
+    <w:lsdException w:name="Medium Shading 1 Accent 1" w:uiPriority="63"/>
+    <w:lsdException w:name="Medium Shading 2 Accent 1" w:uiPriority="64"/>
+    <w:lsdException w:name="Medium List 1 Accent 1" w:uiPriority="65"/>
+    <w:lsdException w:name="Revision" w:semiHidden="1"/>
+    <w:lsdException w:name="List Paragraph" w:uiPriority="34" w:qFormat="1"/>
+    <w:lsdException w:name="Quote" w:uiPriority="29" w:qFormat="1"/>
+    <w:lsdException w:name="Intense Quote" w:uiPriority="30" w:qFormat="1"/>
+    <w:lsdException w:name="Medium List 2 Accent 1" w:uiPriority="66"/>
+    <w:lsdException w:name="Medium Grid 1 Accent 1" w:uiPriority="67"/>
+    <w:lsdException w:name="Medium Grid 2 Accent 1" w:uiPriority="68"/>
+    <w:lsdException w:name="Medium Grid 3 Accent 1" w:uiPriority="69"/>
+    <w:lsdException w:name="Dark List Accent 1" w:uiPriority="70"/>
+    <w:lsdException w:name="Colorful Shading Accent 1" w:uiPriority="71"/>
+    <w:lsdException w:name="Colorful List Accent 1" w:uiPriority="72"/>
+    <w:lsdException w:name="Colorful Grid Accent 1" w:uiPriority="73"/>
+    <w:lsdException w:name="Light Shading Accent 2" w:uiPriority="60"/>
+    <w:lsdException w:name="Light List Accent 2" w:uiPriority="61"/>
+    <w:lsdException w:name="Light Grid Accent 2" w:uiPriority="62"/>
+    <w:lsdException w:name="Medium Shading 1 Accent 2" w:uiPriority="63"/>
+    <w:lsdException w:name="Medium Shading 2 Accent 2" w:uiPriority="64"/>
+    <w:lsdException w:name="Medium List 1 Accent 2" w:uiPriority="65"/>
+    <w:lsdException w:name="Medium List 2 Accent 2" w:uiPriority="66"/>
+    <w:lsdException w:name="Medium Grid 1 Accent 2" w:uiPriority="67"/>
+    <w:lsdException w:name="Medium Grid 2 Accent 2" w:uiPriority="68"/>
+    <w:lsdException w:name="Medium Grid 3 Accent 2" w:uiPriority="69"/>
+    <w:lsdException w:name="Dark List Accent 2" w:uiPriority="70"/>
+    <w:lsdException w:name="Colorful Shading Accent 2" w:uiPriority="71"/>
+    <w:lsdException w:name="Colorful List Accent 2" w:uiPriority="72"/>
+    <w:lsdException w:name="Colorful Grid Accent 2" w:uiPriority="73"/>
+    <w:lsdException w:name="Light Shading Accent 3" w:uiPriority="60"/>
+    <w:lsdException w:name="Light List Accent 3" w:uiPriority="61"/>
+    <w:lsdException w:name="Light Grid Accent 3" w:uiPriority="62"/>
+    <w:lsdException w:name="Medium Shading 1 Accent 3" w:uiPriority="63"/>
+    <w:lsdException w:name="Medium Shading 2 Accent 3" w:uiPriority="64"/>
+    <w:lsdException w:name="Medium List 1 Accent 3" w:uiPriority="65"/>
+    <w:lsdException w:name="Medium List 2 Accent 3" w:uiPriority="66"/>
+    <w:lsdException w:name="Medium Grid 1 Accent 3" w:uiPriority="67"/>
+    <w:lsdException w:name="Medium Grid 2 Accent 3" w:uiPriority="68"/>
+    <w:lsdException w:name="Medium Grid 3 Accent 3" w:uiPriority="69"/>
+    <w:lsdException w:name="Dark List Accent 3" w:uiPriority="70"/>
+    <w:lsdException w:name="Colorful Shading Accent 3" w:uiPriority="71"/>
+    <w:lsdException w:name="Colorful List Accent 3" w:uiPriority="72"/>
+    <w:lsdException w:name="Colorful Grid Accent 3" w:uiPriority="73"/>
+    <w:lsdException w:name="Light Shading Accent 4" w:uiPriority="60"/>
+    <w:lsdException w:name="Light List Accent 4" w:uiPriority="61"/>
+    <w:lsdException w:name="Light Grid Accent 4" w:uiPriority="62"/>
+    <w:lsdException w:name="Medium Shading 1 Accent 4" w:uiPriority="63"/>
+    <w:lsdException w:name="Medium Shading 2 Accent 4" w:uiPriority="64"/>
+    <w:lsdException w:name="Medium List 1 Accent 4" w:uiPriority="65"/>
+    <w:lsdException w:name="Medium List 2 Accent 4" w:uiPriority="66"/>
+    <w:lsdException w:name="Medium Grid 1 Accent 4" w:uiPriority="67"/>
+    <w:lsdException w:name="Medium Grid 2 Accent 4" w:uiPriority="68"/>
+    <w:lsdException w:name="Medium Grid 3 Accent 4" w:uiPriority="69"/>
+    <w:lsdException w:name="Dark List Accent 4" w:uiPriority="70"/>
+    <w:lsdException w:name="Colorful Shading Accent 4" w:uiPriority="71"/>
+    <w:lsdException w:name="Colorful List Accent 4" w:uiPriority="72"/>
+    <w:lsdException w:name="Colorful Grid Accent 4" w:uiPriority="73"/>
+    <w:lsdException w:name="Light Shading Accent 5" w:uiPriority="60"/>
+    <w:lsdException w:name="Light List Accent 5" w:uiPriority="61"/>
+    <w:lsdException w:name="Light Grid Accent 5" w:uiPriority="62"/>
+    <w:lsdException w:name="Medium Shading 1 Accent 5" w:uiPriority="63"/>
+    <w:lsdException w:name="Medium Shading 2 Accent 5" w:uiPriority="64"/>
+    <w:lsdException w:name="Medium List 1 Accent 5" w:uiPriority="65"/>
+    <w:lsdException w:name="Medium List 2 Accent 5" w:uiPriority="66"/>
+    <w:lsdException w:name="Medium Grid 1 Accent 5" w:uiPriority="67"/>
+    <w:lsdException w:name="Medium Grid 2 Accent 5" w:uiPriority="68"/>
+    <w:lsdException w:name="Medium Grid 3 Accent 5" w:uiPriority="69"/>
+    <w:lsdException w:name="Dark List Accent 5" w:uiPriority="70"/>
+    <w:lsdException w:name="Colorful Shading Accent 5" w:uiPriority="71"/>
+    <w:lsdException w:name="Colorful List Accent 5" w:uiPriority="72"/>
+    <w:lsdException w:name="Colorful Grid Accent 5" w:uiPriority="73"/>
+    <w:lsdException w:name="Light Shading Accent 6" w:uiPriority="60"/>
+    <w:lsdException w:name="Light List Accent 6" w:uiPriority="61"/>
+    <w:lsdException w:name="Light Grid Accent 6" w:uiPriority="62"/>
+    <w:lsdException w:name="Medium Shading 1 Accent 6" w:uiPriority="63"/>
+    <w:lsdException w:name="Medium Shading 2 Accent 6" w:uiPriority="64"/>
+    <w:lsdException w:name="Medium List 1 Accent 6" w:uiPriority="65"/>
+    <w:lsdException w:name="Medium List 2 Accent 6" w:uiPriority="66"/>
+    <w:lsdException w:name="Medium Grid 1 Accent 6" w:uiPriority="67"/>
+    <w:lsdException w:name="Medium Grid 2 Accent 6" w:uiPriority="68"/>
+    <w:lsdException w:name="Medium Grid 3 Accent 6" w:uiPriority="69"/>
+    <w:lsdException w:name="Dark List Accent 6" w:uiPriority="70"/>
+    <w:lsdException w:name="Colorful Shading Accent 6" w:uiPriority="71"/>
+    <w:lsdException w:name="Colorful List Accent 6" w:uiPriority="72"/>
+    <w:lsdException w:name="Colorful Grid Accent 6" w:uiPriority="73"/>
+    <w:lsdException w:name="Subtle Emphasis" w:uiPriority="19" w:qFormat="1"/>
+    <w:lsdException w:name="Intense Emphasis" w:uiPriority="21" w:qFormat="1"/>
+    <w:lsdException w:name="Subtle Reference" w:uiPriority="31" w:qFormat="1"/>
+    <w:lsdException w:name="Intense Reference" w:uiPriority="32" w:qFormat="1"/>
+    <w:lsdException w:name="Book Title" w:uiPriority="33" w:qFormat="1"/>
+    <w:lsdException w:name="Bibliography" w:semiHidden="1" w:uiPriority="37" w:unhideWhenUsed="1"/>
+    <w:lsdException w:name="TOC Heading" w:semiHidden="1" w:uiPriority="39" w:unhideWhenUsed="1" w:qFormat="1"/>
+    <w:lsdException w:name="Plain Table 1" w:uiPriority="41"/>
+    <w:lsdException w:name="Plain Table 2" w:uiPriority="42"/>
+    <w:lsdException w:name="Plain Table 3" w:uiPriority="43"/>
+    <w:lsdException w:name="Plain Table 4" w:uiPriority="44"/>
+    <w:lsdException w:name="Plain Table 5" w:uiPriority="45"/>
+    <w:lsdException w:name="Grid Table Light" w:uiPriority="40"/>
+    <w:lsdException w:name="Grid Table 1 Light" w:uiPriority="46"/>
+    <w:lsdException w:name="Grid Table 2" w:uiPriority="47"/>
+    <w:lsdException w:name="Grid Table 3" w:uiPriority="48"/>
+    <w:lsdException w:name="Grid Table 4" w:uiPriority="49"/>
+    <w:lsdException w:name="Grid Table 5 Dark" w:uiPriority="50"/>
+    <w:lsdException w:name="Grid Table 6 Colorful" w:uiPriority="51"/>
+    <w:lsdException w:name="Grid Table 7 Colorful" w:uiPriority="52"/>
+    <w:lsdException w:name="Grid Table 1 Light Accent 1" w:uiPriority="46"/>
+    <w:lsdException w:name="Grid Table 2 Accent 1" w:uiPriority="47"/>
+    <w:lsdException w:name="Grid Table 3 Accent 1" w:uiPriority="48"/>
+    <w:lsdException w:name="Grid Table 4 Accent 1" w:uiPriority="49"/>
+    <w:lsdException w:name="Grid Table 5 Dark Accent 1" w:uiPriority="50"/>
+    <w:lsdException w:name="Grid Table 6 Colorful Accent 1" w:uiPriority="51"/>
+    <w:lsdException w:name="Grid Table 7 Colorful Accent 1" w:uiPriority="52"/>
+    <w:lsdException w:name="Grid Table 1 Light Accent 2" w:uiPriority="46"/>
+    <w:lsdException w:name="Grid Table 2 Accent 2" w:uiPriority="47"/>
+    <w:lsdException w:name="Grid Table 3 Accent 2" w:uiPriority="48"/>
+    <w:lsdException w:name="Grid Table 4 Accent 2" w:uiPriority="49"/>
+    <w:lsdException w:name="Grid Table 5 Dark Accent 2" w:uiPriority="50"/>
+    <w:lsdException w:name="Grid Table 6 Colorful Accent 2" w:uiPriority="51"/>
+    <w:lsdException w:name="Grid Table 7 Colorful Accent 2" w:uiPriority="52"/>
+    <w:lsdException w:name="Grid Table 1 Light Accent 3" w:uiPriority="46"/>
+    <w:lsdException w:name="Grid Table 2 Accent 3" w:uiPriority="47"/>
+    <w:lsdException w:name="Grid Table 3 Accent 3" w:uiPriority="48"/>
+    <w:lsdException w:name="Grid Table 4 Accent 3" w:uiPriority="49"/>
+    <w:lsdException w:name="Grid Table 5 Dark Accent 3" w:uiPriority="50"/>
+    <w:lsdException w:name="Grid Table 6 Colorful Accent 3" w:uiPriority="51"/>
+    <w:lsdException w:name="Grid Table 7 Colorful Accent 3" w:uiPriority="52"/>
+    <w:lsdException w:name="Grid Table 1 Light Accent 4" w:uiPriority="46"/>
+    <w:lsdException w:name="Grid Table 2 Accent 4" w:uiPriority="47"/>
+    <w:lsdException w:name="Grid Table 3 Accent 4" w:uiPriority="48"/>
+    <w:lsdException w:name="Grid Table 4 Accent 4" w:uiPriority="49"/>
+    <w:lsdException w:name="Grid Table 5 Dark Accent 4" w:uiPriority="50"/>
+    <w:lsdException w:name="Grid Table 6 Colorful Accent 4" w:uiPriority="51"/>
+    <w:lsdException w:name="Grid Table 7 Colorful Accent 4" w:uiPriority="52"/>
+    <w:lsdException w:name="Grid Table 1 Light Accent 5" w:uiPriority="46"/>
+    <w:lsdException w:name="Grid Table 2 Accent 5" w:uiPriority="47"/>
+    <w:lsdException w:name="Grid Table 3 Accent 5" w:uiPriority="48"/>
+    <w:lsdException w:name="Grid Table 4 Accent 5" w:uiPriority="49"/>
+    <w:lsdException w:name="Grid Table 5 Dark Accent 5" w:uiPriority="50"/>
+    <w:lsdException w:name="Grid Table 6 Colorful Accent 5" w:uiPriority="51"/>
+    <w:lsdException w:name="Grid Table 7 Colorful Accent 5" w:uiPriority="52"/>
+    <w:lsdException w:name="Grid Table 1 Light Accent 6" w:uiPriority="46"/>
+    <w:lsdException w:name="Grid Table 2 Accent 6" w:uiPriority="47"/>
+    <w:lsdException w:name="Grid Table 3 Accent 6" w:uiPriority="48"/>
+    <w:lsdException w:name="Grid Table 4 Accent 6" w:uiPriority="49"/>
+    <w:lsdException w:name="Grid Table 5 Dark Accent 6" w:uiPriority="50"/>
+    <w:lsdException w:name="Grid Table 6 Colorful Accent 6" w:uiPriority="51"/>
+    <w:lsdException w:name="Grid Table 7 Colorful Accent 6" w:uiPriority="52"/>
+    <w:lsdException w:name="List Table 1 Light" w:uiPriority="46"/>
+    <w:lsdException w:name="List Table 2" w:uiPriority="47"/>
+    <w:lsdException w:name="List Table 3" w:uiPriority="48"/>
+    <w:lsdException w:name="List Table 4" w:uiPriority="49"/>
+    <w:lsdException w:name="List Table 5 Dark" w:uiPriority="50"/>
+    <w:lsdException w:name="List Table 6 Colorful" w:uiPriority="51"/>
+    <w:lsdException w:name="List Table 7 Colorful" w:uiPriority="52"/>
+    <w:lsdException w:name="List Table 1 Light Accent 1" w:uiPriority="46"/>
+    <w:lsdException w:name="List Table 2 Accent 1" w:uiPriority="47"/>
+    <w:lsdException w:name="List Table 3 Accent 1" w:uiPriority="48"/>
+    <w:lsdException w:name="List Table 4 Accent 1" w:uiPriority="49"/>
+    <w:lsdException w:name="List Table 5 Dark Accent 1" w:uiPriority="50"/>
+    <w:lsdException w:name="List Table 6 Colorful Accent 1" w:uiPriority="51"/>
+    <w:lsdException w:name="List Table 7 Colorful Accent 1" w:uiPriority="52"/>
+    <w:lsdException w:name="List Table 1 Light Accent 2" w:uiPriority="46"/>
+    <w:lsdException w:name="List Table 2 Accent 2" w:uiPriority="47"/>
+    <w:lsdException w:name="List Table 3 Accent 2" w:uiPriority="48"/>
+    <w:lsdException w:name="List Table 4 Accent 2" w:uiPriority="49"/>
+    <w:lsdException w:name="List Table 5 Dark Accent 2" w:uiPriority="50"/>
+    <w:lsdException w:name="List Table 6 Colorful Accent 2" w:uiPriority="51"/>
+    <w:lsdException w:name="List Table 7 Colorful Accent 2" w:uiPriority="52"/>
+    <w:lsdException w:name="List Table 1 Light Accent 3" w:uiPriority="46"/>
+    <w:lsdException w:name="List Table 2 Accent 3" w:uiPriority="47"/>
+    <w:lsdException w:name="List Table 3 Accent 3" w:uiPriority="48"/>
+    <w:lsdException w:name="List Table 4 Accent 3" w:uiPriority="49"/>
+    <w:lsdException w:name="List Table 5 Dark Accent 3" w:uiPriority="50"/>
+    <w:lsdException w:name="List Table 6 Colorful Accent 3" w:uiPriority="51"/>
+    <w:lsdException w:name="List Table 7 Colorful Accent 3" w:uiPriority="52"/>
+    <w:lsdException w:name="List Table 1 Light Accent 4" w:uiPriority="46"/>
+    <w:lsdException w:name="List Table 2 Accent 4" w:uiPriority="47"/>
+    <w:lsdException w:name="List Table 3 Accent 4" w:uiPriority="48"/>
+    <w:lsdException w:name="List Table 4 Accent 4" w:uiPriority="49"/>
+    <w:lsdException w:name="List Table 5 Dark Accent 4" w:uiPriority="50"/>
+    <w:lsdException w:name="List Table 6 Colorful Accent 4" w:uiPriority="51"/>
+    <w:lsdException w:name="List Table 7 Colorful Accent 4" w:uiPriority="52"/>
+    <w:lsdException w:name="List Table 1 Light Accent 5" w:uiPriority="46"/>
+    <w:lsdException w:name="List Table 2 Accent 5" w:uiPriority="47"/>
+    <w:lsdException w:name="List Table 3 Accent 5" w:uiPriority="48"/>
+    <w:lsdException w:name="List Table 4 Accent 5" w:uiPriority="49"/>
+    <w:lsdException w:name="List Table 5 Dark Accent 5" w:uiPriority="50"/>
+    <w:lsdException w:name="List Table 6 Colorful Accent 5" w:uiPriority="51"/>
+    <w:lsdException w:name="List Table 7 Colorful Accent 5" w:uiPriority="52"/>
+    <w:lsdException w:name="List Table 1 Light Accent 6" w:uiPriority="46"/>
+    <w:lsdException w:name="List Table 2 Accent 6" w:uiPriority="47"/>
+    <w:lsdException w:name="List Table 3 Accent 6" w:uiPriority="48"/>
+    <w:lsdException w:name="List Table 4 Accent 6" w:uiPriority="49"/>
+    <w:lsdException w:name="List Table 5 Dark Accent 6" w:uiPriority="50"/>
+    <w:lsdException w:name="List Table 6 Colorful Accent 6" w:uiPriority="51"/>
+    <w:lsdException w:name="List Table 7 Colorful Accent 6" w:uiPriority="52"/>
+    <w:lsdException w:name="Mention" w:semiHidden="1" w:unhideWhenUsed="1"/>
+    <w:lsdException w:name="Smart Hyperlink" w:semiHidden="1" w:unhideWhenUsed="1"/>
+    <w:lsdException w:name="Hashtag" w:semiHidden="1" w:unhideWhenUsed="1"/>
+    <w:lsdException w:name="Unresolved Mention" w:semiHidden="1" w:unhideWhenUsed="1"/>
+    <w:lsdException w:name="Smart Link" w:semiHidden="1" w:unhideWhenUsed="1"/>
+  </w:latentStyles>
+  <w:style w:type="paragraph" w:default="1" w:styleId="Normal">
+    <w:name w:val="Normal"/>
     <w:qFormat/>
-    <w:rPr>
-      <w:sz w:val="56"/>
-      <w:szCs w:val="56"/>
-    </w:rPr>
   </w:style>
   <w:style w:type="paragraph" w:styleId="Heading1">
-    <w:name w:val="Heading 1"/>
-    <w:basedOn w:val="Normal"/>
-    <w:next w:val="Normal"/>
+    <w:name w:val="heading 1"/>
+    <w:uiPriority w:val="9"/>
     <w:qFormat/>
     <w:pPr>
       <w:keepNext/>
-      <w:spacing w:after="240" w:before="480"/>
+      <w:spacing w:before="480" w:after="240"/>
       <w:outlineLvl w:val="0"/>
     </w:pPr>
     <w:rPr>
@@ -3453,13 +3779,13 @@
     </w:rPr>
   </w:style>
   <w:style w:type="paragraph" w:styleId="Heading2">
-    <w:name w:val="Heading 2"/>
-    <w:basedOn w:val="Normal"/>
-    <w:next w:val="Normal"/>
+    <w:name w:val="heading 2"/>
+    <w:uiPriority w:val="9"/>
+    <w:unhideWhenUsed/>
     <w:qFormat/>
     <w:pPr>
       <w:keepNext/>
-      <w:spacing w:after="200" w:before="400"/>
+      <w:spacing w:before="400" w:after="200"/>
       <w:outlineLvl w:val="1"/>
     </w:pPr>
     <w:rPr>
@@ -3471,13 +3797,13 @@
     </w:rPr>
   </w:style>
   <w:style w:type="paragraph" w:styleId="Heading3">
-    <w:name w:val="Heading 3"/>
-    <w:basedOn w:val="Normal"/>
-    <w:next w:val="Normal"/>
+    <w:name w:val="heading 3"/>
+    <w:uiPriority w:val="9"/>
+    <w:unhideWhenUsed/>
     <w:qFormat/>
     <w:pPr>
       <w:keepNext/>
-      <w:spacing w:after="160" w:before="320"/>
+      <w:spacing w:before="320" w:after="160"/>
       <w:outlineLvl w:val="2"/>
     </w:pPr>
     <w:rPr>
@@ -3489,13 +3815,14 @@
     </w:rPr>
   </w:style>
   <w:style w:type="paragraph" w:styleId="Heading4">
-    <w:name w:val="Heading 4"/>
-    <w:basedOn w:val="Normal"/>
-    <w:next w:val="Normal"/>
+    <w:name w:val="heading 4"/>
+    <w:uiPriority w:val="9"/>
+    <w:semiHidden/>
+    <w:unhideWhenUsed/>
     <w:qFormat/>
     <w:pPr>
       <w:keepNext/>
-      <w:spacing w:after="140" w:before="280"/>
+      <w:spacing w:before="280" w:after="140"/>
       <w:outlineLvl w:val="3"/>
     </w:pPr>
     <w:rPr>
@@ -3507,13 +3834,14 @@
     </w:rPr>
   </w:style>
   <w:style w:type="paragraph" w:styleId="Heading5">
-    <w:name w:val="Heading 5"/>
-    <w:basedOn w:val="Normal"/>
-    <w:next w:val="Normal"/>
+    <w:name w:val="heading 5"/>
+    <w:uiPriority w:val="9"/>
+    <w:semiHidden/>
+    <w:unhideWhenUsed/>
     <w:qFormat/>
     <w:pPr>
       <w:keepNext/>
-      <w:spacing w:after="120" w:before="240"/>
+      <w:spacing w:before="240" w:after="120"/>
       <w:outlineLvl w:val="4"/>
     </w:pPr>
     <w:rPr>
@@ -3522,34 +3850,63 @@
       <w:i/>
       <w:iCs/>
       <w:color w:val="44546A"/>
-      <w:sz w:val="24"/>
-      <w:szCs w:val="24"/>
     </w:rPr>
   </w:style>
   <w:style w:type="paragraph" w:styleId="Heading6">
-    <w:name w:val="Heading 6"/>
-    <w:basedOn w:val="Normal"/>
-    <w:next w:val="Normal"/>
+    <w:name w:val="heading 6"/>
+    <w:uiPriority w:val="9"/>
+    <w:semiHidden/>
+    <w:unhideWhenUsed/>
     <w:qFormat/>
     <w:pPr>
       <w:keepNext/>
-      <w:spacing w:after="120" w:before="240"/>
+      <w:spacing w:before="240" w:after="120"/>
       <w:outlineLvl w:val="5"/>
     </w:pPr>
     <w:rPr>
-      <w:b w:val="false"/>
-      <w:bCs w:val="false"/>
       <w:i/>
       <w:iCs/>
       <w:color w:val="44546A"/>
-      <w:sz w:val="24"/>
-      <w:szCs w:val="24"/>
     </w:rPr>
   </w:style>
-  <w:style w:type="paragraph" w:styleId="Strong">
-    <w:name w:val="Strong"/>
-    <w:basedOn w:val="Normal"/>
-    <w:next w:val="Normal"/>
+  <w:style w:type="character" w:default="1" w:styleId="DefaultParagraphFont">
+    <w:name w:val="Default Paragraph Font"/>
+    <w:uiPriority w:val="1"/>
+    <w:semiHidden/>
+    <w:unhideWhenUsed/>
+  </w:style>
+  <w:style w:type="table" w:default="1" w:styleId="TableNormal">
+    <w:name w:val="Normal Table"/>
+    <w:uiPriority w:val="99"/>
+    <w:semiHidden/>
+    <w:unhideWhenUsed/>
+    <w:tblPr>
+      <w:tblInd w:w="0" w:type="dxa"/>
+      <w:tblCellMar>
+        <w:top w:w="0" w:type="dxa"/>
+        <w:left w:w="108" w:type="dxa"/>
+        <w:bottom w:w="0" w:type="dxa"/>
+        <w:right w:w="108" w:type="dxa"/>
+      </w:tblCellMar>
+    </w:tblPr>
+  </w:style>
+  <w:style w:type="numbering" w:default="1" w:styleId="NoList">
+    <w:name w:val="No List"/>
+    <w:uiPriority w:val="99"/>
+    <w:semiHidden/>
+    <w:unhideWhenUsed/>
+  </w:style>
+  <w:style w:type="paragraph" w:styleId="Title">
+    <w:name w:val="Title"/>
+    <w:uiPriority w:val="10"/>
+    <w:qFormat/>
+    <w:rPr>
+      <w:sz w:val="56"/>
+      <w:szCs w:val="56"/>
+    </w:rPr>
+  </w:style>
+  <w:style w:type="paragraph" w:customStyle="1" w:styleId="Strong1">
+    <w:name w:val="Strong1"/>
     <w:qFormat/>
     <w:rPr>
       <w:b/>
@@ -3558,12 +3915,10 @@
   </w:style>
   <w:style w:type="paragraph" w:styleId="ListParagraph">
     <w:name w:val="List Paragraph"/>
-    <w:basedOn w:val="Normal"/>
     <w:qFormat/>
   </w:style>
   <w:style w:type="character" w:styleId="Hyperlink">
     <w:name w:val="Hyperlink"/>
-    <w:basedOn w:val="DefaultParagraphFont"/>
     <w:uiPriority w:val="99"/>
     <w:unhideWhenUsed/>
     <w:rPr>
@@ -3573,7 +3928,6 @@
   </w:style>
   <w:style w:type="character" w:styleId="FootnoteReference">
     <w:name w:val="footnote reference"/>
-    <w:basedOn w:val="DefaultParagraphFont"/>
     <w:uiPriority w:val="99"/>
     <w:semiHidden/>
     <w:unhideWhenUsed/>
@@ -3583,22 +3937,17 @@
   </w:style>
   <w:style w:type="paragraph" w:styleId="FootnoteText">
     <w:name w:val="footnote text"/>
-    <w:basedOn w:val="Normal"/>
     <w:link w:val="FootnoteTextChar"/>
     <w:uiPriority w:val="99"/>
     <w:semiHidden/>
     <w:unhideWhenUsed/>
-    <w:pPr>
-      <w:spacing w:after="0" w:line="240" w:lineRule="auto"/>
-    </w:pPr>
     <w:rPr>
       <w:sz w:val="20"/>
       <w:szCs w:val="20"/>
     </w:rPr>
   </w:style>
-  <w:style w:type="character" w:styleId="FootnoteTextChar">
+  <w:style w:type="character" w:customStyle="1" w:styleId="FootnoteTextChar">
     <w:name w:val="Footnote Text Char"/>
-    <w:basedOn w:val="DefaultParagraphFont"/>
     <w:link w:val="FootnoteText"/>
     <w:uiPriority w:val="99"/>
     <w:semiHidden/>
@@ -3610,7 +3959,6 @@
   </w:style>
   <w:style w:type="character" w:styleId="EndnoteReference">
     <w:name w:val="endnote reference"/>
-    <w:basedOn w:val="DefaultParagraphFont"/>
     <w:uiPriority w:val="99"/>
     <w:semiHidden/>
     <w:unhideWhenUsed/>
@@ -3620,22 +3968,17 @@
   </w:style>
   <w:style w:type="paragraph" w:styleId="EndnoteText">
     <w:name w:val="endnote text"/>
-    <w:basedOn w:val="Normal"/>
     <w:link w:val="EndnoteTextChar"/>
     <w:uiPriority w:val="99"/>
     <w:semiHidden/>
     <w:unhideWhenUsed/>
-    <w:pPr>
-      <w:spacing w:after="0" w:line="240" w:lineRule="auto"/>
-    </w:pPr>
     <w:rPr>
       <w:sz w:val="20"/>
       <w:szCs w:val="20"/>
     </w:rPr>
   </w:style>
-  <w:style w:type="character" w:styleId="EndnoteTextChar">
+  <w:style w:type="character" w:customStyle="1" w:styleId="EndnoteTextChar">
     <w:name w:val="Endnote Text Char"/>
-    <w:basedOn w:val="DefaultParagraphFont"/>
     <w:link w:val="EndnoteText"/>
     <w:uiPriority w:val="99"/>
     <w:semiHidden/>
@@ -3645,64 +3988,53 @@
       <w:szCs w:val="20"/>
     </w:rPr>
   </w:style>
-  <w:style w:type="paragraph" w:styleId="MdSpace">
+  <w:style w:type="paragraph" w:customStyle="1" w:styleId="MdSpace">
     <w:name w:val="MdSpace"/>
-    <w:basedOn w:val="Normal"/>
-    <w:next w:val="Normal"/>
     <w:qFormat/>
-    <w:pPr>
-      <w:spacing w:after="0" w:before="0"/>
-    </w:pPr>
     <w:rPr>
       <w:sz w:val="12"/>
       <w:szCs w:val="12"/>
     </w:rPr>
   </w:style>
-  <w:style w:type="paragraph" w:styleId="MdCode">
+  <w:style w:type="paragraph" w:customStyle="1" w:styleId="MdCode">
     <w:name w:val="MdCode"/>
-    <w:basedOn w:val="Normal"/>
-    <w:next w:val="Normal"/>
     <w:qFormat/>
     <w:pPr>
       <w:pBdr>
-        <w:top w:val="single" w:color="A5A5A5" w:sz="1" w:space="8"/>
-        <w:bottom w:val="single" w:color="A5A5A5" w:sz="1" w:space="8"/>
-        <w:left w:val="single" w:color="A5A5A5" w:sz="1" w:space="8"/>
-        <w:right w:val="single" w:color="A5A5A5" w:sz="1" w:space="8"/>
+        <w:top w:val="single" w:sz="1" w:space="8" w:color="A5A5A5"/>
+        <w:left w:val="single" w:sz="1" w:space="8" w:color="A5A5A5"/>
+        <w:bottom w:val="single" w:sz="1" w:space="8" w:color="A5A5A5"/>
+        <w:right w:val="single" w:sz="1" w:space="8" w:color="A5A5A5"/>
       </w:pBdr>
-      <w:shd w:fill="f6f6f7"/>
-      <w:spacing w:after="200" w:before="200"/>
+      <w:shd w:val="clear" w:color="auto" w:fill="F6F6F7"/>
+      <w:spacing w:before="200" w:after="200"/>
     </w:pPr>
     <w:rPr>
-      <w:rFonts w:ascii="Courier New" w:cs="Courier New" w:eastAsia="Courier New" w:hAnsi="Courier New"/>
+      <w:rFonts w:ascii="Courier New" w:eastAsia="Courier New" w:hAnsi="Courier New" w:cs="Courier New"/>
       <w:color w:val="032F62"/>
       <w:sz w:val="22"/>
       <w:szCs w:val="22"/>
     </w:rPr>
   </w:style>
-  <w:style w:type="paragraph" w:styleId="MdHr">
+  <w:style w:type="paragraph" w:customStyle="1" w:styleId="MdHr">
     <w:name w:val="MdHr"/>
-    <w:basedOn w:val="Normal"/>
-    <w:next w:val="Normal"/>
     <w:qFormat/>
     <w:pPr>
       <w:pBdr>
-        <w:bottom w:val="single" w:color="D9D9D9" w:sz="1" w:space="1"/>
+        <w:bottom w:val="single" w:sz="1" w:space="1" w:color="D9D9D9"/>
       </w:pBdr>
-      <w:spacing w:after="240" w:before="240"/>
+      <w:spacing w:before="240" w:after="240"/>
     </w:pPr>
   </w:style>
-  <w:style w:type="paragraph" w:styleId="MdBlockquote">
+  <w:style w:type="paragraph" w:customStyle="1" w:styleId="MdBlockquote">
     <w:name w:val="MdBlockquote"/>
-    <w:basedOn w:val="Normal"/>
-    <w:next w:val="Normal"/>
     <w:qFormat/>
     <w:pPr>
       <w:pBdr>
-        <w:left w:val="single" w:color="666666" w:sz="20" w:space="12"/>
+        <w:left w:val="single" w:sz="20" w:space="12" w:color="666666"/>
       </w:pBdr>
-      <w:shd w:fill="F9F9F9"/>
-      <w:spacing w:after="200" w:before="200"/>
+      <w:shd w:val="clear" w:color="auto" w:fill="F9F9F9"/>
+      <w:spacing w:before="200" w:after="200"/>
       <w:ind w:left="360"/>
     </w:pPr>
     <w:rPr>
@@ -3711,92 +4043,72 @@
       <w:color w:val="666666"/>
     </w:rPr>
   </w:style>
-  <w:style w:type="paragraph" w:styleId="MdHtml">
+  <w:style w:type="paragraph" w:customStyle="1" w:styleId="MdHtml">
     <w:name w:val="MdHtml"/>
-    <w:basedOn w:val="Normal"/>
-    <w:next w:val="Normal"/>
     <w:qFormat/>
     <w:rPr>
-      <w:rFonts w:ascii="Courier New" w:cs="Courier New" w:eastAsia="Courier New" w:hAnsi="Courier New"/>
+      <w:rFonts w:ascii="Courier New" w:eastAsia="Courier New" w:hAnsi="Courier New" w:cs="Courier New"/>
       <w:color w:val="4472C4"/>
     </w:rPr>
   </w:style>
-  <w:style w:type="paragraph" w:styleId="MdDef">
+  <w:style w:type="paragraph" w:customStyle="1" w:styleId="MdDef">
     <w:name w:val="MdDef"/>
-    <w:basedOn w:val="Normal"/>
-    <w:next w:val="Normal"/>
     <w:qFormat/>
     <w:pPr>
       <w:ind w:left="720" w:hanging="360"/>
     </w:pPr>
   </w:style>
-  <w:style w:type="paragraph" w:styleId="MdParagraph">
+  <w:style w:type="paragraph" w:customStyle="1" w:styleId="MdParagraph">
     <w:name w:val="MdParagraph"/>
-    <w:basedOn w:val="Normal"/>
-    <w:next w:val="Normal"/>
     <w:qFormat/>
     <w:pPr>
-      <w:spacing w:after="120" w:before="120"/>
+      <w:spacing w:before="120" w:after="120"/>
     </w:pPr>
   </w:style>
-  <w:style w:type="paragraph" w:styleId="MdText">
+  <w:style w:type="paragraph" w:customStyle="1" w:styleId="MdText">
     <w:name w:val="MdText"/>
-    <w:basedOn w:val="Normal"/>
-    <w:next w:val="Normal"/>
     <w:qFormat/>
   </w:style>
-  <w:style w:type="paragraph" w:styleId="MdFootnote">
+  <w:style w:type="paragraph" w:customStyle="1" w:styleId="MdFootnote">
     <w:name w:val="MdFootnote"/>
-    <w:basedOn w:val="Normal"/>
-    <w:next w:val="Normal"/>
     <w:qFormat/>
     <w:rPr>
       <w:vertAlign w:val="superscript"/>
     </w:rPr>
   </w:style>
-  <w:style w:type="paragraph" w:styleId="MdListItem">
+  <w:style w:type="paragraph" w:customStyle="1" w:styleId="MdListItem">
     <w:name w:val="MdListItem"/>
-    <w:basedOn w:val="Normal"/>
-    <w:next w:val="Normal"/>
     <w:qFormat/>
     <w:pPr>
-      <w:spacing w:after="60" w:before="60"/>
+      <w:spacing w:before="60" w:after="60"/>
       <w:ind w:left="720" w:hanging="360"/>
     </w:pPr>
   </w:style>
-  <w:style w:type="paragraph" w:styleId="MdTable">
+  <w:style w:type="paragraph" w:customStyle="1" w:styleId="MdTable">
     <w:name w:val="MdTable"/>
-    <w:basedOn w:val="Normal"/>
-    <w:next w:val="Normal"/>
     <w:qFormat/>
     <w:pPr>
-      <w:spacing w:after="60" w:before="60"/>
+      <w:spacing w:before="60" w:after="60"/>
     </w:pPr>
   </w:style>
-  <w:style w:type="paragraph" w:styleId="MdTableHeader">
+  <w:style w:type="paragraph" w:customStyle="1" w:styleId="MdTableHeader">
     <w:name w:val="MdTableHeader"/>
-    <w:basedOn w:val="Normal"/>
-    <w:next w:val="Normal"/>
     <w:qFormat/>
     <w:rPr>
       <w:b/>
       <w:bCs/>
     </w:rPr>
   </w:style>
-  <w:style w:type="paragraph" w:styleId="MdTableCell">
+  <w:style w:type="paragraph" w:customStyle="1" w:styleId="MdTableCell">
     <w:name w:val="MdTableCell"/>
-    <w:basedOn w:val="Normal"/>
-    <w:next w:val="Normal"/>
     <w:qFormat/>
   </w:style>
-  <w:style w:type="paragraph" w:styleId="MdHeading1">
+  <w:style w:type="paragraph" w:customStyle="1" w:styleId="MdHeading1">
     <w:name w:val="MdHeading1"/>
-    <w:basedOn w:val="Normal"/>
-    <w:next w:val="Normal"/>
     <w:qFormat/>
     <w:pPr>
       <w:keepNext/>
-      <w:spacing w:after="240" w:before="480"/>
+      <w:spacing w:before="480" w:after="240"/>
       <w:outlineLvl w:val="0"/>
     </w:pPr>
     <w:rPr>
@@ -3807,14 +4119,12 @@
       <w:szCs w:val="36"/>
     </w:rPr>
   </w:style>
-  <w:style w:type="paragraph" w:styleId="MdHeading2">
+  <w:style w:type="paragraph" w:customStyle="1" w:styleId="MdHeading2">
     <w:name w:val="MdHeading2"/>
-    <w:basedOn w:val="Normal"/>
-    <w:next w:val="Normal"/>
     <w:qFormat/>
     <w:pPr>
       <w:keepNext/>
-      <w:spacing w:after="200" w:before="400"/>
+      <w:spacing w:before="400" w:after="200"/>
       <w:outlineLvl w:val="1"/>
     </w:pPr>
     <w:rPr>
@@ -3825,14 +4135,12 @@
       <w:szCs w:val="32"/>
     </w:rPr>
   </w:style>
-  <w:style w:type="paragraph" w:styleId="MdHeading3">
+  <w:style w:type="paragraph" w:customStyle="1" w:styleId="MdHeading3">
     <w:name w:val="MdHeading3"/>
-    <w:basedOn w:val="Normal"/>
-    <w:next w:val="Normal"/>
     <w:qFormat/>
     <w:pPr>
       <w:keepNext/>
-      <w:spacing w:after="160" w:before="320"/>
+      <w:spacing w:before="320" w:after="160"/>
       <w:outlineLvl w:val="2"/>
     </w:pPr>
     <w:rPr>
@@ -3843,14 +4151,12 @@
       <w:szCs w:val="28"/>
     </w:rPr>
   </w:style>
-  <w:style w:type="paragraph" w:styleId="MdHeading4">
+  <w:style w:type="paragraph" w:customStyle="1" w:styleId="MdHeading4">
     <w:name w:val="MdHeading4"/>
-    <w:basedOn w:val="Normal"/>
-    <w:next w:val="Normal"/>
     <w:qFormat/>
     <w:pPr>
       <w:keepNext/>
-      <w:spacing w:after="140" w:before="280"/>
+      <w:spacing w:before="280" w:after="140"/>
       <w:outlineLvl w:val="3"/>
     </w:pPr>
     <w:rPr>
@@ -3861,14 +4167,12 @@
       <w:szCs w:val="26"/>
     </w:rPr>
   </w:style>
-  <w:style w:type="paragraph" w:styleId="MdHeading5">
+  <w:style w:type="paragraph" w:customStyle="1" w:styleId="MdHeading5">
     <w:name w:val="MdHeading5"/>
-    <w:basedOn w:val="Normal"/>
-    <w:next w:val="Normal"/>
     <w:qFormat/>
     <w:pPr>
       <w:keepNext/>
-      <w:spacing w:after="120" w:before="240"/>
+      <w:spacing w:before="240" w:after="120"/>
       <w:outlineLvl w:val="4"/>
     </w:pPr>
     <w:rPr>
@@ -3877,46 +4181,34 @@
       <w:i/>
       <w:iCs/>
       <w:color w:val="44546A"/>
-      <w:sz w:val="24"/>
-      <w:szCs w:val="24"/>
     </w:rPr>
   </w:style>
-  <w:style w:type="paragraph" w:styleId="MdHeading6">
+  <w:style w:type="paragraph" w:customStyle="1" w:styleId="MdHeading6">
     <w:name w:val="MdHeading6"/>
-    <w:basedOn w:val="Normal"/>
-    <w:next w:val="Normal"/>
     <w:qFormat/>
     <w:pPr>
       <w:keepNext/>
-      <w:spacing w:after="120" w:before="240"/>
+      <w:spacing w:before="240" w:after="120"/>
       <w:outlineLvl w:val="5"/>
     </w:pPr>
     <w:rPr>
-      <w:b w:val="false"/>
-      <w:bCs w:val="false"/>
       <w:i/>
       <w:iCs/>
       <w:color w:val="44546A"/>
-      <w:sz w:val="24"/>
-      <w:szCs w:val="24"/>
     </w:rPr>
   </w:style>
-  <w:style w:type="character" w:styleId="MdTag">
+  <w:style w:type="character" w:customStyle="1" w:styleId="MdTag">
     <w:name w:val="MdTag"/>
-    <w:basedOn w:val="Normal"/>
-    <w:next w:val="Normal"/>
     <w:uiPriority w:val="99"/>
     <w:unhideWhenUsed/>
     <w:qFormat/>
     <w:rPr>
-      <w:rFonts w:ascii="Courier New" w:cs="Courier New" w:eastAsia="Courier New" w:hAnsi="Courier New"/>
+      <w:rFonts w:ascii="Courier New" w:eastAsia="Courier New" w:hAnsi="Courier New" w:cs="Courier New"/>
       <w:color w:val="ED7D31"/>
     </w:rPr>
   </w:style>
-  <w:style w:type="character" w:styleId="MdLink">
+  <w:style w:type="character" w:customStyle="1" w:styleId="MdLink">
     <w:name w:val="MdLink"/>
-    <w:basedOn w:val="Normal"/>
-    <w:next w:val="Normal"/>
     <w:uiPriority w:val="99"/>
     <w:unhideWhenUsed/>
     <w:qFormat/>
@@ -3925,10 +4217,8 @@
       <w:u w:val="single"/>
     </w:rPr>
   </w:style>
-  <w:style w:type="character" w:styleId="MdStrong">
+  <w:style w:type="character" w:customStyle="1" w:styleId="MdStrong">
     <w:name w:val="MdStrong"/>
-    <w:basedOn w:val="Normal"/>
-    <w:next w:val="Normal"/>
     <w:uiPriority w:val="99"/>
     <w:unhideWhenUsed/>
     <w:qFormat/>
@@ -3937,10 +4227,8 @@
       <w:bCs/>
     </w:rPr>
   </w:style>
-  <w:style w:type="character" w:styleId="MdEm">
+  <w:style w:type="character" w:customStyle="1" w:styleId="MdEm">
     <w:name w:val="MdEm"/>
-    <w:basedOn w:val="Normal"/>
-    <w:next w:val="Normal"/>
     <w:uiPriority w:val="99"/>
     <w:unhideWhenUsed/>
     <w:qFormat/>
@@ -3949,22 +4237,18 @@
       <w:iCs/>
     </w:rPr>
   </w:style>
-  <w:style w:type="character" w:styleId="MdCodespan">
+  <w:style w:type="character" w:customStyle="1" w:styleId="MdCodespan">
     <w:name w:val="MdCodespan"/>
-    <w:basedOn w:val="Normal"/>
-    <w:next w:val="Normal"/>
     <w:uiPriority w:val="99"/>
     <w:unhideWhenUsed/>
     <w:qFormat/>
     <w:rPr>
-      <w:rFonts w:ascii="Courier New" w:cs="Courier New" w:eastAsia="Courier New" w:hAnsi="Courier New"/>
+      <w:rFonts w:ascii="Courier New" w:eastAsia="Courier New" w:hAnsi="Courier New" w:cs="Courier New"/>
       <w:color w:val="70AD47"/>
     </w:rPr>
   </w:style>
-  <w:style w:type="character" w:styleId="MdDel">
+  <w:style w:type="character" w:customStyle="1" w:styleId="MdDel">
     <w:name w:val="MdDel"/>
-    <w:basedOn w:val="Normal"/>
-    <w:next w:val="Normal"/>
     <w:uiPriority w:val="99"/>
     <w:unhideWhenUsed/>
     <w:qFormat/>
@@ -3973,13 +4257,306 @@
       <w:color w:val="FF0000"/>
     </w:rPr>
   </w:style>
-  <w:style w:type="character" w:styleId="MdBr">
+  <w:style w:type="character" w:customStyle="1" w:styleId="MdBr">
     <w:name w:val="MdBr"/>
-    <w:basedOn w:val="Normal"/>
-    <w:next w:val="Normal"/>
     <w:uiPriority w:val="99"/>
     <w:unhideWhenUsed/>
     <w:qFormat/>
   </w:style>
 </w:styles>
+</file>
+
+<file path=word/theme/theme1.xml><?xml version="1.0" encoding="utf-8"?>
+<a:theme xmlns:a="http://schemas.openxmlformats.org/drawingml/2006/main" name="Office Theme">
+  <a:themeElements>
+    <a:clrScheme name="Office">
+      <a:dk1>
+        <a:sysClr val="windowText" lastClr="000000"/>
+      </a:dk1>
+      <a:lt1>
+        <a:sysClr val="window" lastClr="FFFFFF"/>
+      </a:lt1>
+      <a:dk2>
+        <a:srgbClr val="44546A"/>
+      </a:dk2>
+      <a:lt2>
+        <a:srgbClr val="E7E6E6"/>
+      </a:lt2>
+      <a:accent1>
+        <a:srgbClr val="4472C4"/>
+      </a:accent1>
+      <a:accent2>
+        <a:srgbClr val="ED7D31"/>
+      </a:accent2>
+      <a:accent3>
+        <a:srgbClr val="A5A5A5"/>
+      </a:accent3>
+      <a:accent4>
+        <a:srgbClr val="FFC000"/>
+      </a:accent4>
+      <a:accent5>
+        <a:srgbClr val="5B9BD5"/>
+      </a:accent5>
+      <a:accent6>
+        <a:srgbClr val="70AD47"/>
+      </a:accent6>
+      <a:hlink>
+        <a:srgbClr val="0563C1"/>
+      </a:hlink>
+      <a:folHlink>
+        <a:srgbClr val="954F72"/>
+      </a:folHlink>
+    </a:clrScheme>
+    <a:fontScheme name="Office">
+      <a:majorFont>
+        <a:latin typeface="Calibri Light" panose="020F0302020204030204"/>
+        <a:ea typeface=""/>
+        <a:cs typeface=""/>
+        <a:font script="Jpan" typeface="游ゴシック Light"/>
+        <a:font script="Hang" typeface="맑은 고딕"/>
+        <a:font script="Hans" typeface="等线 Light"/>
+        <a:font script="Hant" typeface="新細明體"/>
+        <a:font script="Arab" typeface="Times New Roman"/>
+        <a:font script="Hebr" typeface="Times New Roman"/>
+        <a:font script="Thai" typeface="Angsana New"/>
+        <a:font script="Ethi" typeface="Nyala"/>
+        <a:font script="Beng" typeface="Vrinda"/>
+        <a:font script="Gujr" typeface="Shruti"/>
+        <a:font script="Khmr" typeface="MoolBoran"/>
+        <a:font script="Knda" typeface="Tunga"/>
+        <a:font script="Guru" typeface="Raavi"/>
+        <a:font script="Cans" typeface="Euphemia"/>
+        <a:font script="Cher" typeface="Plantagenet Cherokee"/>
+        <a:font script="Yiii" typeface="Microsoft Yi Baiti"/>
+        <a:font script="Tibt" typeface="Microsoft Himalaya"/>
+        <a:font script="Thaa" typeface="MV Boli"/>
+        <a:font script="Deva" typeface="Mangal"/>
+        <a:font script="Telu" typeface="Gautami"/>
+        <a:font script="Taml" typeface="Latha"/>
+        <a:font script="Syrc" typeface="Estrangelo Edessa"/>
+        <a:font script="Orya" typeface="Kalinga"/>
+        <a:font script="Mlym" typeface="Kartika"/>
+        <a:font script="Laoo" typeface="DokChampa"/>
+        <a:font script="Sinh" typeface="Iskoola Pota"/>
+        <a:font script="Mong" typeface="Mongolian Baiti"/>
+        <a:font script="Viet" typeface="Times New Roman"/>
+        <a:font script="Uigh" typeface="Microsoft Uighur"/>
+        <a:font script="Geor" typeface="Sylfaen"/>
+        <a:font script="Armn" typeface="Arial"/>
+        <a:font script="Bugi" typeface="Leelawadee UI"/>
+        <a:font script="Bopo" typeface="Microsoft JhengHei"/>
+        <a:font script="Java" typeface="Javanese Text"/>
+        <a:font script="Lisu" typeface="Segoe UI"/>
+        <a:font script="Mymr" typeface="Myanmar Text"/>
+        <a:font script="Nkoo" typeface="Ebrima"/>
+        <a:font script="Olck" typeface="Nirmala UI"/>
+        <a:font script="Osma" typeface="Ebrima"/>
+        <a:font script="Phag" typeface="Phagspa"/>
+        <a:font script="Syrn" typeface="Estrangelo Edessa"/>
+        <a:font script="Syrj" typeface="Estrangelo Edessa"/>
+        <a:font script="Syre" typeface="Estrangelo Edessa"/>
+        <a:font script="Sora" typeface="Nirmala UI"/>
+        <a:font script="Tale" typeface="Microsoft Tai Le"/>
+        <a:font script="Talu" typeface="Microsoft New Tai Lue"/>
+        <a:font script="Tfng" typeface="Ebrima"/>
+      </a:majorFont>
+      <a:minorFont>
+        <a:latin typeface="Calibri" panose="020F0502020204030204"/>
+        <a:ea typeface=""/>
+        <a:cs typeface=""/>
+        <a:font script="Jpan" typeface="游明朝"/>
+        <a:font script="Hang" typeface="맑은 고딕"/>
+        <a:font script="Hans" typeface="等线"/>
+        <a:font script="Hant" typeface="新細明體"/>
+        <a:font script="Arab" typeface="Arial"/>
+        <a:font script="Hebr" typeface="Arial"/>
+        <a:font script="Thai" typeface="Cordia New"/>
+        <a:font script="Ethi" typeface="Nyala"/>
+        <a:font script="Beng" typeface="Vrinda"/>
+        <a:font script="Gujr" typeface="Shruti"/>
+        <a:font script="Khmr" typeface="DaunPenh"/>
+        <a:font script="Knda" typeface="Tunga"/>
+        <a:font script="Guru" typeface="Raavi"/>
+        <a:font script="Cans" typeface="Euphemia"/>
+        <a:font script="Cher" typeface="Plantagenet Cherokee"/>
+        <a:font script="Yiii" typeface="Microsoft Yi Baiti"/>
+        <a:font script="Tibt" typeface="Microsoft Himalaya"/>
+        <a:font script="Thaa" typeface="MV Boli"/>
+        <a:font script="Deva" typeface="Mangal"/>
+        <a:font script="Telu" typeface="Gautami"/>
+        <a:font script="Taml" typeface="Latha"/>
+        <a:font script="Syrc" typeface="Estrangelo Edessa"/>
+        <a:font script="Orya" typeface="Kalinga"/>
+        <a:font script="Mlym" typeface="Kartika"/>
+        <a:font script="Laoo" typeface="DokChampa"/>
+        <a:font script="Sinh" typeface="Iskoola Pota"/>
+        <a:font script="Mong" typeface="Mongolian Baiti"/>
+        <a:font script="Viet" typeface="Arial"/>
+        <a:font script="Uigh" typeface="Microsoft Uighur"/>
+        <a:font script="Geor" typeface="Sylfaen"/>
+        <a:font script="Armn" typeface="Arial"/>
+        <a:font script="Bugi" typeface="Leelawadee UI"/>
+        <a:font script="Bopo" typeface="Microsoft JhengHei"/>
+        <a:font script="Java" typeface="Javanese Text"/>
+        <a:font script="Lisu" typeface="Segoe UI"/>
+        <a:font script="Mymr" typeface="Myanmar Text"/>
+        <a:font script="Nkoo" typeface="Ebrima"/>
+        <a:font script="Olck" typeface="Nirmala UI"/>
+        <a:font script="Osma" typeface="Ebrima"/>
+        <a:font script="Phag" typeface="Phagspa"/>
+        <a:font script="Syrn" typeface="Estrangelo Edessa"/>
+        <a:font script="Syrj" typeface="Estrangelo Edessa"/>
+        <a:font script="Syre" typeface="Estrangelo Edessa"/>
+        <a:font script="Sora" typeface="Nirmala UI"/>
+        <a:font script="Tale" typeface="Microsoft Tai Le"/>
+        <a:font script="Talu" typeface="Microsoft New Tai Lue"/>
+        <a:font script="Tfng" typeface="Ebrima"/>
+      </a:minorFont>
+    </a:fontScheme>
+    <a:fmtScheme name="Office">
+      <a:fillStyleLst>
+        <a:solidFill>
+          <a:schemeClr val="phClr"/>
+        </a:solidFill>
+        <a:gradFill rotWithShape="1">
+          <a:gsLst>
+            <a:gs pos="0">
+              <a:schemeClr val="phClr">
+                <a:lumMod val="110000"/>
+                <a:satMod val="105000"/>
+                <a:tint val="67000"/>
+              </a:schemeClr>
+            </a:gs>
+            <a:gs pos="50000">
+              <a:schemeClr val="phClr">
+                <a:lumMod val="105000"/>
+                <a:satMod val="103000"/>
+                <a:tint val="73000"/>
+              </a:schemeClr>
+            </a:gs>
+            <a:gs pos="100000">
+              <a:schemeClr val="phClr">
+                <a:lumMod val="105000"/>
+                <a:satMod val="109000"/>
+                <a:tint val="81000"/>
+              </a:schemeClr>
+            </a:gs>
+          </a:gsLst>
+          <a:lin ang="5400000" scaled="0"/>
+        </a:gradFill>
+        <a:gradFill rotWithShape="1">
+          <a:gsLst>
+            <a:gs pos="0">
+              <a:schemeClr val="phClr">
+                <a:satMod val="103000"/>
+                <a:lumMod val="102000"/>
+                <a:tint val="94000"/>
+              </a:schemeClr>
+            </a:gs>
+            <a:gs pos="50000">
+              <a:schemeClr val="phClr">
+                <a:satMod val="110000"/>
+                <a:lumMod val="100000"/>
+                <a:shade val="100000"/>
+              </a:schemeClr>
+            </a:gs>
+            <a:gs pos="100000">
+              <a:schemeClr val="phClr">
+                <a:lumMod val="99000"/>
+                <a:satMod val="120000"/>
+                <a:shade val="78000"/>
+              </a:schemeClr>
+            </a:gs>
+          </a:gsLst>
+          <a:lin ang="5400000" scaled="0"/>
+        </a:gradFill>
+      </a:fillStyleLst>
+      <a:lnStyleLst>
+        <a:ln w="6350" cap="flat" cmpd="sng" algn="ctr">
+          <a:solidFill>
+            <a:schemeClr val="phClr"/>
+          </a:solidFill>
+          <a:prstDash val="solid"/>
+          <a:miter lim="800000"/>
+        </a:ln>
+        <a:ln w="12700" cap="flat" cmpd="sng" algn="ctr">
+          <a:solidFill>
+            <a:schemeClr val="phClr"/>
+          </a:solidFill>
+          <a:prstDash val="solid"/>
+          <a:miter lim="800000"/>
+        </a:ln>
+        <a:ln w="19050" cap="flat" cmpd="sng" algn="ctr">
+          <a:solidFill>
+            <a:schemeClr val="phClr"/>
+          </a:solidFill>
+          <a:prstDash val="solid"/>
+          <a:miter lim="800000"/>
+        </a:ln>
+      </a:lnStyleLst>
+      <a:effectStyleLst>
+        <a:effectStyle>
+          <a:effectLst/>
+        </a:effectStyle>
+        <a:effectStyle>
+          <a:effectLst/>
+        </a:effectStyle>
+        <a:effectStyle>
+          <a:effectLst>
+            <a:outerShdw blurRad="57150" dist="19050" dir="5400000" algn="ctr" rotWithShape="0">
+              <a:srgbClr val="000000">
+                <a:alpha val="63000"/>
+              </a:srgbClr>
+            </a:outerShdw>
+          </a:effectLst>
+        </a:effectStyle>
+      </a:effectStyleLst>
+      <a:bgFillStyleLst>
+        <a:solidFill>
+          <a:schemeClr val="phClr"/>
+        </a:solidFill>
+        <a:solidFill>
+          <a:schemeClr val="phClr">
+            <a:tint val="95000"/>
+            <a:satMod val="170000"/>
+          </a:schemeClr>
+        </a:solidFill>
+        <a:gradFill rotWithShape="1">
+          <a:gsLst>
+            <a:gs pos="0">
+              <a:schemeClr val="phClr">
+                <a:tint val="93000"/>
+                <a:satMod val="150000"/>
+                <a:shade val="98000"/>
+                <a:lumMod val="102000"/>
+              </a:schemeClr>
+            </a:gs>
+            <a:gs pos="50000">
+              <a:schemeClr val="phClr">
+                <a:tint val="98000"/>
+                <a:satMod val="130000"/>
+                <a:shade val="90000"/>
+                <a:lumMod val="103000"/>
+              </a:schemeClr>
+            </a:gs>
+            <a:gs pos="100000">
+              <a:schemeClr val="phClr">
+                <a:shade val="63000"/>
+                <a:satMod val="120000"/>
+              </a:schemeClr>
+            </a:gs>
+          </a:gsLst>
+          <a:lin ang="5400000" scaled="0"/>
+        </a:gradFill>
+      </a:bgFillStyleLst>
+    </a:fmtScheme>
+  </a:themeElements>
+  <a:objectDefaults/>
+  <a:extraClrSchemeLst/>
+  <a:extLst>
+    <a:ext uri="{05A4C25C-085E-4340-85A3-A5531E510DB2}">
+      <thm15:themeFamily xmlns:thm15="http://schemas.microsoft.com/office/thememl/2012/main" name="Office Theme" id="{62F939B6-93AF-4DB8-9C6B-D6C7DFDC589F}" vid="{4A3C46E8-61CC-4603-A589-7422A47A8E4A}"/>
+    </a:ext>
+  </a:extLst>
+</a:theme>
 </file>